--- a/Fase 1/Evidencias Grupales/1.5_GuiaEstudiante_Fase 1_Definicion Proyecto APT (Español).docx
+++ b/Fase 1/Evidencias Grupales/1.5_GuiaEstudiante_Fase 1_Definicion Proyecto APT (Español).docx
@@ -234,12 +234,12 @@
                 <wp:extent cx="6580505" cy="1486535"/>
                 <wp:effectExtent b="0" l="0" r="0" t="0"/>
                 <wp:wrapNone/>
-                <wp:docPr id="48" name="image2.png"/>
+                <wp:docPr id="48" name="image3.png"/>
                 <a:graphic>
                   <a:graphicData uri="http://schemas.openxmlformats.org/drawingml/2006/picture">
                     <pic:pic>
                       <pic:nvPicPr>
-                        <pic:cNvPr id="0" name="image2.png"/>
+                        <pic:cNvPr id="0" name="image3.png"/>
                         <pic:cNvPicPr preferRelativeResize="0"/>
                       </pic:nvPicPr>
                       <pic:blipFill>
@@ -340,7 +340,7 @@
         <w:widowControl w:val="1"/>
         <w:numPr>
           <w:ilvl w:val="0"/>
-          <w:numId w:val="1"/>
+          <w:numId w:val="2"/>
         </w:numPr>
         <w:pBdr>
           <w:top w:space="0" w:sz="0" w:val="nil"/>
@@ -1114,43 +1114,18 @@
           </w:tcPr>
           <w:p>
             <w:pPr>
-              <w:rPr>
-                <w:b w:val="1"/>
-                <w:bCs w:val="1"/>
-              </w:rPr>
-            </w:pPr>
-            <w:r>
-              <w:rPr>
-                <w:rtl w:val="0"/>
-              </w:rPr>
-              <w:t xml:space="preserve">Diseñar y desarrollar soluciones de software aplicando metodologías de ingeniería; Analizar y modelar requerimientos centrados en el usuario; Gestionar proyectos informáticos utilizando metodologías ágiles; Diseñar experiencia de usuario (UX/UI) para aplicaciones móviles/web.</w:t>
-            </w:r>
-            <w:r>
-              <w:rPr>
-                <w:rtl w:val="0"/>
-              </w:rPr>
+              <w:rPr/>
+            </w:pPr>
+            <w:r>
+              <w:rPr>
+                <w:rtl w:val="0"/>
+              </w:rPr>
+              <w:t xml:space="preserve">Diseñar y desarrollar soluciones de software para dispositivos Android, orientadas a la gestión de agenda académica y al seguimiento del bienestar emocional de estudiantes de Duoc UC, aplicando metodologías de ingeniería; Analizar y modelar requerimientos centrados en las necesidades de los usuarios; Gestionar proyectos informáticos utilizando metodologías ágiles; Diseñar experiencia de usuario e interfaces (UX/UI) para aplicaciones móviles Android, considerando accesibilidad, usabilidad y resguardo de datos personales.</w:t>
             </w:r>
           </w:p>
         </w:tc>
       </w:tr>
     </w:tbl>
-    <w:p>
-      <w:pPr>
-        <w:spacing w:after="0" w:line="360" w:lineRule="auto"/>
-        <w:jc w:val="both"/>
-        <w:rPr>
-          <w:b w:val="1"/>
-          <w:bCs w:val="1"/>
-          <w:sz w:val="24"/>
-          <w:szCs w:val="24"/>
-        </w:rPr>
-      </w:pPr>
-      <w:r>
-        <w:rPr>
-          <w:rtl w:val="0"/>
-        </w:rPr>
-      </w:r>
-    </w:p>
     <w:p>
       <w:pPr>
         <w:spacing w:after="0" w:line="240" w:lineRule="auto"/>
@@ -1161,9 +1136,6 @@
           <w:szCs w:val="24"/>
         </w:rPr>
       </w:pPr>
-      <w:r>
-        <w:br w:type="page"/>
-      </w:r>
       <w:r>
         <w:rPr>
           <w:rtl w:val="0"/>
@@ -1379,7 +1351,8 @@
             <w:pPr>
               <w:jc w:val="both"/>
               <w:rPr>
-                <w:rFonts w:ascii="Calibri" w:cs="Calibri" w:eastAsia="Calibri" w:hAnsi="Calibri"/>
+                <w:b w:val="1"/>
+                <w:bCs w:val="1"/>
                 <w:i w:val="1"/>
                 <w:iCs w:val="1"/>
                 <w:color w:val="548dd4"/>
@@ -1391,7 +1364,23 @@
               <w:rPr>
                 <w:rtl w:val="0"/>
               </w:rPr>
-              <w:t xml:space="preserve">En Chile, la salud mental de los estudiantes de educación superior se ha convertido en una problemática relevante: el estrés académico, la ansiedad y la sobrecarga de responsabilidades (estudio, trabajo, familia) afectan el rendimiento y aumentan el riesgo de deserción. Escogimos este tema porque, como estudiantes, hemos visto de cerca cómo la falta de herramientas que integren la organización académica con el bienestar emocional dificulta que los propios estudiantes detecten a tiempo cuándo necesitan apoyo.</w:t>
+              <w:t xml:space="preserve">En Chile, la salud mental de los estudiantes de educación superior se ha convertido en una problemática relevante: el estrés académico, la ansiedad y la sobrecarga de responsabilidades (estudio, trabajo, familia) afectan el rendimiento y aumentan el riesgo de deserción. Escogimos este tema porque, como estudiantes, hemos visto de cerca cómo la falta de herramientas que integren la organización académica con el bienestar emocional dificulta que los propios estudiantes detecten a tiempo cuándo necesitan apoyo además está demostrado que </w:t>
+            </w:r>
+            <w:r>
+              <w:rPr>
+                <w:rtl w:val="0"/>
+              </w:rPr>
+              <w:t xml:space="preserve">“Un tercio de quienes ingresan a la educación superior tienen antecedentes de problemas de salud mental, el 75% de estos se inician antes de los 24 años”</w:t>
+            </w:r>
+            <w:r>
+              <w:rPr>
+                <w:b w:val="1"/>
+                <w:bCs w:val="1"/>
+                <w:i w:val="1"/>
+                <w:iCs w:val="1"/>
+                <w:rtl w:val="0"/>
+              </w:rPr>
+              <w:t xml:space="preserve">(Universidad de Chile,2019).</w:t>
             </w:r>
             <w:r>
               <w:rPr>
@@ -1642,7 +1631,7 @@
               <w:rPr>
                 <w:rtl w:val="0"/>
               </w:rPr>
-              <w:t xml:space="preserve">El proyecto es factible de desarrollar durante el semestre considerando las horas asignadas a la asignatura de Capstone. Los materiales requeridos son principalmente equipos propios (notebook) y herramientas gratuitas o con plan educacional: Stitch para prototipado, un framework de desarrollo (por ejemplo, React/Flutter), una base de datos en la nube (Firebase/Supabase) y GitHub para control de versiones.</w:t>
+              <w:t xml:space="preserve">El proyecto es factible de desarrollar durante el semestre considerando las horas asignadas a la asignatura de Capstone. Los materiales requeridos son principalmente equipos propios (notebook) y herramientas gratuitas o con plan educacional: Stitch para prototipado, un framework de desarrollo (React-Native), una base de datos en la nube (Supabase) y GitHub para control de versiones.</w:t>
             </w:r>
             <w:r>
               <w:rPr>
@@ -1669,7 +1658,21 @@
               <w:rPr>
                 <w:rtl w:val="0"/>
               </w:rPr>
-              <w:t xml:space="preserve">Factores que podrían dificultar: el tiempo limitado del semestre y la necesidad de manejar datos sensibles de salud mental con criterio ético. Para mitigarlo, se trabajará con datos anonimizados y se pedirá el consentimiento del usuario, respetando su decisión y destacando que sus datos no serán públicos.</w:t>
+              <w:t xml:space="preserve">Factores que podrían dificultar: el tiempo limitado del semestre y la necesidad de manejar datos sensibles de salud mental con criterio ético. Para mitigarlo, se trabajará con datos anonimizados y se pedirá el consentimiento del usuario, respetando su decisión y destacando que sus datos no serán públicos. Esto en marco de la nueva</w:t>
+            </w:r>
+            <w:r>
+              <w:rPr>
+                <w:b w:val="1"/>
+                <w:bCs w:val="1"/>
+                <w:rtl w:val="0"/>
+              </w:rPr>
+              <w:t xml:space="preserve"> Ley N°21.719</w:t>
+            </w:r>
+            <w:r>
+              <w:rPr>
+                <w:rtl w:val="0"/>
+              </w:rPr>
+              <w:t xml:space="preserve"> que regula la protección y el tratamiento de los datos personales en Chile.</w:t>
             </w:r>
           </w:p>
         </w:tc>
@@ -1699,7 +1702,7 @@
         <w:widowControl w:val="1"/>
         <w:numPr>
           <w:ilvl w:val="0"/>
-          <w:numId w:val="1"/>
+          <w:numId w:val="2"/>
         </w:numPr>
         <w:pBdr>
           <w:top w:space="0" w:sz="0" w:val="nil"/>
@@ -2011,81 +2014,139 @@
           </w:tcPr>
           <w:p>
             <w:pPr>
-              <w:jc w:val="both"/>
-              <w:rPr>
-                <w:rFonts w:ascii="Calibri" w:cs="Calibri" w:eastAsia="Calibri" w:hAnsi="Calibri"/>
-                <w:i w:val="1"/>
-                <w:iCs w:val="1"/>
-                <w:color w:val="548dd4"/>
-                <w:sz w:val="20"/>
-                <w:szCs w:val="20"/>
-              </w:rPr>
-            </w:pPr>
-            <w:r>
-              <w:rPr>
-                <w:rtl w:val="0"/>
-              </w:rPr>
-              <w:t xml:space="preserve">Levantar los requerimientos funcionales y no funcionales de la aplicación mediante entrevistas y encuestas a estudiantes.</w:t>
-            </w:r>
-            <w:r>
-              <w:rPr>
-                <w:rtl w:val="0"/>
-              </w:rPr>
-            </w:r>
-          </w:p>
-          <w:p>
-            <w:pPr>
-              <w:rPr/>
-            </w:pPr>
-            <w:r>
-              <w:rPr>
-                <w:rtl w:val="0"/>
-              </w:rPr>
-              <w:t xml:space="preserve">Diseñar la arquitectura de software y el modelo de datos de la aplicación.</w:t>
-            </w:r>
-          </w:p>
-          <w:p>
-            <w:pPr>
-              <w:rPr/>
-            </w:pPr>
-            <w:r>
-              <w:rPr>
-                <w:rtl w:val="0"/>
-              </w:rPr>
-              <w:t xml:space="preserve">Diseñar la experiencia de usuario (UX/UI) mediante prototipos de baja y alta fidelidad.</w:t>
-            </w:r>
-          </w:p>
-          <w:p>
-            <w:pPr>
-              <w:rPr/>
-            </w:pPr>
-            <w:r>
-              <w:rPr>
-                <w:rtl w:val="0"/>
-              </w:rPr>
-              <w:t xml:space="preserve">Implementar los módulos de agenda académica, registro emocional y biblioteca de recursos de bienestar.</w:t>
-            </w:r>
-          </w:p>
-          <w:p>
-            <w:pPr>
-              <w:rPr/>
-            </w:pPr>
-            <w:r>
-              <w:rPr>
-                <w:rtl w:val="0"/>
-              </w:rPr>
-              <w:t xml:space="preserve">Implementar un mecanismo de alertas tempranas ante señales de estrés sostenido.</w:t>
-            </w:r>
-          </w:p>
-          <w:p>
-            <w:pPr>
-              <w:rPr/>
-            </w:pPr>
-            <w:r>
-              <w:rPr>
-                <w:rtl w:val="0"/>
-              </w:rPr>
-              <w:t xml:space="preserve">Validar la aplicación con usuarios reales (estudiantes) y ajustar el producto según la retroalimentación obtenida.</w:t>
+              <w:numPr>
+                <w:ilvl w:val="0"/>
+                <w:numId w:val="1"/>
+              </w:numPr>
+              <w:spacing w:after="0" w:afterAutospacing="0"/>
+              <w:ind w:left="720" w:hanging="360"/>
+              <w:rPr>
+                <w:u w:val="none"/>
+              </w:rPr>
+            </w:pPr>
+            <w:r>
+              <w:rPr>
+                <w:rtl w:val="0"/>
+              </w:rPr>
+              <w:t xml:space="preserve">Identificar mediante encuestas y entrevistas a estudiantes de Duoc UC Puerto Montt las principales necesidades y dificultades relacionadas con la organización académica y el bienestar emocional que enfrentan.</w:t>
+            </w:r>
+          </w:p>
+          <w:p>
+            <w:pPr>
+              <w:numPr>
+                <w:ilvl w:val="0"/>
+                <w:numId w:val="1"/>
+              </w:numPr>
+              <w:spacing w:after="0" w:afterAutospacing="0"/>
+              <w:ind w:left="720" w:hanging="360"/>
+              <w:rPr>
+                <w:u w:val="none"/>
+              </w:rPr>
+            </w:pPr>
+            <w:r>
+              <w:rPr>
+                <w:rtl w:val="0"/>
+              </w:rPr>
+              <w:t xml:space="preserve">Definir las funcionalidades primordiales de la aplicación según la información y necesidades detectadas considerando el tiempo disponible para el desarrollo.</w:t>
+            </w:r>
+          </w:p>
+          <w:p>
+            <w:pPr>
+              <w:numPr>
+                <w:ilvl w:val="0"/>
+                <w:numId w:val="1"/>
+              </w:numPr>
+              <w:spacing w:after="0" w:afterAutospacing="0"/>
+              <w:ind w:left="720" w:hanging="360"/>
+              <w:rPr>
+                <w:u w:val="none"/>
+              </w:rPr>
+            </w:pPr>
+            <w:r>
+              <w:rPr>
+                <w:rtl w:val="0"/>
+              </w:rPr>
+              <w:t xml:space="preserve">Diseñar wireframes y diagramas de flujo para definir la estructura y navegación de las pantallas principales.</w:t>
+            </w:r>
+          </w:p>
+          <w:p>
+            <w:pPr>
+              <w:numPr>
+                <w:ilvl w:val="0"/>
+                <w:numId w:val="1"/>
+              </w:numPr>
+              <w:spacing w:after="0" w:afterAutospacing="0"/>
+              <w:ind w:left="720" w:hanging="360"/>
+              <w:rPr>
+                <w:u w:val="none"/>
+              </w:rPr>
+            </w:pPr>
+            <w:r>
+              <w:rPr>
+                <w:rtl w:val="0"/>
+              </w:rPr>
+              <w:t xml:space="preserve">Elaborar un prototipo interactivo para representar el diseño visual de la aplicación Android.</w:t>
+            </w:r>
+          </w:p>
+          <w:p>
+            <w:pPr>
+              <w:numPr>
+                <w:ilvl w:val="0"/>
+                <w:numId w:val="1"/>
+              </w:numPr>
+              <w:spacing w:after="0" w:afterAutospacing="0"/>
+              <w:ind w:left="720" w:hanging="360"/>
+              <w:rPr>
+                <w:u w:val="none"/>
+              </w:rPr>
+            </w:pPr>
+            <w:r>
+              <w:rPr>
+                <w:rtl w:val="0"/>
+              </w:rPr>
+              <w:t xml:space="preserve">Implementar los módulos de agenda académica, registro emocional y biblioteca de recursos de bienestar en una aplicación para dispositivos Android.</w:t>
+            </w:r>
+          </w:p>
+          <w:p>
+            <w:pPr>
+              <w:numPr>
+                <w:ilvl w:val="0"/>
+                <w:numId w:val="1"/>
+              </w:numPr>
+              <w:spacing w:after="0" w:afterAutospacing="0"/>
+              <w:ind w:left="720" w:hanging="360"/>
+              <w:rPr>
+                <w:u w:val="none"/>
+              </w:rPr>
+            </w:pPr>
+            <w:r>
+              <w:rPr>
+                <w:rtl w:val="0"/>
+              </w:rPr>
+              <w:t xml:space="preserve">Implementar un mecanismo de alertas tempranas ante registros consecutivos de estrés sostenido o estados emocionales negativos.</w:t>
+            </w:r>
+          </w:p>
+          <w:p>
+            <w:pPr>
+              <w:numPr>
+                <w:ilvl w:val="0"/>
+                <w:numId w:val="1"/>
+              </w:numPr>
+              <w:ind w:left="720" w:hanging="360"/>
+              <w:rPr>
+                <w:u w:val="none"/>
+              </w:rPr>
+            </w:pPr>
+            <w:r>
+              <w:rPr>
+                <w:rtl w:val="0"/>
+              </w:rPr>
+              <w:t xml:space="preserve">Validar la aplicación con estudiantes y aplicar mejoras según la retroalimentación obtenida.</w:t>
+            </w:r>
+            <w:r>
+              <w:rPr>
+                <w:rtl w:val="0"/>
+              </w:rPr>
             </w:r>
           </w:p>
         </w:tc>
@@ -2387,7 +2448,21 @@
                 <w:bCs w:val="1"/>
                 <w:rtl w:val="0"/>
               </w:rPr>
-              <w:t xml:space="preserve">Product Owner + UX/UI:</w:t>
+              <w:t xml:space="preserve">Product Owner + UX/UI </w:t>
+            </w:r>
+            <w:r>
+              <w:rPr>
+                <w:rtl w:val="0"/>
+              </w:rPr>
+              <w:t xml:space="preserve">(Gustavo Roldan)</w:t>
+            </w:r>
+            <w:r>
+              <w:rPr>
+                <w:b w:val="1"/>
+                <w:bCs w:val="1"/>
+                <w:rtl w:val="0"/>
+              </w:rPr>
+              <w:t xml:space="preserve">:</w:t>
             </w:r>
             <w:r>
               <w:rPr>
@@ -2406,7 +2481,21 @@
                 <w:bCs w:val="1"/>
                 <w:rtl w:val="0"/>
               </w:rPr>
-              <w:t xml:space="preserve">Scrum Master + Desarrollo:</w:t>
+              <w:t xml:space="preserve">Scrum Master + Desarrollo</w:t>
+            </w:r>
+            <w:r>
+              <w:rPr>
+                <w:rtl w:val="0"/>
+              </w:rPr>
+              <w:t xml:space="preserve">(Hans Mancilla)</w:t>
+            </w:r>
+            <w:r>
+              <w:rPr>
+                <w:b w:val="1"/>
+                <w:bCs w:val="1"/>
+                <w:rtl w:val="0"/>
+              </w:rPr>
+              <w:t xml:space="preserve">:</w:t>
             </w:r>
             <w:r>
               <w:rPr>
@@ -2425,7 +2514,21 @@
                 <w:bCs w:val="1"/>
                 <w:rtl w:val="0"/>
               </w:rPr>
-              <w:t xml:space="preserve">Desarrollo + QA:</w:t>
+              <w:t xml:space="preserve">Desarrollo + QA </w:t>
+            </w:r>
+            <w:r>
+              <w:rPr>
+                <w:rtl w:val="0"/>
+              </w:rPr>
+              <w:t xml:space="preserve">(Nicolas Hernandez)</w:t>
+            </w:r>
+            <w:r>
+              <w:rPr>
+                <w:b w:val="1"/>
+                <w:bCs w:val="1"/>
+                <w:rtl w:val="0"/>
+              </w:rPr>
+              <w:t xml:space="preserve">:</w:t>
             </w:r>
             <w:r>
               <w:rPr>
@@ -2475,9 +2578,6 @@
           <w:szCs w:val="24"/>
         </w:rPr>
       </w:pPr>
-      <w:r>
-        <w:br w:type="page"/>
-      </w:r>
       <w:r>
         <w:rPr>
           <w:rtl w:val="0"/>
@@ -4167,10 +4267,27 @@
         </w:rPr>
       </w:r>
     </w:p>
+    <w:p>
+      <w:pPr>
+        <w:spacing w:after="0" w:line="360" w:lineRule="auto"/>
+        <w:jc w:val="both"/>
+        <w:rPr>
+          <w:b w:val="1"/>
+          <w:bCs w:val="1"/>
+          <w:sz w:val="24"/>
+          <w:szCs w:val="24"/>
+        </w:rPr>
+      </w:pPr>
+      <w:r>
+        <w:rPr>
+          <w:rtl w:val="0"/>
+        </w:rPr>
+      </w:r>
+    </w:p>
     <w:tbl>
       <w:tblPr>
         <w:tblStyle w:val="Table14"/>
-        <w:tblW w:w="11061.0" w:type="dxa"/>
+        <w:tblW w:w="10220.0" w:type="dxa"/>
         <w:jc w:val="center"/>
         <w:tblBorders>
           <w:top w:color="bfbfbf" w:space="0" w:sz="4" w:val="single"/>
@@ -4184,22 +4301,22 @@
         <w:tblLook w:val="0400"/>
       </w:tblPr>
       <w:tblGrid>
-        <w:gridCol w:w="1580"/>
-        <w:gridCol w:w="1580"/>
-        <w:gridCol w:w="1580"/>
-        <w:gridCol w:w="1580"/>
-        <w:gridCol w:w="1580"/>
-        <w:gridCol w:w="1580"/>
-        <w:gridCol w:w="1581"/>
+        <w:gridCol w:w="1460"/>
+        <w:gridCol w:w="1460"/>
+        <w:gridCol w:w="1460"/>
+        <w:gridCol w:w="1460"/>
+        <w:gridCol w:w="1460"/>
+        <w:gridCol w:w="1460"/>
+        <w:gridCol w:w="1460"/>
         <w:tblGridChange w:id="0">
           <w:tblGrid>
-            <w:gridCol w:w="1580"/>
-            <w:gridCol w:w="1580"/>
-            <w:gridCol w:w="1580"/>
-            <w:gridCol w:w="1580"/>
-            <w:gridCol w:w="1580"/>
-            <w:gridCol w:w="1580"/>
-            <w:gridCol w:w="1581"/>
+            <w:gridCol w:w="1460"/>
+            <w:gridCol w:w="1460"/>
+            <w:gridCol w:w="1460"/>
+            <w:gridCol w:w="1460"/>
+            <w:gridCol w:w="1460"/>
+            <w:gridCol w:w="1460"/>
+            <w:gridCol w:w="1460"/>
           </w:tblGrid>
         </w:tblGridChange>
       </w:tblGrid>
@@ -4216,13 +4333,11 @@
             <w:pPr>
               <w:jc w:val="center"/>
               <w:rPr>
-                <w:rFonts w:ascii="Calibri" w:cs="Calibri" w:eastAsia="Calibri" w:hAnsi="Calibri"/>
                 <w:color w:val="1f3864"/>
               </w:rPr>
             </w:pPr>
             <w:r>
               <w:rPr>
-                <w:rFonts w:ascii="Calibri" w:cs="Calibri" w:eastAsia="Calibri" w:hAnsi="Calibri"/>
                 <w:b w:val="1"/>
                 <w:bCs w:val="1"/>
                 <w:color w:val="1f3864"/>
@@ -4249,7 +4364,6 @@
             <w:pPr>
               <w:jc w:val="center"/>
               <w:rPr>
-                <w:rFonts w:ascii="Calibri" w:cs="Calibri" w:eastAsia="Calibri" w:hAnsi="Calibri"/>
                 <w:color w:val="1f3864"/>
                 <w:sz w:val="18"/>
                 <w:szCs w:val="18"/>
@@ -4257,7 +4371,6 @@
             </w:pPr>
             <w:r>
               <w:rPr>
-                <w:rFonts w:ascii="Calibri" w:cs="Calibri" w:eastAsia="Calibri" w:hAnsi="Calibri"/>
                 <w:color w:val="1f3864"/>
                 <w:sz w:val="18"/>
                 <w:szCs w:val="18"/>
@@ -4275,13 +4388,11 @@
             <w:pPr>
               <w:jc w:val="center"/>
               <w:rPr>
-                <w:rFonts w:ascii="Calibri" w:cs="Calibri" w:eastAsia="Calibri" w:hAnsi="Calibri"/>
                 <w:color w:val="1f3864"/>
               </w:rPr>
             </w:pPr>
             <w:r>
               <w:rPr>
-                <w:rFonts w:ascii="Calibri" w:cs="Calibri" w:eastAsia="Calibri" w:hAnsi="Calibri"/>
                 <w:color w:val="1f3864"/>
                 <w:rtl w:val="0"/>
               </w:rPr>
@@ -4297,13 +4408,11 @@
             <w:pPr>
               <w:jc w:val="center"/>
               <w:rPr>
-                <w:rFonts w:ascii="Calibri" w:cs="Calibri" w:eastAsia="Calibri" w:hAnsi="Calibri"/>
                 <w:color w:val="1f3864"/>
               </w:rPr>
             </w:pPr>
             <w:r>
               <w:rPr>
-                <w:rFonts w:ascii="Calibri" w:cs="Calibri" w:eastAsia="Calibri" w:hAnsi="Calibri"/>
                 <w:color w:val="1f3864"/>
                 <w:rtl w:val="0"/>
               </w:rPr>
@@ -4319,13 +4428,11 @@
             <w:pPr>
               <w:jc w:val="center"/>
               <w:rPr>
-                <w:rFonts w:ascii="Calibri" w:cs="Calibri" w:eastAsia="Calibri" w:hAnsi="Calibri"/>
                 <w:color w:val="1f3864"/>
               </w:rPr>
             </w:pPr>
             <w:r>
               <w:rPr>
-                <w:rFonts w:ascii="Calibri" w:cs="Calibri" w:eastAsia="Calibri" w:hAnsi="Calibri"/>
                 <w:color w:val="1f3864"/>
                 <w:rtl w:val="0"/>
               </w:rPr>
@@ -4344,13 +4451,11 @@
             <w:pPr>
               <w:jc w:val="center"/>
               <w:rPr>
-                <w:rFonts w:ascii="Calibri" w:cs="Calibri" w:eastAsia="Calibri" w:hAnsi="Calibri"/>
                 <w:color w:val="1f3864"/>
               </w:rPr>
             </w:pPr>
             <w:r>
               <w:rPr>
-                <w:rFonts w:ascii="Calibri" w:cs="Calibri" w:eastAsia="Calibri" w:hAnsi="Calibri"/>
                 <w:color w:val="1f3864"/>
                 <w:rtl w:val="0"/>
               </w:rPr>
@@ -4361,7 +4466,6 @@
             <w:pPr>
               <w:jc w:val="center"/>
               <w:rPr>
-                <w:rFonts w:ascii="Calibri" w:cs="Calibri" w:eastAsia="Calibri" w:hAnsi="Calibri"/>
                 <w:color w:val="1f3864"/>
               </w:rPr>
             </w:pPr>
@@ -4384,13 +4488,11 @@
             <w:pPr>
               <w:jc w:val="center"/>
               <w:rPr>
-                <w:rFonts w:ascii="Calibri" w:cs="Calibri" w:eastAsia="Calibri" w:hAnsi="Calibri"/>
                 <w:color w:val="1f3864"/>
               </w:rPr>
             </w:pPr>
             <w:r>
               <w:rPr>
-                <w:rFonts w:ascii="Calibri" w:cs="Calibri" w:eastAsia="Calibri" w:hAnsi="Calibri"/>
                 <w:color w:val="1f3864"/>
                 <w:rtl w:val="0"/>
               </w:rPr>
@@ -4398,7 +4500,6 @@
             </w:r>
             <w:r>
               <w:rPr>
-                <w:rFonts w:ascii="Calibri" w:cs="Calibri" w:eastAsia="Calibri" w:hAnsi="Calibri"/>
                 <w:color w:val="1f3864"/>
                 <w:vertAlign w:val="superscript"/>
               </w:rPr>
@@ -4419,13 +4520,11 @@
             <w:pPr>
               <w:jc w:val="center"/>
               <w:rPr>
-                <w:rFonts w:ascii="Calibri" w:cs="Calibri" w:eastAsia="Calibri" w:hAnsi="Calibri"/>
                 <w:color w:val="1f3864"/>
               </w:rPr>
             </w:pPr>
             <w:r>
               <w:rPr>
-                <w:rFonts w:ascii="Calibri" w:cs="Calibri" w:eastAsia="Calibri" w:hAnsi="Calibri"/>
                 <w:color w:val="1f3864"/>
                 <w:rtl w:val="0"/>
               </w:rPr>
@@ -4445,7 +4544,6 @@
             <w:pPr>
               <w:jc w:val="both"/>
               <w:rPr>
-                <w:rFonts w:ascii="Calibri" w:cs="Calibri" w:eastAsia="Calibri" w:hAnsi="Calibri"/>
                 <w:i w:val="1"/>
                 <w:iCs w:val="1"/>
                 <w:color w:val="548dd4"/>
@@ -4482,47 +4580,46 @@
               <w:rPr>
                 <w:rtl w:val="0"/>
               </w:rPr>
-              <w:t xml:space="preserve">Levantamiento de requerimientos</w:t>
-            </w:r>
-            <w:r>
-              <w:rPr>
-                <w:rtl w:val="0"/>
-              </w:rPr>
-            </w:r>
-          </w:p>
-        </w:tc>
-        <w:tc>
-          <w:tcPr/>
-          <w:p>
-            <w:pPr>
-              <w:jc w:val="both"/>
-              <w:rPr>
-                <w:b w:val="1"/>
-                <w:bCs w:val="1"/>
-                <w:sz w:val="18"/>
-                <w:szCs w:val="18"/>
-              </w:rPr>
-            </w:pPr>
-            <w:r>
-              <w:rPr>
-                <w:rtl w:val="0"/>
-              </w:rPr>
-              <w:t xml:space="preserve">Entrevistas y encuestas a estudiantes y, de ser posible, al área de Bienestar Estudiantil.</w:t>
-            </w:r>
-            <w:r>
-              <w:rPr>
-                <w:rtl w:val="0"/>
-              </w:rPr>
-            </w:r>
-          </w:p>
-        </w:tc>
-        <w:tc>
-          <w:tcPr/>
-          <w:p>
-            <w:pPr>
-              <w:jc w:val="both"/>
-              <w:rPr>
-                <w:rFonts w:ascii="Calibri" w:cs="Calibri" w:eastAsia="Calibri" w:hAnsi="Calibri"/>
+              <w:t xml:space="preserve">Diseño de instrumentos de recolección</w:t>
+            </w:r>
+            <w:r>
+              <w:rPr>
+                <w:rtl w:val="0"/>
+              </w:rPr>
+            </w:r>
+          </w:p>
+        </w:tc>
+        <w:tc>
+          <w:tcPr/>
+          <w:p>
+            <w:pPr>
+              <w:jc w:val="both"/>
+              <w:rPr>
+                <w:b w:val="1"/>
+                <w:bCs w:val="1"/>
+                <w:sz w:val="18"/>
+                <w:szCs w:val="18"/>
+              </w:rPr>
+            </w:pPr>
+            <w:r>
+              <w:rPr>
+                <w:rtl w:val="0"/>
+              </w:rPr>
+              <w:t xml:space="preserve">Elaborar encuesta y pauta de entrevista para estudiantes y área de Bienestar Estudiantil</w:t>
+            </w:r>
+            <w:r>
+              <w:rPr>
+                <w:rtl w:val="0"/>
+              </w:rPr>
+            </w:r>
+          </w:p>
+        </w:tc>
+        <w:tc>
+          <w:tcPr/>
+          <w:p>
+            <w:pPr>
+              <w:jc w:val="both"/>
+              <w:rPr>
                 <w:i w:val="1"/>
                 <w:iCs w:val="1"/>
                 <w:color w:val="548dd4"/>
@@ -4534,7 +4631,7 @@
               <w:rPr>
                 <w:rtl w:val="0"/>
               </w:rPr>
-              <w:t xml:space="preserve">Formularios Google, videollamada</w:t>
+              <w:t xml:space="preserve">Google Forms</w:t>
             </w:r>
             <w:r>
               <w:rPr>
@@ -4553,7 +4650,6 @@
             <w:pPr>
               <w:jc w:val="both"/>
               <w:rPr>
-                <w:rFonts w:ascii="Calibri" w:cs="Calibri" w:eastAsia="Calibri" w:hAnsi="Calibri"/>
                 <w:i w:val="1"/>
                 <w:iCs w:val="1"/>
                 <w:color w:val="548dd4"/>
@@ -4565,7 +4661,7 @@
               <w:rPr>
                 <w:rtl w:val="0"/>
               </w:rPr>
-              <w:t xml:space="preserve">2 semanas</w:t>
+              <w:t xml:space="preserve">3 días</w:t>
             </w:r>
             <w:r>
               <w:rPr>
@@ -4620,7 +4716,7 @@
               <w:rPr>
                 <w:rtl w:val="0"/>
               </w:rPr>
-              <w:t xml:space="preserve">Depende de la disponibilidad de entrevistados</w:t>
+              <w:t xml:space="preserve">Validar preguntas con docente guía antes de aplicar</w:t>
             </w:r>
             <w:r>
               <w:rPr>
@@ -4641,7 +4737,6 @@
             <w:pPr>
               <w:jc w:val="both"/>
               <w:rPr>
-                <w:rFonts w:ascii="Calibri" w:cs="Calibri" w:eastAsia="Calibri" w:hAnsi="Calibri"/>
                 <w:i w:val="1"/>
                 <w:iCs w:val="1"/>
                 <w:color w:val="548dd4"/>
@@ -4653,22 +4748,71 @@
               <w:rPr>
                 <w:rtl w:val="0"/>
               </w:rPr>
-              <w:t xml:space="preserve">Diseño UX/UI</w:t>
-            </w:r>
-            <w:r>
-              <w:rPr>
-                <w:rtl w:val="0"/>
-              </w:rPr>
-            </w:r>
-          </w:p>
-        </w:tc>
-        <w:tc>
-          <w:tcPr/>
-          <w:p>
-            <w:pPr>
-              <w:jc w:val="both"/>
-              <w:rPr>
-                <w:rFonts w:ascii="Calibri" w:cs="Calibri" w:eastAsia="Calibri" w:hAnsi="Calibri"/>
+              <w:t xml:space="preserve">Análisis de requerimientos</w:t>
+            </w:r>
+            <w:r>
+              <w:rPr>
+                <w:rtl w:val="0"/>
+              </w:rPr>
+            </w:r>
+          </w:p>
+        </w:tc>
+        <w:tc>
+          <w:tcPr/>
+          <w:p>
+            <w:pPr>
+              <w:jc w:val="both"/>
+              <w:rPr>
+                <w:b w:val="1"/>
+                <w:bCs w:val="1"/>
+                <w:sz w:val="18"/>
+                <w:szCs w:val="18"/>
+              </w:rPr>
+            </w:pPr>
+            <w:r>
+              <w:rPr>
+                <w:rtl w:val="0"/>
+              </w:rPr>
+              <w:t xml:space="preserve">Aplicación de encuestas a estudiantes</w:t>
+            </w:r>
+            <w:r>
+              <w:rPr>
+                <w:rtl w:val="0"/>
+              </w:rPr>
+            </w:r>
+          </w:p>
+        </w:tc>
+        <w:tc>
+          <w:tcPr/>
+          <w:p>
+            <w:pPr>
+              <w:jc w:val="both"/>
+              <w:rPr>
+                <w:b w:val="1"/>
+                <w:bCs w:val="1"/>
+                <w:sz w:val="18"/>
+                <w:szCs w:val="18"/>
+              </w:rPr>
+            </w:pPr>
+            <w:r>
+              <w:rPr>
+                <w:rtl w:val="0"/>
+              </w:rPr>
+              <w:t xml:space="preserve">Difundir y recolectar respuestas sobre hábitos de organización académica y bienestar emocional</w:t>
+            </w:r>
+            <w:r>
+              <w:rPr>
+                <w:rtl w:val="0"/>
+              </w:rPr>
+            </w:r>
+          </w:p>
+        </w:tc>
+        <w:tc>
+          <w:tcPr/>
+          <w:p>
+            <w:pPr>
+              <w:jc w:val="both"/>
+              <w:rPr>
                 <w:i w:val="1"/>
                 <w:iCs w:val="1"/>
                 <w:color w:val="548dd4"/>
@@ -4680,61 +4824,7 @@
               <w:rPr>
                 <w:rtl w:val="0"/>
               </w:rPr>
-              <w:t xml:space="preserve">Diseño de prototipos</w:t>
-            </w:r>
-            <w:r>
-              <w:rPr>
-                <w:rtl w:val="0"/>
-              </w:rPr>
-            </w:r>
-          </w:p>
-        </w:tc>
-        <w:tc>
-          <w:tcPr/>
-          <w:p>
-            <w:pPr>
-              <w:jc w:val="both"/>
-              <w:rPr>
-                <w:rFonts w:ascii="Calibri" w:cs="Calibri" w:eastAsia="Calibri" w:hAnsi="Calibri"/>
-                <w:i w:val="1"/>
-                <w:iCs w:val="1"/>
-                <w:color w:val="548dd4"/>
-                <w:sz w:val="18"/>
-                <w:szCs w:val="18"/>
-              </w:rPr>
-            </w:pPr>
-            <w:r>
-              <w:rPr>
-                <w:rtl w:val="0"/>
-              </w:rPr>
-              <w:t xml:space="preserve">Elaboración de wireframes y prototipo navegable en Stitch Google para agenda y módulo de salud mental.</w:t>
-            </w:r>
-            <w:r>
-              <w:rPr>
-                <w:rtl w:val="0"/>
-              </w:rPr>
-            </w:r>
-          </w:p>
-        </w:tc>
-        <w:tc>
-          <w:tcPr/>
-          <w:p>
-            <w:pPr>
-              <w:jc w:val="both"/>
-              <w:rPr>
-                <w:rFonts w:ascii="Calibri" w:cs="Calibri" w:eastAsia="Calibri" w:hAnsi="Calibri"/>
-                <w:i w:val="1"/>
-                <w:iCs w:val="1"/>
-                <w:color w:val="548dd4"/>
-                <w:sz w:val="18"/>
-                <w:szCs w:val="18"/>
-              </w:rPr>
-            </w:pPr>
-            <w:r>
-              <w:rPr>
-                <w:rtl w:val="0"/>
-              </w:rPr>
-              <w:t xml:space="preserve">Stitch Google</w:t>
+              <w:t xml:space="preserve">Google Forms, redes de curso</w:t>
             </w:r>
             <w:r>
               <w:rPr>
@@ -4753,7 +4843,6 @@
             <w:pPr>
               <w:jc w:val="both"/>
               <w:rPr>
-                <w:rFonts w:ascii="Calibri" w:cs="Calibri" w:eastAsia="Calibri" w:hAnsi="Calibri"/>
                 <w:i w:val="1"/>
                 <w:iCs w:val="1"/>
                 <w:color w:val="548dd4"/>
@@ -4765,7 +4854,7 @@
               <w:rPr>
                 <w:rtl w:val="0"/>
               </w:rPr>
-              <w:t xml:space="preserve">2 semanas</w:t>
+              <w:t xml:space="preserve">5 días</w:t>
             </w:r>
             <w:r>
               <w:rPr>
@@ -4785,46 +4874,42 @@
             <w:pPr>
               <w:jc w:val="both"/>
               <w:rPr>
-                <w:rFonts w:ascii="Calibri" w:cs="Calibri" w:eastAsia="Calibri" w:hAnsi="Calibri"/>
-                <w:i w:val="1"/>
-                <w:iCs w:val="1"/>
-                <w:color w:val="548dd4"/>
-                <w:sz w:val="18"/>
-                <w:szCs w:val="18"/>
-              </w:rPr>
-            </w:pPr>
-            <w:r>
-              <w:rPr>
-                <w:rtl w:val="0"/>
-              </w:rPr>
-              <w:t xml:space="preserve">Gustavo Roldan</w:t>
-            </w:r>
-            <w:r>
-              <w:rPr>
-                <w:rtl w:val="0"/>
-              </w:rPr>
-            </w:r>
-          </w:p>
-        </w:tc>
-        <w:tc>
-          <w:tcPr/>
-          <w:p>
-            <w:pPr>
-              <w:jc w:val="both"/>
-              <w:rPr>
-                <w:rFonts w:ascii="Calibri" w:cs="Calibri" w:eastAsia="Calibri" w:hAnsi="Calibri"/>
-                <w:i w:val="1"/>
-                <w:iCs w:val="1"/>
-                <w:color w:val="548dd4"/>
-                <w:sz w:val="18"/>
-                <w:szCs w:val="18"/>
-              </w:rPr>
-            </w:pPr>
-            <w:r>
-              <w:rPr>
-                <w:rtl w:val="0"/>
-              </w:rPr>
-              <w:t xml:space="preserve">Se ajustará según retroalimentación de usuarios</w:t>
+                <w:b w:val="1"/>
+                <w:bCs w:val="1"/>
+                <w:sz w:val="18"/>
+                <w:szCs w:val="18"/>
+              </w:rPr>
+            </w:pPr>
+            <w:r>
+              <w:rPr>
+                <w:rtl w:val="0"/>
+              </w:rPr>
+              <w:t xml:space="preserve">Hans Mancilla</w:t>
+            </w:r>
+            <w:r>
+              <w:rPr>
+                <w:rtl w:val="0"/>
+              </w:rPr>
+            </w:r>
+          </w:p>
+        </w:tc>
+        <w:tc>
+          <w:tcPr/>
+          <w:p>
+            <w:pPr>
+              <w:jc w:val="both"/>
+              <w:rPr>
+                <w:b w:val="1"/>
+                <w:bCs w:val="1"/>
+                <w:sz w:val="18"/>
+                <w:szCs w:val="18"/>
+              </w:rPr>
+            </w:pPr>
+            <w:r>
+              <w:rPr>
+                <w:rtl w:val="0"/>
+              </w:rPr>
+              <w:t xml:space="preserve">Meta mínima de respuestas a definir</w:t>
             </w:r>
             <w:r>
               <w:rPr>
@@ -4845,7 +4930,6 @@
             <w:pPr>
               <w:jc w:val="both"/>
               <w:rPr>
-                <w:rFonts w:ascii="Calibri" w:cs="Calibri" w:eastAsia="Calibri" w:hAnsi="Calibri"/>
                 <w:i w:val="1"/>
                 <w:iCs w:val="1"/>
                 <w:color w:val="548dd4"/>
@@ -4857,22 +4941,71 @@
               <w:rPr>
                 <w:rtl w:val="0"/>
               </w:rPr>
-              <w:t xml:space="preserve">Desarrollo de software</w:t>
-            </w:r>
-            <w:r>
-              <w:rPr>
-                <w:rtl w:val="0"/>
-              </w:rPr>
-            </w:r>
-          </w:p>
-        </w:tc>
-        <w:tc>
-          <w:tcPr/>
-          <w:p>
-            <w:pPr>
-              <w:jc w:val="both"/>
-              <w:rPr>
-                <w:rFonts w:ascii="Calibri" w:cs="Calibri" w:eastAsia="Calibri" w:hAnsi="Calibri"/>
+              <w:t xml:space="preserve">Análisis de requerimientos</w:t>
+            </w:r>
+            <w:r>
+              <w:rPr>
+                <w:rtl w:val="0"/>
+              </w:rPr>
+            </w:r>
+          </w:p>
+        </w:tc>
+        <w:tc>
+          <w:tcPr/>
+          <w:p>
+            <w:pPr>
+              <w:jc w:val="both"/>
+              <w:rPr>
+                <w:b w:val="1"/>
+                <w:bCs w:val="1"/>
+                <w:sz w:val="18"/>
+                <w:szCs w:val="18"/>
+              </w:rPr>
+            </w:pPr>
+            <w:r>
+              <w:rPr>
+                <w:rtl w:val="0"/>
+              </w:rPr>
+              <w:t xml:space="preserve">Entrevista con Bienestar Estudiantil</w:t>
+            </w:r>
+            <w:r>
+              <w:rPr>
+                <w:rtl w:val="0"/>
+              </w:rPr>
+            </w:r>
+          </w:p>
+        </w:tc>
+        <w:tc>
+          <w:tcPr/>
+          <w:p>
+            <w:pPr>
+              <w:jc w:val="both"/>
+              <w:rPr>
+                <w:b w:val="1"/>
+                <w:bCs w:val="1"/>
+                <w:sz w:val="18"/>
+                <w:szCs w:val="18"/>
+              </w:rPr>
+            </w:pPr>
+            <w:r>
+              <w:rPr>
+                <w:rtl w:val="0"/>
+              </w:rPr>
+              <w:t xml:space="preserve">Reunión con el área para levantar necesidades institucionales y validar pertinencia del módulo de alertas</w:t>
+            </w:r>
+            <w:r>
+              <w:rPr>
+                <w:rtl w:val="0"/>
+              </w:rPr>
+            </w:r>
+          </w:p>
+        </w:tc>
+        <w:tc>
+          <w:tcPr/>
+          <w:p>
+            <w:pPr>
+              <w:jc w:val="both"/>
+              <w:rPr>
                 <w:i w:val="1"/>
                 <w:iCs w:val="1"/>
                 <w:color w:val="548dd4"/>
@@ -4884,61 +5017,7 @@
               <w:rPr>
                 <w:rtl w:val="0"/>
               </w:rPr>
-              <w:t xml:space="preserve">Implementación de la aplicación</w:t>
-            </w:r>
-            <w:r>
-              <w:rPr>
-                <w:rtl w:val="0"/>
-              </w:rPr>
-            </w:r>
-          </w:p>
-        </w:tc>
-        <w:tc>
-          <w:tcPr/>
-          <w:p>
-            <w:pPr>
-              <w:jc w:val="both"/>
-              <w:rPr>
-                <w:rFonts w:ascii="Calibri" w:cs="Calibri" w:eastAsia="Calibri" w:hAnsi="Calibri"/>
-                <w:i w:val="1"/>
-                <w:iCs w:val="1"/>
-                <w:color w:val="548dd4"/>
-                <w:sz w:val="18"/>
-                <w:szCs w:val="18"/>
-              </w:rPr>
-            </w:pPr>
-            <w:r>
-              <w:rPr>
-                <w:rtl w:val="0"/>
-              </w:rPr>
-              <w:t xml:space="preserve">Desarrollo del frontend, backend e integración de base de datos para los módulos definidos.</w:t>
-            </w:r>
-            <w:r>
-              <w:rPr>
-                <w:rtl w:val="0"/>
-              </w:rPr>
-            </w:r>
-          </w:p>
-        </w:tc>
-        <w:tc>
-          <w:tcPr/>
-          <w:p>
-            <w:pPr>
-              <w:jc w:val="both"/>
-              <w:rPr>
-                <w:rFonts w:ascii="Calibri" w:cs="Calibri" w:eastAsia="Calibri" w:hAnsi="Calibri"/>
-                <w:i w:val="1"/>
-                <w:iCs w:val="1"/>
-                <w:color w:val="548dd4"/>
-                <w:sz w:val="18"/>
-                <w:szCs w:val="18"/>
-              </w:rPr>
-            </w:pPr>
-            <w:r>
-              <w:rPr>
-                <w:rtl w:val="0"/>
-              </w:rPr>
-              <w:t xml:space="preserve">Framework de desarrollo, base de datos en la nube, GitHub</w:t>
+              <w:t xml:space="preserve">Videollamada</w:t>
             </w:r>
             <w:r>
               <w:rPr>
@@ -4957,7 +5036,6 @@
             <w:pPr>
               <w:jc w:val="both"/>
               <w:rPr>
-                <w:rFonts w:ascii="Calibri" w:cs="Calibri" w:eastAsia="Calibri" w:hAnsi="Calibri"/>
                 <w:i w:val="1"/>
                 <w:iCs w:val="1"/>
                 <w:color w:val="548dd4"/>
@@ -4969,7 +5047,7 @@
               <w:rPr>
                 <w:rtl w:val="0"/>
               </w:rPr>
-              <w:t xml:space="preserve">4-5 semanas</w:t>
+              <w:t xml:space="preserve">1 semana (paralelo)</w:t>
             </w:r>
             <w:r>
               <w:rPr>
@@ -4989,7 +5067,62 @@
             <w:pPr>
               <w:jc w:val="both"/>
               <w:rPr>
-                <w:rFonts w:ascii="Calibri" w:cs="Calibri" w:eastAsia="Calibri" w:hAnsi="Calibri"/>
+                <w:b w:val="1"/>
+                <w:bCs w:val="1"/>
+                <w:sz w:val="18"/>
+                <w:szCs w:val="18"/>
+              </w:rPr>
+            </w:pPr>
+            <w:r>
+              <w:rPr>
+                <w:rtl w:val="0"/>
+              </w:rPr>
+              <w:t xml:space="preserve">Hans Mancilla</w:t>
+            </w:r>
+            <w:r>
+              <w:rPr>
+                <w:rtl w:val="0"/>
+              </w:rPr>
+            </w:r>
+          </w:p>
+        </w:tc>
+        <w:tc>
+          <w:tcPr/>
+          <w:p>
+            <w:pPr>
+              <w:jc w:val="both"/>
+              <w:rPr>
+                <w:b w:val="1"/>
+                <w:bCs w:val="1"/>
+                <w:sz w:val="18"/>
+                <w:szCs w:val="18"/>
+              </w:rPr>
+            </w:pPr>
+            <w:r>
+              <w:rPr>
+                <w:rtl w:val="0"/>
+              </w:rPr>
+              <w:t xml:space="preserve">Depende de la disponibilidad de la unidad</w:t>
+            </w:r>
+            <w:r>
+              <w:rPr>
+                <w:rtl w:val="0"/>
+              </w:rPr>
+            </w:r>
+          </w:p>
+        </w:tc>
+      </w:tr>
+      <w:tr>
+        <w:trPr>
+          <w:cantSplit w:val="0"/>
+          <w:tblHeader w:val="0"/>
+        </w:trPr>
+        <w:tc>
+          <w:tcPr/>
+          <w:p>
+            <w:pPr>
+              <w:jc w:val="both"/>
+              <w:rPr>
                 <w:i w:val="1"/>
                 <w:iCs w:val="1"/>
                 <w:color w:val="548dd4"/>
@@ -5001,22 +5134,71 @@
               <w:rPr>
                 <w:rtl w:val="0"/>
               </w:rPr>
-              <w:t xml:space="preserve">Nicolas Hernandez, Hans Mancilla, Gustavo Roldan</w:t>
-            </w:r>
-            <w:r>
-              <w:rPr>
-                <w:rtl w:val="0"/>
-              </w:rPr>
-            </w:r>
-          </w:p>
-        </w:tc>
-        <w:tc>
-          <w:tcPr/>
-          <w:p>
-            <w:pPr>
-              <w:jc w:val="both"/>
-              <w:rPr>
-                <w:rFonts w:ascii="Calibri" w:cs="Calibri" w:eastAsia="Calibri" w:hAnsi="Calibri"/>
+              <w:t xml:space="preserve">Análisis de requerimientos</w:t>
+            </w:r>
+            <w:r>
+              <w:rPr>
+                <w:rtl w:val="0"/>
+              </w:rPr>
+            </w:r>
+          </w:p>
+        </w:tc>
+        <w:tc>
+          <w:tcPr/>
+          <w:p>
+            <w:pPr>
+              <w:jc w:val="both"/>
+              <w:rPr>
+                <w:b w:val="1"/>
+                <w:bCs w:val="1"/>
+                <w:sz w:val="18"/>
+                <w:szCs w:val="18"/>
+              </w:rPr>
+            </w:pPr>
+            <w:r>
+              <w:rPr>
+                <w:rtl w:val="0"/>
+              </w:rPr>
+              <w:t xml:space="preserve">Análisis y documentación de requerimientos</w:t>
+            </w:r>
+            <w:r>
+              <w:rPr>
+                <w:rtl w:val="0"/>
+              </w:rPr>
+            </w:r>
+          </w:p>
+        </w:tc>
+        <w:tc>
+          <w:tcPr/>
+          <w:p>
+            <w:pPr>
+              <w:jc w:val="both"/>
+              <w:rPr>
+                <w:b w:val="1"/>
+                <w:bCs w:val="1"/>
+                <w:sz w:val="18"/>
+                <w:szCs w:val="18"/>
+              </w:rPr>
+            </w:pPr>
+            <w:r>
+              <w:rPr>
+                <w:rtl w:val="0"/>
+              </w:rPr>
+              <w:t xml:space="preserve">Sistematizar resultados en requerimientos funcionales y no funcionales</w:t>
+            </w:r>
+            <w:r>
+              <w:rPr>
+                <w:rtl w:val="0"/>
+              </w:rPr>
+            </w:r>
+          </w:p>
+        </w:tc>
+        <w:tc>
+          <w:tcPr/>
+          <w:p>
+            <w:pPr>
+              <w:jc w:val="both"/>
+              <w:rPr>
                 <w:i w:val="1"/>
                 <w:iCs w:val="1"/>
                 <w:color w:val="548dd4"/>
@@ -5028,7 +5210,3554 @@
               <w:rPr>
                 <w:rtl w:val="0"/>
               </w:rPr>
-              <w:t xml:space="preserve">Requiere pruebas continuas durante el desarrollo</w:t>
+              <w:t xml:space="preserve">Documento de requerimientos</w:t>
+            </w:r>
+            <w:r>
+              <w:rPr>
+                <w:rtl w:val="0"/>
+              </w:rPr>
+            </w:r>
+          </w:p>
+        </w:tc>
+        <w:tc>
+          <w:tcPr>
+            <w:tcBorders>
+              <w:right w:color="ffffff" w:space="0" w:sz="4" w:val="single"/>
+            </w:tcBorders>
+          </w:tcPr>
+          <w:p>
+            <w:pPr>
+              <w:jc w:val="both"/>
+              <w:rPr>
+                <w:i w:val="1"/>
+                <w:iCs w:val="1"/>
+                <w:color w:val="548dd4"/>
+                <w:sz w:val="18"/>
+                <w:szCs w:val="18"/>
+              </w:rPr>
+            </w:pPr>
+            <w:r>
+              <w:rPr>
+                <w:rtl w:val="0"/>
+              </w:rPr>
+              <w:t xml:space="preserve">3 días</w:t>
+            </w:r>
+            <w:r>
+              <w:rPr>
+                <w:rtl w:val="0"/>
+              </w:rPr>
+            </w:r>
+          </w:p>
+        </w:tc>
+        <w:tc>
+          <w:tcPr>
+            <w:tcBorders>
+              <w:left w:color="ffffff" w:space="0" w:sz="4" w:val="single"/>
+            </w:tcBorders>
+            <w:shd w:fill="d9d9d9" w:val="clear"/>
+          </w:tcPr>
+          <w:p>
+            <w:pPr>
+              <w:jc w:val="both"/>
+              <w:rPr>
+                <w:b w:val="1"/>
+                <w:bCs w:val="1"/>
+                <w:sz w:val="18"/>
+                <w:szCs w:val="18"/>
+              </w:rPr>
+            </w:pPr>
+            <w:r>
+              <w:rPr>
+                <w:rtl w:val="0"/>
+              </w:rPr>
+              <w:t xml:space="preserve">Hans Mancilla, Gustavo Roldan</w:t>
+            </w:r>
+            <w:r>
+              <w:rPr>
+                <w:rtl w:val="0"/>
+              </w:rPr>
+            </w:r>
+          </w:p>
+        </w:tc>
+        <w:tc>
+          <w:tcPr/>
+          <w:p>
+            <w:pPr>
+              <w:jc w:val="both"/>
+              <w:rPr>
+                <w:b w:val="1"/>
+                <w:bCs w:val="1"/>
+                <w:sz w:val="18"/>
+                <w:szCs w:val="18"/>
+              </w:rPr>
+            </w:pPr>
+            <w:r>
+              <w:rPr>
+                <w:rtl w:val="0"/>
+              </w:rPr>
+              <w:t xml:space="preserve">—</w:t>
+            </w:r>
+            <w:r>
+              <w:rPr>
+                <w:rtl w:val="0"/>
+              </w:rPr>
+            </w:r>
+          </w:p>
+        </w:tc>
+      </w:tr>
+      <w:tr>
+        <w:trPr>
+          <w:cantSplit w:val="0"/>
+          <w:tblHeader w:val="0"/>
+        </w:trPr>
+        <w:tc>
+          <w:tcPr/>
+          <w:p>
+            <w:pPr>
+              <w:jc w:val="both"/>
+              <w:rPr>
+                <w:i w:val="1"/>
+                <w:iCs w:val="1"/>
+                <w:color w:val="548dd4"/>
+                <w:sz w:val="18"/>
+                <w:szCs w:val="18"/>
+              </w:rPr>
+            </w:pPr>
+            <w:r>
+              <w:rPr>
+                <w:rtl w:val="0"/>
+              </w:rPr>
+              <w:t xml:space="preserve">Análisis de requerimientos</w:t>
+            </w:r>
+            <w:r>
+              <w:rPr>
+                <w:rtl w:val="0"/>
+              </w:rPr>
+            </w:r>
+          </w:p>
+        </w:tc>
+        <w:tc>
+          <w:tcPr/>
+          <w:p>
+            <w:pPr>
+              <w:jc w:val="both"/>
+              <w:rPr>
+                <w:b w:val="1"/>
+                <w:bCs w:val="1"/>
+                <w:sz w:val="18"/>
+                <w:szCs w:val="18"/>
+              </w:rPr>
+            </w:pPr>
+            <w:r>
+              <w:rPr>
+                <w:rtl w:val="0"/>
+              </w:rPr>
+              <w:t xml:space="preserve">Elaboración de backlog inicial</w:t>
+            </w:r>
+            <w:r>
+              <w:rPr>
+                <w:rtl w:val="0"/>
+              </w:rPr>
+            </w:r>
+          </w:p>
+        </w:tc>
+        <w:tc>
+          <w:tcPr/>
+          <w:p>
+            <w:pPr>
+              <w:jc w:val="both"/>
+              <w:rPr>
+                <w:b w:val="1"/>
+                <w:bCs w:val="1"/>
+                <w:sz w:val="18"/>
+                <w:szCs w:val="18"/>
+              </w:rPr>
+            </w:pPr>
+            <w:r>
+              <w:rPr>
+                <w:rtl w:val="0"/>
+              </w:rPr>
+              <w:t xml:space="preserve">Redactar y priorizar historias de usuario a partir de los requerimientos</w:t>
+            </w:r>
+            <w:r>
+              <w:rPr>
+                <w:rtl w:val="0"/>
+              </w:rPr>
+            </w:r>
+          </w:p>
+        </w:tc>
+        <w:tc>
+          <w:tcPr/>
+          <w:p>
+            <w:pPr>
+              <w:jc w:val="both"/>
+              <w:rPr>
+                <w:i w:val="1"/>
+                <w:iCs w:val="1"/>
+                <w:color w:val="548dd4"/>
+                <w:sz w:val="18"/>
+                <w:szCs w:val="18"/>
+              </w:rPr>
+            </w:pPr>
+            <w:r>
+              <w:rPr>
+                <w:rtl w:val="0"/>
+              </w:rPr>
+              <w:t xml:space="preserve">Trello/Jira</w:t>
+            </w:r>
+            <w:r>
+              <w:rPr>
+                <w:rtl w:val="0"/>
+              </w:rPr>
+            </w:r>
+          </w:p>
+        </w:tc>
+        <w:tc>
+          <w:tcPr>
+            <w:tcBorders>
+              <w:right w:color="ffffff" w:space="0" w:sz="4" w:val="single"/>
+            </w:tcBorders>
+          </w:tcPr>
+          <w:p>
+            <w:pPr>
+              <w:jc w:val="both"/>
+              <w:rPr>
+                <w:i w:val="1"/>
+                <w:iCs w:val="1"/>
+                <w:color w:val="548dd4"/>
+                <w:sz w:val="18"/>
+                <w:szCs w:val="18"/>
+              </w:rPr>
+            </w:pPr>
+            <w:r>
+              <w:rPr>
+                <w:rtl w:val="0"/>
+              </w:rPr>
+              <w:t xml:space="preserve">2 días</w:t>
+            </w:r>
+            <w:r>
+              <w:rPr>
+                <w:rtl w:val="0"/>
+              </w:rPr>
+            </w:r>
+          </w:p>
+        </w:tc>
+        <w:tc>
+          <w:tcPr>
+            <w:tcBorders>
+              <w:left w:color="ffffff" w:space="0" w:sz="4" w:val="single"/>
+            </w:tcBorders>
+            <w:shd w:fill="d9d9d9" w:val="clear"/>
+          </w:tcPr>
+          <w:p>
+            <w:pPr>
+              <w:jc w:val="both"/>
+              <w:rPr>
+                <w:b w:val="1"/>
+                <w:bCs w:val="1"/>
+                <w:sz w:val="18"/>
+                <w:szCs w:val="18"/>
+              </w:rPr>
+            </w:pPr>
+            <w:r>
+              <w:rPr>
+                <w:rtl w:val="0"/>
+              </w:rPr>
+              <w:t xml:space="preserve">Gustavo Roldan</w:t>
+            </w:r>
+            <w:r>
+              <w:rPr>
+                <w:rtl w:val="0"/>
+              </w:rPr>
+            </w:r>
+          </w:p>
+        </w:tc>
+        <w:tc>
+          <w:tcPr/>
+          <w:p>
+            <w:pPr>
+              <w:jc w:val="both"/>
+              <w:rPr>
+                <w:b w:val="1"/>
+                <w:bCs w:val="1"/>
+                <w:sz w:val="18"/>
+                <w:szCs w:val="18"/>
+              </w:rPr>
+            </w:pPr>
+            <w:r>
+              <w:rPr>
+                <w:rtl w:val="0"/>
+              </w:rPr>
+              <w:t xml:space="preserve">Insumo directo para diseño UX/UI</w:t>
+            </w:r>
+            <w:r>
+              <w:rPr>
+                <w:rtl w:val="0"/>
+              </w:rPr>
+            </w:r>
+          </w:p>
+        </w:tc>
+      </w:tr>
+      <w:tr>
+        <w:trPr>
+          <w:cantSplit w:val="0"/>
+          <w:tblHeader w:val="0"/>
+        </w:trPr>
+        <w:tc>
+          <w:tcPr/>
+          <w:p>
+            <w:pPr>
+              <w:jc w:val="both"/>
+              <w:rPr>
+                <w:i w:val="1"/>
+                <w:iCs w:val="1"/>
+                <w:color w:val="548dd4"/>
+                <w:sz w:val="18"/>
+                <w:szCs w:val="18"/>
+              </w:rPr>
+            </w:pPr>
+            <w:r>
+              <w:rPr>
+                <w:rtl w:val="0"/>
+              </w:rPr>
+              <w:t xml:space="preserve">Gestión de requisitos</w:t>
+            </w:r>
+            <w:r>
+              <w:rPr>
+                <w:rtl w:val="0"/>
+              </w:rPr>
+            </w:r>
+          </w:p>
+        </w:tc>
+        <w:tc>
+          <w:tcPr/>
+          <w:p>
+            <w:pPr>
+              <w:jc w:val="both"/>
+              <w:rPr>
+                <w:b w:val="1"/>
+                <w:bCs w:val="1"/>
+                <w:sz w:val="18"/>
+                <w:szCs w:val="18"/>
+              </w:rPr>
+            </w:pPr>
+            <w:r>
+              <w:rPr>
+                <w:rtl w:val="0"/>
+              </w:rPr>
+              <w:t xml:space="preserve">Diseño de wireframes (baja fidelidad)</w:t>
+            </w:r>
+            <w:r>
+              <w:rPr>
+                <w:rtl w:val="0"/>
+              </w:rPr>
+            </w:r>
+          </w:p>
+        </w:tc>
+        <w:tc>
+          <w:tcPr/>
+          <w:p>
+            <w:pPr>
+              <w:jc w:val="both"/>
+              <w:rPr>
+                <w:b w:val="1"/>
+                <w:bCs w:val="1"/>
+                <w:sz w:val="18"/>
+                <w:szCs w:val="18"/>
+              </w:rPr>
+            </w:pPr>
+            <w:r>
+              <w:rPr>
+                <w:rtl w:val="0"/>
+              </w:rPr>
+              <w:t xml:space="preserve">Bocetar flujos y pantallas principales de agenda y salud mental</w:t>
+            </w:r>
+            <w:r>
+              <w:rPr>
+                <w:rtl w:val="0"/>
+              </w:rPr>
+            </w:r>
+          </w:p>
+        </w:tc>
+        <w:tc>
+          <w:tcPr/>
+          <w:p>
+            <w:pPr>
+              <w:jc w:val="both"/>
+              <w:rPr>
+                <w:i w:val="1"/>
+                <w:iCs w:val="1"/>
+                <w:color w:val="548dd4"/>
+                <w:sz w:val="18"/>
+                <w:szCs w:val="18"/>
+              </w:rPr>
+            </w:pPr>
+            <w:r>
+              <w:rPr>
+                <w:rtl w:val="0"/>
+              </w:rPr>
+              <w:t xml:space="preserve">Papel/Figma</w:t>
+            </w:r>
+            <w:r>
+              <w:rPr>
+                <w:rtl w:val="0"/>
+              </w:rPr>
+            </w:r>
+          </w:p>
+        </w:tc>
+        <w:tc>
+          <w:tcPr>
+            <w:tcBorders>
+              <w:right w:color="ffffff" w:space="0" w:sz="4" w:val="single"/>
+            </w:tcBorders>
+          </w:tcPr>
+          <w:p>
+            <w:pPr>
+              <w:jc w:val="both"/>
+              <w:rPr>
+                <w:i w:val="1"/>
+                <w:iCs w:val="1"/>
+                <w:color w:val="548dd4"/>
+                <w:sz w:val="18"/>
+                <w:szCs w:val="18"/>
+              </w:rPr>
+            </w:pPr>
+            <w:r>
+              <w:rPr>
+                <w:rtl w:val="0"/>
+              </w:rPr>
+              <w:t xml:space="preserve">3 días</w:t>
+            </w:r>
+            <w:r>
+              <w:rPr>
+                <w:rtl w:val="0"/>
+              </w:rPr>
+            </w:r>
+          </w:p>
+        </w:tc>
+        <w:tc>
+          <w:tcPr>
+            <w:tcBorders>
+              <w:left w:color="ffffff" w:space="0" w:sz="4" w:val="single"/>
+            </w:tcBorders>
+            <w:shd w:fill="d9d9d9" w:val="clear"/>
+          </w:tcPr>
+          <w:p>
+            <w:pPr>
+              <w:jc w:val="both"/>
+              <w:rPr>
+                <w:b w:val="1"/>
+                <w:bCs w:val="1"/>
+                <w:sz w:val="18"/>
+                <w:szCs w:val="18"/>
+              </w:rPr>
+            </w:pPr>
+            <w:r>
+              <w:rPr>
+                <w:rtl w:val="0"/>
+              </w:rPr>
+              <w:t xml:space="preserve">Gustavo Roldan</w:t>
+            </w:r>
+            <w:r>
+              <w:rPr>
+                <w:rtl w:val="0"/>
+              </w:rPr>
+            </w:r>
+          </w:p>
+        </w:tc>
+        <w:tc>
+          <w:tcPr/>
+          <w:p>
+            <w:pPr>
+              <w:jc w:val="both"/>
+              <w:rPr>
+                <w:b w:val="1"/>
+                <w:bCs w:val="1"/>
+                <w:sz w:val="18"/>
+                <w:szCs w:val="18"/>
+              </w:rPr>
+            </w:pPr>
+            <w:r>
+              <w:rPr>
+                <w:rtl w:val="0"/>
+              </w:rPr>
+              <w:t xml:space="preserve">Base para discusión con el equipo</w:t>
+            </w:r>
+            <w:r>
+              <w:rPr>
+                <w:rtl w:val="0"/>
+              </w:rPr>
+            </w:r>
+          </w:p>
+        </w:tc>
+      </w:tr>
+      <w:tr>
+        <w:trPr>
+          <w:cantSplit w:val="0"/>
+          <w:tblHeader w:val="0"/>
+        </w:trPr>
+        <w:tc>
+          <w:tcPr/>
+          <w:p>
+            <w:pPr>
+              <w:jc w:val="both"/>
+              <w:rPr>
+                <w:i w:val="1"/>
+                <w:iCs w:val="1"/>
+                <w:color w:val="548dd4"/>
+                <w:sz w:val="18"/>
+                <w:szCs w:val="18"/>
+              </w:rPr>
+            </w:pPr>
+            <w:r>
+              <w:rPr>
+                <w:rtl w:val="0"/>
+              </w:rPr>
+              <w:t xml:space="preserve">Gestión de requisitos</w:t>
+            </w:r>
+            <w:r>
+              <w:rPr>
+                <w:rtl w:val="0"/>
+              </w:rPr>
+            </w:r>
+          </w:p>
+        </w:tc>
+        <w:tc>
+          <w:tcPr/>
+          <w:p>
+            <w:pPr>
+              <w:jc w:val="both"/>
+              <w:rPr>
+                <w:b w:val="1"/>
+                <w:bCs w:val="1"/>
+                <w:sz w:val="18"/>
+                <w:szCs w:val="18"/>
+              </w:rPr>
+            </w:pPr>
+            <w:r>
+              <w:rPr>
+                <w:rtl w:val="0"/>
+              </w:rPr>
+              <w:t xml:space="preserve">Definición de flujo de navegación</w:t>
+            </w:r>
+            <w:r>
+              <w:rPr>
+                <w:rtl w:val="0"/>
+              </w:rPr>
+            </w:r>
+          </w:p>
+        </w:tc>
+        <w:tc>
+          <w:tcPr/>
+          <w:p>
+            <w:pPr>
+              <w:jc w:val="both"/>
+              <w:rPr>
+                <w:b w:val="1"/>
+                <w:bCs w:val="1"/>
+                <w:sz w:val="18"/>
+                <w:szCs w:val="18"/>
+              </w:rPr>
+            </w:pPr>
+            <w:r>
+              <w:rPr>
+                <w:rtl w:val="0"/>
+              </w:rPr>
+              <w:t xml:space="preserve">Diagramar el recorrido del usuario entre módulos</w:t>
+            </w:r>
+            <w:r>
+              <w:rPr>
+                <w:rtl w:val="0"/>
+              </w:rPr>
+            </w:r>
+          </w:p>
+        </w:tc>
+        <w:tc>
+          <w:tcPr/>
+          <w:p>
+            <w:pPr>
+              <w:jc w:val="both"/>
+              <w:rPr>
+                <w:i w:val="1"/>
+                <w:iCs w:val="1"/>
+                <w:color w:val="548dd4"/>
+                <w:sz w:val="18"/>
+                <w:szCs w:val="18"/>
+              </w:rPr>
+            </w:pPr>
+            <w:r>
+              <w:rPr>
+                <w:rtl w:val="0"/>
+              </w:rPr>
+              <w:t xml:space="preserve">Figma/Miro</w:t>
+            </w:r>
+            <w:r>
+              <w:rPr>
+                <w:rtl w:val="0"/>
+              </w:rPr>
+            </w:r>
+          </w:p>
+        </w:tc>
+        <w:tc>
+          <w:tcPr>
+            <w:tcBorders>
+              <w:right w:color="ffffff" w:space="0" w:sz="4" w:val="single"/>
+            </w:tcBorders>
+          </w:tcPr>
+          <w:p>
+            <w:pPr>
+              <w:jc w:val="both"/>
+              <w:rPr>
+                <w:i w:val="1"/>
+                <w:iCs w:val="1"/>
+                <w:color w:val="548dd4"/>
+                <w:sz w:val="18"/>
+                <w:szCs w:val="18"/>
+              </w:rPr>
+            </w:pPr>
+            <w:r>
+              <w:rPr>
+                <w:rtl w:val="0"/>
+              </w:rPr>
+              <w:t xml:space="preserve">2 días</w:t>
+            </w:r>
+            <w:r>
+              <w:rPr>
+                <w:rtl w:val="0"/>
+              </w:rPr>
+            </w:r>
+          </w:p>
+        </w:tc>
+        <w:tc>
+          <w:tcPr>
+            <w:tcBorders>
+              <w:left w:color="ffffff" w:space="0" w:sz="4" w:val="single"/>
+            </w:tcBorders>
+            <w:shd w:fill="d9d9d9" w:val="clear"/>
+          </w:tcPr>
+          <w:p>
+            <w:pPr>
+              <w:jc w:val="both"/>
+              <w:rPr>
+                <w:b w:val="1"/>
+                <w:bCs w:val="1"/>
+                <w:sz w:val="18"/>
+                <w:szCs w:val="18"/>
+              </w:rPr>
+            </w:pPr>
+            <w:r>
+              <w:rPr>
+                <w:rtl w:val="0"/>
+              </w:rPr>
+              <w:t xml:space="preserve">Gustavo Roldan</w:t>
+            </w:r>
+            <w:r>
+              <w:rPr>
+                <w:rtl w:val="0"/>
+              </w:rPr>
+            </w:r>
+          </w:p>
+        </w:tc>
+        <w:tc>
+          <w:tcPr/>
+          <w:p>
+            <w:pPr>
+              <w:jc w:val="both"/>
+              <w:rPr>
+                <w:b w:val="1"/>
+                <w:bCs w:val="1"/>
+                <w:sz w:val="18"/>
+                <w:szCs w:val="18"/>
+              </w:rPr>
+            </w:pPr>
+            <w:r>
+              <w:rPr>
+                <w:rtl w:val="0"/>
+              </w:rPr>
+              <w:t xml:space="preserve">—</w:t>
+            </w:r>
+            <w:r>
+              <w:rPr>
+                <w:rtl w:val="0"/>
+              </w:rPr>
+            </w:r>
+          </w:p>
+        </w:tc>
+      </w:tr>
+      <w:tr>
+        <w:trPr>
+          <w:cantSplit w:val="0"/>
+          <w:tblHeader w:val="0"/>
+        </w:trPr>
+        <w:tc>
+          <w:tcPr/>
+          <w:p>
+            <w:pPr>
+              <w:jc w:val="both"/>
+              <w:rPr>
+                <w:i w:val="1"/>
+                <w:iCs w:val="1"/>
+                <w:color w:val="548dd4"/>
+                <w:sz w:val="18"/>
+                <w:szCs w:val="18"/>
+              </w:rPr>
+            </w:pPr>
+            <w:r>
+              <w:rPr>
+                <w:rtl w:val="0"/>
+              </w:rPr>
+              <w:t xml:space="preserve">Gestión de requisitos</w:t>
+            </w:r>
+            <w:r>
+              <w:rPr>
+                <w:rtl w:val="0"/>
+              </w:rPr>
+            </w:r>
+          </w:p>
+        </w:tc>
+        <w:tc>
+          <w:tcPr/>
+          <w:p>
+            <w:pPr>
+              <w:jc w:val="both"/>
+              <w:rPr>
+                <w:b w:val="1"/>
+                <w:bCs w:val="1"/>
+                <w:sz w:val="18"/>
+                <w:szCs w:val="18"/>
+              </w:rPr>
+            </w:pPr>
+            <w:r>
+              <w:rPr>
+                <w:rtl w:val="0"/>
+              </w:rPr>
+              <w:t xml:space="preserve">Prototipo navegable de alta fidelidad</w:t>
+            </w:r>
+            <w:r>
+              <w:rPr>
+                <w:rtl w:val="0"/>
+              </w:rPr>
+            </w:r>
+          </w:p>
+        </w:tc>
+        <w:tc>
+          <w:tcPr/>
+          <w:p>
+            <w:pPr>
+              <w:jc w:val="both"/>
+              <w:rPr>
+                <w:b w:val="1"/>
+                <w:bCs w:val="1"/>
+                <w:sz w:val="18"/>
+                <w:szCs w:val="18"/>
+              </w:rPr>
+            </w:pPr>
+            <w:r>
+              <w:rPr>
+                <w:rtl w:val="0"/>
+              </w:rPr>
+              <w:t xml:space="preserve">Construir prototipo interactivo en Stitch con pantallas y flujos definidos</w:t>
+            </w:r>
+            <w:r>
+              <w:rPr>
+                <w:rtl w:val="0"/>
+              </w:rPr>
+            </w:r>
+          </w:p>
+        </w:tc>
+        <w:tc>
+          <w:tcPr/>
+          <w:p>
+            <w:pPr>
+              <w:jc w:val="both"/>
+              <w:rPr>
+                <w:i w:val="1"/>
+                <w:iCs w:val="1"/>
+                <w:color w:val="548dd4"/>
+                <w:sz w:val="18"/>
+                <w:szCs w:val="18"/>
+              </w:rPr>
+            </w:pPr>
+            <w:r>
+              <w:rPr>
+                <w:rtl w:val="0"/>
+              </w:rPr>
+              <w:t xml:space="preserve">Stitch Google</w:t>
+            </w:r>
+            <w:r>
+              <w:rPr>
+                <w:rtl w:val="0"/>
+              </w:rPr>
+            </w:r>
+          </w:p>
+        </w:tc>
+        <w:tc>
+          <w:tcPr>
+            <w:tcBorders>
+              <w:right w:color="ffffff" w:space="0" w:sz="4" w:val="single"/>
+            </w:tcBorders>
+          </w:tcPr>
+          <w:p>
+            <w:pPr>
+              <w:jc w:val="both"/>
+              <w:rPr>
+                <w:i w:val="1"/>
+                <w:iCs w:val="1"/>
+                <w:color w:val="548dd4"/>
+                <w:sz w:val="18"/>
+                <w:szCs w:val="18"/>
+              </w:rPr>
+            </w:pPr>
+            <w:r>
+              <w:rPr>
+                <w:rtl w:val="0"/>
+              </w:rPr>
+              <w:t xml:space="preserve">1 semana</w:t>
+            </w:r>
+            <w:r>
+              <w:rPr>
+                <w:rtl w:val="0"/>
+              </w:rPr>
+            </w:r>
+          </w:p>
+        </w:tc>
+        <w:tc>
+          <w:tcPr>
+            <w:tcBorders>
+              <w:left w:color="ffffff" w:space="0" w:sz="4" w:val="single"/>
+            </w:tcBorders>
+            <w:shd w:fill="d9d9d9" w:val="clear"/>
+          </w:tcPr>
+          <w:p>
+            <w:pPr>
+              <w:jc w:val="both"/>
+              <w:rPr>
+                <w:b w:val="1"/>
+                <w:bCs w:val="1"/>
+                <w:sz w:val="18"/>
+                <w:szCs w:val="18"/>
+              </w:rPr>
+            </w:pPr>
+            <w:r>
+              <w:rPr>
+                <w:rtl w:val="0"/>
+              </w:rPr>
+              <w:t xml:space="preserve">Gustavo Roldan</w:t>
+            </w:r>
+            <w:r>
+              <w:rPr>
+                <w:rtl w:val="0"/>
+              </w:rPr>
+            </w:r>
+          </w:p>
+        </w:tc>
+        <w:tc>
+          <w:tcPr/>
+          <w:p>
+            <w:pPr>
+              <w:jc w:val="both"/>
+              <w:rPr>
+                <w:b w:val="1"/>
+                <w:bCs w:val="1"/>
+                <w:sz w:val="18"/>
+                <w:szCs w:val="18"/>
+              </w:rPr>
+            </w:pPr>
+            <w:r>
+              <w:rPr>
+                <w:rtl w:val="0"/>
+              </w:rPr>
+              <w:t xml:space="preserve">—</w:t>
+            </w:r>
+            <w:r>
+              <w:rPr>
+                <w:rtl w:val="0"/>
+              </w:rPr>
+            </w:r>
+          </w:p>
+        </w:tc>
+      </w:tr>
+      <w:tr>
+        <w:trPr>
+          <w:cantSplit w:val="0"/>
+          <w:tblHeader w:val="0"/>
+        </w:trPr>
+        <w:tc>
+          <w:tcPr/>
+          <w:p>
+            <w:pPr>
+              <w:jc w:val="both"/>
+              <w:rPr>
+                <w:i w:val="1"/>
+                <w:iCs w:val="1"/>
+                <w:color w:val="548dd4"/>
+                <w:sz w:val="18"/>
+                <w:szCs w:val="18"/>
+              </w:rPr>
+            </w:pPr>
+            <w:r>
+              <w:rPr>
+                <w:rtl w:val="0"/>
+              </w:rPr>
+              <w:t xml:space="preserve">Gestión de requisitos</w:t>
+            </w:r>
+            <w:r>
+              <w:rPr>
+                <w:rtl w:val="0"/>
+              </w:rPr>
+            </w:r>
+          </w:p>
+        </w:tc>
+        <w:tc>
+          <w:tcPr/>
+          <w:p>
+            <w:pPr>
+              <w:jc w:val="both"/>
+              <w:rPr>
+                <w:b w:val="1"/>
+                <w:bCs w:val="1"/>
+                <w:sz w:val="18"/>
+                <w:szCs w:val="18"/>
+              </w:rPr>
+            </w:pPr>
+            <w:r>
+              <w:rPr>
+                <w:rtl w:val="0"/>
+              </w:rPr>
+              <w:t xml:space="preserve">Validación de prototipo con usuarios</w:t>
+            </w:r>
+            <w:r>
+              <w:rPr>
+                <w:rtl w:val="0"/>
+              </w:rPr>
+            </w:r>
+          </w:p>
+        </w:tc>
+        <w:tc>
+          <w:tcPr/>
+          <w:p>
+            <w:pPr>
+              <w:jc w:val="both"/>
+              <w:rPr>
+                <w:b w:val="1"/>
+                <w:bCs w:val="1"/>
+                <w:sz w:val="18"/>
+                <w:szCs w:val="18"/>
+              </w:rPr>
+            </w:pPr>
+            <w:r>
+              <w:rPr>
+                <w:rtl w:val="0"/>
+              </w:rPr>
+              <w:t xml:space="preserve">Testear el prototipo con estudiantes y recoger retroalimentación</w:t>
+            </w:r>
+            <w:r>
+              <w:rPr>
+                <w:rtl w:val="0"/>
+              </w:rPr>
+            </w:r>
+          </w:p>
+        </w:tc>
+        <w:tc>
+          <w:tcPr/>
+          <w:p>
+            <w:pPr>
+              <w:jc w:val="both"/>
+              <w:rPr>
+                <w:i w:val="1"/>
+                <w:iCs w:val="1"/>
+                <w:color w:val="548dd4"/>
+                <w:sz w:val="18"/>
+                <w:szCs w:val="18"/>
+              </w:rPr>
+            </w:pPr>
+            <w:r>
+              <w:rPr>
+                <w:rtl w:val="0"/>
+              </w:rPr>
+              <w:t xml:space="preserve">Prototipo Stitch, formulario feedback</w:t>
+            </w:r>
+            <w:r>
+              <w:rPr>
+                <w:rtl w:val="0"/>
+              </w:rPr>
+            </w:r>
+          </w:p>
+        </w:tc>
+        <w:tc>
+          <w:tcPr>
+            <w:tcBorders>
+              <w:right w:color="ffffff" w:space="0" w:sz="4" w:val="single"/>
+            </w:tcBorders>
+          </w:tcPr>
+          <w:p>
+            <w:pPr>
+              <w:jc w:val="both"/>
+              <w:rPr>
+                <w:i w:val="1"/>
+                <w:iCs w:val="1"/>
+                <w:color w:val="548dd4"/>
+                <w:sz w:val="18"/>
+                <w:szCs w:val="18"/>
+              </w:rPr>
+            </w:pPr>
+            <w:r>
+              <w:rPr>
+                <w:rtl w:val="0"/>
+              </w:rPr>
+              <w:t xml:space="preserve">3 días</w:t>
+            </w:r>
+            <w:r>
+              <w:rPr>
+                <w:rtl w:val="0"/>
+              </w:rPr>
+            </w:r>
+          </w:p>
+        </w:tc>
+        <w:tc>
+          <w:tcPr>
+            <w:tcBorders>
+              <w:left w:color="ffffff" w:space="0" w:sz="4" w:val="single"/>
+            </w:tcBorders>
+            <w:shd w:fill="d9d9d9" w:val="clear"/>
+          </w:tcPr>
+          <w:p>
+            <w:pPr>
+              <w:jc w:val="both"/>
+              <w:rPr>
+                <w:b w:val="1"/>
+                <w:bCs w:val="1"/>
+                <w:sz w:val="18"/>
+                <w:szCs w:val="18"/>
+              </w:rPr>
+            </w:pPr>
+            <w:r>
+              <w:rPr>
+                <w:rtl w:val="0"/>
+              </w:rPr>
+              <w:t xml:space="preserve">Gustavo Roldan, Hans Mancilla</w:t>
+            </w:r>
+            <w:r>
+              <w:rPr>
+                <w:rtl w:val="0"/>
+              </w:rPr>
+            </w:r>
+          </w:p>
+        </w:tc>
+        <w:tc>
+          <w:tcPr/>
+          <w:p>
+            <w:pPr>
+              <w:jc w:val="both"/>
+              <w:rPr>
+                <w:b w:val="1"/>
+                <w:bCs w:val="1"/>
+                <w:sz w:val="18"/>
+                <w:szCs w:val="18"/>
+              </w:rPr>
+            </w:pPr>
+            <w:r>
+              <w:rPr>
+                <w:rtl w:val="0"/>
+              </w:rPr>
+              <w:t xml:space="preserve">Puede requerir 2ª ronda de ajustes</w:t>
+            </w:r>
+            <w:r>
+              <w:rPr>
+                <w:rtl w:val="0"/>
+              </w:rPr>
+            </w:r>
+          </w:p>
+        </w:tc>
+      </w:tr>
+      <w:tr>
+        <w:trPr>
+          <w:cantSplit w:val="0"/>
+          <w:tblHeader w:val="0"/>
+        </w:trPr>
+        <w:tc>
+          <w:tcPr/>
+          <w:p>
+            <w:pPr>
+              <w:jc w:val="both"/>
+              <w:rPr>
+                <w:i w:val="1"/>
+                <w:iCs w:val="1"/>
+                <w:color w:val="548dd4"/>
+                <w:sz w:val="18"/>
+                <w:szCs w:val="18"/>
+              </w:rPr>
+            </w:pPr>
+            <w:r>
+              <w:rPr>
+                <w:rtl w:val="0"/>
+              </w:rPr>
+              <w:t xml:space="preserve">Gestión de requisitos</w:t>
+            </w:r>
+            <w:r>
+              <w:rPr>
+                <w:rtl w:val="0"/>
+              </w:rPr>
+            </w:r>
+          </w:p>
+        </w:tc>
+        <w:tc>
+          <w:tcPr/>
+          <w:p>
+            <w:pPr>
+              <w:jc w:val="both"/>
+              <w:rPr>
+                <w:b w:val="1"/>
+                <w:bCs w:val="1"/>
+                <w:sz w:val="18"/>
+                <w:szCs w:val="18"/>
+              </w:rPr>
+            </w:pPr>
+            <w:r>
+              <w:rPr>
+                <w:rtl w:val="0"/>
+              </w:rPr>
+              <w:t xml:space="preserve">Ajustes de diseño según feedback</w:t>
+            </w:r>
+            <w:r>
+              <w:rPr>
+                <w:rtl w:val="0"/>
+              </w:rPr>
+            </w:r>
+          </w:p>
+        </w:tc>
+        <w:tc>
+          <w:tcPr/>
+          <w:p>
+            <w:pPr>
+              <w:jc w:val="both"/>
+              <w:rPr>
+                <w:b w:val="1"/>
+                <w:bCs w:val="1"/>
+                <w:sz w:val="18"/>
+                <w:szCs w:val="18"/>
+              </w:rPr>
+            </w:pPr>
+            <w:r>
+              <w:rPr>
+                <w:rtl w:val="0"/>
+              </w:rPr>
+              <w:t xml:space="preserve">Iterar wireframes/prototipo según observaciones recogidas</w:t>
+            </w:r>
+            <w:r>
+              <w:rPr>
+                <w:rtl w:val="0"/>
+              </w:rPr>
+            </w:r>
+          </w:p>
+        </w:tc>
+        <w:tc>
+          <w:tcPr/>
+          <w:p>
+            <w:pPr>
+              <w:jc w:val="both"/>
+              <w:rPr>
+                <w:i w:val="1"/>
+                <w:iCs w:val="1"/>
+                <w:color w:val="548dd4"/>
+                <w:sz w:val="18"/>
+                <w:szCs w:val="18"/>
+              </w:rPr>
+            </w:pPr>
+            <w:r>
+              <w:rPr>
+                <w:rtl w:val="0"/>
+              </w:rPr>
+              <w:t xml:space="preserve">Stitch Google</w:t>
+            </w:r>
+            <w:r>
+              <w:rPr>
+                <w:rtl w:val="0"/>
+              </w:rPr>
+            </w:r>
+          </w:p>
+        </w:tc>
+        <w:tc>
+          <w:tcPr>
+            <w:tcBorders>
+              <w:right w:color="ffffff" w:space="0" w:sz="4" w:val="single"/>
+            </w:tcBorders>
+          </w:tcPr>
+          <w:p>
+            <w:pPr>
+              <w:jc w:val="both"/>
+              <w:rPr>
+                <w:i w:val="1"/>
+                <w:iCs w:val="1"/>
+                <w:color w:val="548dd4"/>
+                <w:sz w:val="18"/>
+                <w:szCs w:val="18"/>
+              </w:rPr>
+            </w:pPr>
+            <w:r>
+              <w:rPr>
+                <w:rtl w:val="0"/>
+              </w:rPr>
+              <w:t xml:space="preserve">2 días</w:t>
+            </w:r>
+            <w:r>
+              <w:rPr>
+                <w:rtl w:val="0"/>
+              </w:rPr>
+            </w:r>
+          </w:p>
+        </w:tc>
+        <w:tc>
+          <w:tcPr>
+            <w:tcBorders>
+              <w:left w:color="ffffff" w:space="0" w:sz="4" w:val="single"/>
+            </w:tcBorders>
+            <w:shd w:fill="d9d9d9" w:val="clear"/>
+          </w:tcPr>
+          <w:p>
+            <w:pPr>
+              <w:jc w:val="both"/>
+              <w:rPr>
+                <w:b w:val="1"/>
+                <w:bCs w:val="1"/>
+                <w:sz w:val="18"/>
+                <w:szCs w:val="18"/>
+              </w:rPr>
+            </w:pPr>
+            <w:r>
+              <w:rPr>
+                <w:rtl w:val="0"/>
+              </w:rPr>
+              <w:t xml:space="preserve">Gustavo Roldan</w:t>
+            </w:r>
+            <w:r>
+              <w:rPr>
+                <w:rtl w:val="0"/>
+              </w:rPr>
+            </w:r>
+          </w:p>
+        </w:tc>
+        <w:tc>
+          <w:tcPr/>
+          <w:p>
+            <w:pPr>
+              <w:jc w:val="both"/>
+              <w:rPr>
+                <w:b w:val="1"/>
+                <w:bCs w:val="1"/>
+                <w:sz w:val="18"/>
+                <w:szCs w:val="18"/>
+              </w:rPr>
+            </w:pPr>
+            <w:r>
+              <w:rPr>
+                <w:rtl w:val="0"/>
+              </w:rPr>
+              <w:t xml:space="preserve">Cierra la fase de diseño</w:t>
+            </w:r>
+            <w:r>
+              <w:rPr>
+                <w:rtl w:val="0"/>
+              </w:rPr>
+            </w:r>
+          </w:p>
+        </w:tc>
+      </w:tr>
+      <w:tr>
+        <w:trPr>
+          <w:cantSplit w:val="0"/>
+          <w:tblHeader w:val="0"/>
+        </w:trPr>
+        <w:tc>
+          <w:tcPr/>
+          <w:p>
+            <w:pPr>
+              <w:rPr>
+                <w:i w:val="1"/>
+                <w:iCs w:val="1"/>
+                <w:color w:val="548dd4"/>
+                <w:sz w:val="18"/>
+                <w:szCs w:val="18"/>
+              </w:rPr>
+            </w:pPr>
+            <w:r>
+              <w:rPr>
+                <w:rtl w:val="0"/>
+              </w:rPr>
+              <w:t xml:space="preserve">Desarrollo de software y aplicaciones móviles;</w:t>
+            </w:r>
+            <w:r>
+              <w:rPr>
+                <w:rtl w:val="0"/>
+              </w:rPr>
+            </w:r>
+          </w:p>
+        </w:tc>
+        <w:tc>
+          <w:tcPr/>
+          <w:p>
+            <w:pPr>
+              <w:jc w:val="both"/>
+              <w:rPr>
+                <w:b w:val="1"/>
+                <w:bCs w:val="1"/>
+                <w:sz w:val="18"/>
+                <w:szCs w:val="18"/>
+              </w:rPr>
+            </w:pPr>
+            <w:r>
+              <w:rPr>
+                <w:rtl w:val="0"/>
+              </w:rPr>
+              <w:t xml:space="preserve">Configuración de entorno y repositorio</w:t>
+            </w:r>
+            <w:r>
+              <w:rPr>
+                <w:rtl w:val="0"/>
+              </w:rPr>
+            </w:r>
+          </w:p>
+        </w:tc>
+        <w:tc>
+          <w:tcPr/>
+          <w:p>
+            <w:pPr>
+              <w:jc w:val="both"/>
+              <w:rPr>
+                <w:b w:val="1"/>
+                <w:bCs w:val="1"/>
+                <w:sz w:val="18"/>
+                <w:szCs w:val="18"/>
+              </w:rPr>
+            </w:pPr>
+            <w:r>
+              <w:rPr>
+                <w:rtl w:val="0"/>
+              </w:rPr>
+              <w:t xml:space="preserve">Crear repositorio, definir estructura de proyecto y flujo de ramas</w:t>
+            </w:r>
+            <w:r>
+              <w:rPr>
+                <w:rtl w:val="0"/>
+              </w:rPr>
+            </w:r>
+          </w:p>
+        </w:tc>
+        <w:tc>
+          <w:tcPr/>
+          <w:p>
+            <w:pPr>
+              <w:jc w:val="both"/>
+              <w:rPr>
+                <w:i w:val="1"/>
+                <w:iCs w:val="1"/>
+                <w:color w:val="548dd4"/>
+                <w:sz w:val="18"/>
+                <w:szCs w:val="18"/>
+              </w:rPr>
+            </w:pPr>
+            <w:r>
+              <w:rPr>
+                <w:rtl w:val="0"/>
+              </w:rPr>
+              <w:t xml:space="preserve">GitHub</w:t>
+            </w:r>
+            <w:r>
+              <w:rPr>
+                <w:rtl w:val="0"/>
+              </w:rPr>
+            </w:r>
+          </w:p>
+        </w:tc>
+        <w:tc>
+          <w:tcPr>
+            <w:tcBorders>
+              <w:right w:color="ffffff" w:space="0" w:sz="4" w:val="single"/>
+            </w:tcBorders>
+          </w:tcPr>
+          <w:p>
+            <w:pPr>
+              <w:jc w:val="both"/>
+              <w:rPr>
+                <w:i w:val="1"/>
+                <w:iCs w:val="1"/>
+                <w:color w:val="548dd4"/>
+                <w:sz w:val="18"/>
+                <w:szCs w:val="18"/>
+              </w:rPr>
+            </w:pPr>
+            <w:r>
+              <w:rPr>
+                <w:rtl w:val="0"/>
+              </w:rPr>
+              <w:t xml:space="preserve">2 días</w:t>
+            </w:r>
+            <w:r>
+              <w:rPr>
+                <w:rtl w:val="0"/>
+              </w:rPr>
+            </w:r>
+          </w:p>
+        </w:tc>
+        <w:tc>
+          <w:tcPr>
+            <w:tcBorders>
+              <w:left w:color="ffffff" w:space="0" w:sz="4" w:val="single"/>
+            </w:tcBorders>
+            <w:shd w:fill="d9d9d9" w:val="clear"/>
+          </w:tcPr>
+          <w:p>
+            <w:pPr>
+              <w:jc w:val="both"/>
+              <w:rPr>
+                <w:b w:val="1"/>
+                <w:bCs w:val="1"/>
+                <w:sz w:val="18"/>
+                <w:szCs w:val="18"/>
+              </w:rPr>
+            </w:pPr>
+            <w:r>
+              <w:rPr>
+                <w:rtl w:val="0"/>
+              </w:rPr>
+              <w:t xml:space="preserve">Nicolas Hernandez</w:t>
+            </w:r>
+            <w:r>
+              <w:rPr>
+                <w:rtl w:val="0"/>
+              </w:rPr>
+            </w:r>
+          </w:p>
+        </w:tc>
+        <w:tc>
+          <w:tcPr/>
+          <w:p>
+            <w:pPr>
+              <w:jc w:val="both"/>
+              <w:rPr>
+                <w:b w:val="1"/>
+                <w:bCs w:val="1"/>
+                <w:sz w:val="18"/>
+                <w:szCs w:val="18"/>
+              </w:rPr>
+            </w:pPr>
+            <w:r>
+              <w:rPr>
+                <w:rtl w:val="0"/>
+              </w:rPr>
+              <w:t xml:space="preserve">Base para trabajo colaborativo</w:t>
+            </w:r>
+            <w:r>
+              <w:rPr>
+                <w:rtl w:val="0"/>
+              </w:rPr>
+            </w:r>
+          </w:p>
+        </w:tc>
+      </w:tr>
+      <w:tr>
+        <w:trPr>
+          <w:cantSplit w:val="0"/>
+          <w:tblHeader w:val="0"/>
+        </w:trPr>
+        <w:tc>
+          <w:tcPr/>
+          <w:p>
+            <w:pPr>
+              <w:rPr>
+                <w:i w:val="1"/>
+                <w:iCs w:val="1"/>
+                <w:color w:val="548dd4"/>
+                <w:sz w:val="18"/>
+                <w:szCs w:val="18"/>
+              </w:rPr>
+            </w:pPr>
+            <w:r>
+              <w:rPr>
+                <w:rtl w:val="0"/>
+              </w:rPr>
+              <w:t xml:space="preserve">Desarrollo de software y aplicaciones móviles;</w:t>
+            </w:r>
+            <w:r>
+              <w:rPr>
+                <w:rtl w:val="0"/>
+              </w:rPr>
+            </w:r>
+          </w:p>
+        </w:tc>
+        <w:tc>
+          <w:tcPr/>
+          <w:p>
+            <w:pPr>
+              <w:jc w:val="both"/>
+              <w:rPr>
+                <w:b w:val="1"/>
+                <w:bCs w:val="1"/>
+                <w:sz w:val="18"/>
+                <w:szCs w:val="18"/>
+              </w:rPr>
+            </w:pPr>
+            <w:r>
+              <w:rPr>
+                <w:rtl w:val="0"/>
+              </w:rPr>
+              <w:t xml:space="preserve">Diseño del modelo de datos</w:t>
+            </w:r>
+            <w:r>
+              <w:rPr>
+                <w:rtl w:val="0"/>
+              </w:rPr>
+            </w:r>
+          </w:p>
+        </w:tc>
+        <w:tc>
+          <w:tcPr/>
+          <w:p>
+            <w:pPr>
+              <w:jc w:val="both"/>
+              <w:rPr>
+                <w:b w:val="1"/>
+                <w:bCs w:val="1"/>
+                <w:sz w:val="18"/>
+                <w:szCs w:val="18"/>
+              </w:rPr>
+            </w:pPr>
+            <w:r>
+              <w:rPr>
+                <w:rtl w:val="0"/>
+              </w:rPr>
+              <w:t xml:space="preserve">Modelar entidades (usuarios, eventos, registros emocionales, recursos)</w:t>
+            </w:r>
+            <w:r>
+              <w:rPr>
+                <w:rtl w:val="0"/>
+              </w:rPr>
+            </w:r>
+          </w:p>
+        </w:tc>
+        <w:tc>
+          <w:tcPr/>
+          <w:p>
+            <w:pPr>
+              <w:jc w:val="both"/>
+              <w:rPr>
+                <w:i w:val="1"/>
+                <w:iCs w:val="1"/>
+                <w:color w:val="548dd4"/>
+                <w:sz w:val="18"/>
+                <w:szCs w:val="18"/>
+              </w:rPr>
+            </w:pPr>
+            <w:r>
+              <w:rPr>
+                <w:rtl w:val="0"/>
+              </w:rPr>
+              <w:t xml:space="preserve">Supabase</w:t>
+            </w:r>
+            <w:r>
+              <w:rPr>
+                <w:rtl w:val="0"/>
+              </w:rPr>
+            </w:r>
+          </w:p>
+        </w:tc>
+        <w:tc>
+          <w:tcPr>
+            <w:tcBorders>
+              <w:right w:color="ffffff" w:space="0" w:sz="4" w:val="single"/>
+            </w:tcBorders>
+          </w:tcPr>
+          <w:p>
+            <w:pPr>
+              <w:jc w:val="both"/>
+              <w:rPr>
+                <w:i w:val="1"/>
+                <w:iCs w:val="1"/>
+                <w:color w:val="548dd4"/>
+                <w:sz w:val="18"/>
+                <w:szCs w:val="18"/>
+              </w:rPr>
+            </w:pPr>
+            <w:r>
+              <w:rPr>
+                <w:rtl w:val="0"/>
+              </w:rPr>
+              <w:t xml:space="preserve">3 días</w:t>
+            </w:r>
+            <w:r>
+              <w:rPr>
+                <w:rtl w:val="0"/>
+              </w:rPr>
+            </w:r>
+          </w:p>
+        </w:tc>
+        <w:tc>
+          <w:tcPr>
+            <w:tcBorders>
+              <w:left w:color="ffffff" w:space="0" w:sz="4" w:val="single"/>
+            </w:tcBorders>
+            <w:shd w:fill="d9d9d9" w:val="clear"/>
+          </w:tcPr>
+          <w:p>
+            <w:pPr>
+              <w:jc w:val="both"/>
+              <w:rPr>
+                <w:b w:val="1"/>
+                <w:bCs w:val="1"/>
+                <w:sz w:val="18"/>
+                <w:szCs w:val="18"/>
+              </w:rPr>
+            </w:pPr>
+            <w:r>
+              <w:rPr>
+                <w:rtl w:val="0"/>
+              </w:rPr>
+              <w:t xml:space="preserve">Nicolas Hernandez</w:t>
+            </w:r>
+            <w:r>
+              <w:rPr>
+                <w:rtl w:val="0"/>
+              </w:rPr>
+            </w:r>
+          </w:p>
+        </w:tc>
+        <w:tc>
+          <w:tcPr/>
+          <w:p>
+            <w:pPr>
+              <w:jc w:val="both"/>
+              <w:rPr>
+                <w:b w:val="1"/>
+                <w:bCs w:val="1"/>
+                <w:sz w:val="18"/>
+                <w:szCs w:val="18"/>
+              </w:rPr>
+            </w:pPr>
+            <w:r>
+              <w:rPr>
+                <w:rtl w:val="0"/>
+              </w:rPr>
+              <w:t xml:space="preserve">Debe alinearse con backlog</w:t>
+            </w:r>
+            <w:r>
+              <w:rPr>
+                <w:rtl w:val="0"/>
+              </w:rPr>
+            </w:r>
+          </w:p>
+        </w:tc>
+      </w:tr>
+      <w:tr>
+        <w:trPr>
+          <w:cantSplit w:val="0"/>
+          <w:tblHeader w:val="0"/>
+        </w:trPr>
+        <w:tc>
+          <w:tcPr/>
+          <w:p>
+            <w:pPr>
+              <w:rPr>
+                <w:i w:val="1"/>
+                <w:iCs w:val="1"/>
+                <w:color w:val="548dd4"/>
+                <w:sz w:val="18"/>
+                <w:szCs w:val="18"/>
+              </w:rPr>
+            </w:pPr>
+            <w:r>
+              <w:rPr>
+                <w:rtl w:val="0"/>
+              </w:rPr>
+              <w:t xml:space="preserve">Desarrollo de software y aplicaciones móviles;</w:t>
+            </w:r>
+            <w:r>
+              <w:rPr>
+                <w:rtl w:val="0"/>
+              </w:rPr>
+            </w:r>
+          </w:p>
+        </w:tc>
+        <w:tc>
+          <w:tcPr/>
+          <w:p>
+            <w:pPr>
+              <w:jc w:val="both"/>
+              <w:rPr>
+                <w:b w:val="1"/>
+                <w:bCs w:val="1"/>
+                <w:sz w:val="18"/>
+                <w:szCs w:val="18"/>
+              </w:rPr>
+            </w:pPr>
+            <w:r>
+              <w:rPr>
+                <w:rtl w:val="0"/>
+              </w:rPr>
+              <w:t xml:space="preserve">Desarrollo del backend / API</w:t>
+            </w:r>
+            <w:r>
+              <w:rPr>
+                <w:rtl w:val="0"/>
+              </w:rPr>
+            </w:r>
+          </w:p>
+        </w:tc>
+        <w:tc>
+          <w:tcPr/>
+          <w:p>
+            <w:pPr>
+              <w:jc w:val="both"/>
+              <w:rPr>
+                <w:b w:val="1"/>
+                <w:bCs w:val="1"/>
+                <w:sz w:val="18"/>
+                <w:szCs w:val="18"/>
+              </w:rPr>
+            </w:pPr>
+            <w:r>
+              <w:rPr>
+                <w:rtl w:val="0"/>
+              </w:rPr>
+              <w:t xml:space="preserve">Implementar lógica de negocio y endpoints de agenda y salud mental</w:t>
+            </w:r>
+            <w:r>
+              <w:rPr>
+                <w:rtl w:val="0"/>
+              </w:rPr>
+            </w:r>
+          </w:p>
+        </w:tc>
+        <w:tc>
+          <w:tcPr/>
+          <w:p>
+            <w:pPr>
+              <w:jc w:val="both"/>
+              <w:rPr>
+                <w:i w:val="1"/>
+                <w:iCs w:val="1"/>
+                <w:color w:val="548dd4"/>
+                <w:sz w:val="18"/>
+                <w:szCs w:val="18"/>
+              </w:rPr>
+            </w:pPr>
+            <w:r>
+              <w:rPr>
+                <w:rtl w:val="0"/>
+              </w:rPr>
+              <w:t xml:space="preserve">Framework backend, Supabase</w:t>
+            </w:r>
+            <w:r>
+              <w:rPr>
+                <w:rtl w:val="0"/>
+              </w:rPr>
+            </w:r>
+          </w:p>
+        </w:tc>
+        <w:tc>
+          <w:tcPr>
+            <w:tcBorders>
+              <w:right w:color="ffffff" w:space="0" w:sz="4" w:val="single"/>
+            </w:tcBorders>
+          </w:tcPr>
+          <w:p>
+            <w:pPr>
+              <w:jc w:val="both"/>
+              <w:rPr>
+                <w:i w:val="1"/>
+                <w:iCs w:val="1"/>
+                <w:color w:val="548dd4"/>
+                <w:sz w:val="18"/>
+                <w:szCs w:val="18"/>
+              </w:rPr>
+            </w:pPr>
+            <w:r>
+              <w:rPr>
+                <w:rtl w:val="0"/>
+              </w:rPr>
+              <w:t xml:space="preserve">1,5 semanas</w:t>
+            </w:r>
+            <w:r>
+              <w:rPr>
+                <w:rtl w:val="0"/>
+              </w:rPr>
+            </w:r>
+          </w:p>
+        </w:tc>
+        <w:tc>
+          <w:tcPr>
+            <w:tcBorders>
+              <w:left w:color="ffffff" w:space="0" w:sz="4" w:val="single"/>
+            </w:tcBorders>
+            <w:shd w:fill="d9d9d9" w:val="clear"/>
+          </w:tcPr>
+          <w:p>
+            <w:pPr>
+              <w:jc w:val="both"/>
+              <w:rPr>
+                <w:b w:val="1"/>
+                <w:bCs w:val="1"/>
+                <w:sz w:val="18"/>
+                <w:szCs w:val="18"/>
+              </w:rPr>
+            </w:pPr>
+            <w:r>
+              <w:rPr>
+                <w:rtl w:val="0"/>
+              </w:rPr>
+              <w:t xml:space="preserve">Nicolas Hernandez</w:t>
+            </w:r>
+            <w:r>
+              <w:rPr>
+                <w:rtl w:val="0"/>
+              </w:rPr>
+            </w:r>
+          </w:p>
+        </w:tc>
+        <w:tc>
+          <w:tcPr/>
+          <w:p>
+            <w:pPr>
+              <w:jc w:val="both"/>
+              <w:rPr>
+                <w:b w:val="1"/>
+                <w:bCs w:val="1"/>
+                <w:sz w:val="18"/>
+                <w:szCs w:val="18"/>
+              </w:rPr>
+            </w:pPr>
+            <w:r>
+              <w:rPr>
+                <w:rtl w:val="0"/>
+              </w:rPr>
+              <w:t xml:space="preserve">—</w:t>
+            </w:r>
+            <w:r>
+              <w:rPr>
+                <w:rtl w:val="0"/>
+              </w:rPr>
+            </w:r>
+          </w:p>
+        </w:tc>
+      </w:tr>
+      <w:tr>
+        <w:trPr>
+          <w:cantSplit w:val="0"/>
+          <w:tblHeader w:val="0"/>
+        </w:trPr>
+        <w:tc>
+          <w:tcPr/>
+          <w:p>
+            <w:pPr>
+              <w:rPr>
+                <w:i w:val="1"/>
+                <w:iCs w:val="1"/>
+                <w:color w:val="548dd4"/>
+                <w:sz w:val="18"/>
+                <w:szCs w:val="18"/>
+              </w:rPr>
+            </w:pPr>
+            <w:r>
+              <w:rPr>
+                <w:rtl w:val="0"/>
+              </w:rPr>
+              <w:t xml:space="preserve">Desarrollo de software y aplicaciones móviles;</w:t>
+            </w:r>
+            <w:r>
+              <w:rPr>
+                <w:rtl w:val="0"/>
+              </w:rPr>
+            </w:r>
+          </w:p>
+        </w:tc>
+        <w:tc>
+          <w:tcPr/>
+          <w:p>
+            <w:pPr>
+              <w:jc w:val="both"/>
+              <w:rPr>
+                <w:b w:val="1"/>
+                <w:bCs w:val="1"/>
+                <w:sz w:val="18"/>
+                <w:szCs w:val="18"/>
+              </w:rPr>
+            </w:pPr>
+            <w:r>
+              <w:rPr>
+                <w:rtl w:val="0"/>
+              </w:rPr>
+              <w:t xml:space="preserve">Desarrollo del frontend – módulo agenda</w:t>
+            </w:r>
+            <w:r>
+              <w:rPr>
+                <w:rtl w:val="0"/>
+              </w:rPr>
+            </w:r>
+          </w:p>
+        </w:tc>
+        <w:tc>
+          <w:tcPr/>
+          <w:p>
+            <w:pPr>
+              <w:jc w:val="both"/>
+              <w:rPr>
+                <w:b w:val="1"/>
+                <w:bCs w:val="1"/>
+                <w:sz w:val="18"/>
+                <w:szCs w:val="18"/>
+              </w:rPr>
+            </w:pPr>
+            <w:r>
+              <w:rPr>
+                <w:rtl w:val="0"/>
+              </w:rPr>
+              <w:t xml:space="preserve">Construir pantallas de horarios, evaluaciones y tareas</w:t>
+            </w:r>
+            <w:r>
+              <w:rPr>
+                <w:rtl w:val="0"/>
+              </w:rPr>
+            </w:r>
+          </w:p>
+        </w:tc>
+        <w:tc>
+          <w:tcPr/>
+          <w:p>
+            <w:pPr>
+              <w:jc w:val="both"/>
+              <w:rPr>
+                <w:i w:val="1"/>
+                <w:iCs w:val="1"/>
+                <w:color w:val="548dd4"/>
+                <w:sz w:val="18"/>
+                <w:szCs w:val="18"/>
+              </w:rPr>
+            </w:pPr>
+            <w:r>
+              <w:rPr>
+                <w:rtl w:val="0"/>
+              </w:rPr>
+              <w:t xml:space="preserve">React Native</w:t>
+            </w:r>
+            <w:r>
+              <w:rPr>
+                <w:rtl w:val="0"/>
+              </w:rPr>
+            </w:r>
+          </w:p>
+        </w:tc>
+        <w:tc>
+          <w:tcPr>
+            <w:tcBorders>
+              <w:right w:color="ffffff" w:space="0" w:sz="4" w:val="single"/>
+            </w:tcBorders>
+          </w:tcPr>
+          <w:p>
+            <w:pPr>
+              <w:jc w:val="both"/>
+              <w:rPr>
+                <w:i w:val="1"/>
+                <w:iCs w:val="1"/>
+                <w:color w:val="548dd4"/>
+                <w:sz w:val="18"/>
+                <w:szCs w:val="18"/>
+              </w:rPr>
+            </w:pPr>
+            <w:r>
+              <w:rPr>
+                <w:rtl w:val="0"/>
+              </w:rPr>
+              <w:t xml:space="preserve">1 semana</w:t>
+            </w:r>
+            <w:r>
+              <w:rPr>
+                <w:rtl w:val="0"/>
+              </w:rPr>
+            </w:r>
+          </w:p>
+        </w:tc>
+        <w:tc>
+          <w:tcPr>
+            <w:tcBorders>
+              <w:left w:color="ffffff" w:space="0" w:sz="4" w:val="single"/>
+            </w:tcBorders>
+            <w:shd w:fill="d9d9d9" w:val="clear"/>
+          </w:tcPr>
+          <w:p>
+            <w:pPr>
+              <w:jc w:val="both"/>
+              <w:rPr>
+                <w:b w:val="1"/>
+                <w:bCs w:val="1"/>
+                <w:sz w:val="18"/>
+                <w:szCs w:val="18"/>
+              </w:rPr>
+            </w:pPr>
+            <w:r>
+              <w:rPr>
+                <w:rtl w:val="0"/>
+              </w:rPr>
+              <w:t xml:space="preserve">Gustavo Roldan, Hans Mancilla</w:t>
+            </w:r>
+            <w:r>
+              <w:rPr>
+                <w:rtl w:val="0"/>
+              </w:rPr>
+            </w:r>
+          </w:p>
+        </w:tc>
+        <w:tc>
+          <w:tcPr/>
+          <w:p>
+            <w:pPr>
+              <w:jc w:val="both"/>
+              <w:rPr>
+                <w:b w:val="1"/>
+                <w:bCs w:val="1"/>
+                <w:sz w:val="18"/>
+                <w:szCs w:val="18"/>
+              </w:rPr>
+            </w:pPr>
+            <w:r>
+              <w:rPr>
+                <w:rtl w:val="0"/>
+              </w:rPr>
+              <w:t xml:space="preserve">—</w:t>
+            </w:r>
+            <w:r>
+              <w:rPr>
+                <w:rtl w:val="0"/>
+              </w:rPr>
+            </w:r>
+          </w:p>
+        </w:tc>
+      </w:tr>
+      <w:tr>
+        <w:trPr>
+          <w:cantSplit w:val="0"/>
+          <w:tblHeader w:val="0"/>
+        </w:trPr>
+        <w:tc>
+          <w:tcPr/>
+          <w:p>
+            <w:pPr>
+              <w:rPr>
+                <w:i w:val="1"/>
+                <w:iCs w:val="1"/>
+                <w:color w:val="548dd4"/>
+                <w:sz w:val="18"/>
+                <w:szCs w:val="18"/>
+              </w:rPr>
+            </w:pPr>
+            <w:r>
+              <w:rPr>
+                <w:rtl w:val="0"/>
+              </w:rPr>
+              <w:t xml:space="preserve">Desarrollo de software y aplicaciones móviles;</w:t>
+            </w:r>
+            <w:r>
+              <w:rPr>
+                <w:rtl w:val="0"/>
+              </w:rPr>
+            </w:r>
+          </w:p>
+        </w:tc>
+        <w:tc>
+          <w:tcPr/>
+          <w:p>
+            <w:pPr>
+              <w:jc w:val="both"/>
+              <w:rPr>
+                <w:b w:val="1"/>
+                <w:bCs w:val="1"/>
+                <w:sz w:val="18"/>
+                <w:szCs w:val="18"/>
+              </w:rPr>
+            </w:pPr>
+            <w:r>
+              <w:rPr>
+                <w:rtl w:val="0"/>
+              </w:rPr>
+              <w:t xml:space="preserve">Desarrollo del frontend – módulo salud mental</w:t>
+            </w:r>
+            <w:r>
+              <w:rPr>
+                <w:rtl w:val="0"/>
+              </w:rPr>
+            </w:r>
+          </w:p>
+        </w:tc>
+        <w:tc>
+          <w:tcPr/>
+          <w:p>
+            <w:pPr>
+              <w:jc w:val="both"/>
+              <w:rPr>
+                <w:b w:val="1"/>
+                <w:bCs w:val="1"/>
+                <w:sz w:val="18"/>
+                <w:szCs w:val="18"/>
+              </w:rPr>
+            </w:pPr>
+            <w:r>
+              <w:rPr>
+                <w:rtl w:val="0"/>
+              </w:rPr>
+              <w:t xml:space="preserve">Construir pantallas de registro emocional y biblioteca de recursos</w:t>
+            </w:r>
+            <w:r>
+              <w:rPr>
+                <w:rtl w:val="0"/>
+              </w:rPr>
+            </w:r>
+          </w:p>
+        </w:tc>
+        <w:tc>
+          <w:tcPr/>
+          <w:p>
+            <w:pPr>
+              <w:jc w:val="both"/>
+              <w:rPr>
+                <w:i w:val="1"/>
+                <w:iCs w:val="1"/>
+                <w:color w:val="548dd4"/>
+                <w:sz w:val="18"/>
+                <w:szCs w:val="18"/>
+              </w:rPr>
+            </w:pPr>
+            <w:r>
+              <w:rPr>
+                <w:rtl w:val="0"/>
+              </w:rPr>
+              <w:t xml:space="preserve">React Native</w:t>
+            </w:r>
+            <w:r>
+              <w:rPr>
+                <w:rtl w:val="0"/>
+              </w:rPr>
+            </w:r>
+          </w:p>
+        </w:tc>
+        <w:tc>
+          <w:tcPr>
+            <w:tcBorders>
+              <w:right w:color="ffffff" w:space="0" w:sz="4" w:val="single"/>
+            </w:tcBorders>
+          </w:tcPr>
+          <w:p>
+            <w:pPr>
+              <w:jc w:val="both"/>
+              <w:rPr>
+                <w:i w:val="1"/>
+                <w:iCs w:val="1"/>
+                <w:color w:val="548dd4"/>
+                <w:sz w:val="18"/>
+                <w:szCs w:val="18"/>
+              </w:rPr>
+            </w:pPr>
+            <w:r>
+              <w:rPr>
+                <w:rtl w:val="0"/>
+              </w:rPr>
+              <w:t xml:space="preserve">1 semana</w:t>
+            </w:r>
+            <w:r>
+              <w:rPr>
+                <w:rtl w:val="0"/>
+              </w:rPr>
+            </w:r>
+          </w:p>
+        </w:tc>
+        <w:tc>
+          <w:tcPr>
+            <w:tcBorders>
+              <w:left w:color="ffffff" w:space="0" w:sz="4" w:val="single"/>
+            </w:tcBorders>
+            <w:shd w:fill="d9d9d9" w:val="clear"/>
+          </w:tcPr>
+          <w:p>
+            <w:pPr>
+              <w:jc w:val="both"/>
+              <w:rPr>
+                <w:b w:val="1"/>
+                <w:bCs w:val="1"/>
+                <w:sz w:val="18"/>
+                <w:szCs w:val="18"/>
+              </w:rPr>
+            </w:pPr>
+            <w:r>
+              <w:rPr>
+                <w:rtl w:val="0"/>
+              </w:rPr>
+              <w:t xml:space="preserve">Gustavo Roldan, Hans Mancilla</w:t>
+            </w:r>
+            <w:r>
+              <w:rPr>
+                <w:rtl w:val="0"/>
+              </w:rPr>
+            </w:r>
+          </w:p>
+        </w:tc>
+        <w:tc>
+          <w:tcPr/>
+          <w:p>
+            <w:pPr>
+              <w:jc w:val="both"/>
+              <w:rPr>
+                <w:b w:val="1"/>
+                <w:bCs w:val="1"/>
+                <w:sz w:val="18"/>
+                <w:szCs w:val="18"/>
+              </w:rPr>
+            </w:pPr>
+            <w:r>
+              <w:rPr>
+                <w:rtl w:val="0"/>
+              </w:rPr>
+              <w:t xml:space="preserve">—</w:t>
+            </w:r>
+            <w:r>
+              <w:rPr>
+                <w:rtl w:val="0"/>
+              </w:rPr>
+            </w:r>
+          </w:p>
+        </w:tc>
+      </w:tr>
+      <w:tr>
+        <w:trPr>
+          <w:cantSplit w:val="0"/>
+          <w:tblHeader w:val="0"/>
+        </w:trPr>
+        <w:tc>
+          <w:tcPr/>
+          <w:p>
+            <w:pPr>
+              <w:rPr>
+                <w:i w:val="1"/>
+                <w:iCs w:val="1"/>
+                <w:color w:val="548dd4"/>
+                <w:sz w:val="18"/>
+                <w:szCs w:val="18"/>
+              </w:rPr>
+            </w:pPr>
+            <w:r>
+              <w:rPr>
+                <w:rtl w:val="0"/>
+              </w:rPr>
+              <w:t xml:space="preserve">Desarrollo de software y aplicaciones móviles;</w:t>
+            </w:r>
+            <w:r>
+              <w:rPr>
+                <w:rtl w:val="0"/>
+              </w:rPr>
+            </w:r>
+          </w:p>
+        </w:tc>
+        <w:tc>
+          <w:tcPr/>
+          <w:p>
+            <w:pPr>
+              <w:jc w:val="both"/>
+              <w:rPr>
+                <w:b w:val="1"/>
+                <w:bCs w:val="1"/>
+                <w:sz w:val="18"/>
+                <w:szCs w:val="18"/>
+              </w:rPr>
+            </w:pPr>
+            <w:r>
+              <w:rPr>
+                <w:rtl w:val="0"/>
+              </w:rPr>
+              <w:t xml:space="preserve">Implementación de alertas tempranas</w:t>
+            </w:r>
+            <w:r>
+              <w:rPr>
+                <w:rtl w:val="0"/>
+              </w:rPr>
+            </w:r>
+          </w:p>
+        </w:tc>
+        <w:tc>
+          <w:tcPr/>
+          <w:p>
+            <w:pPr>
+              <w:jc w:val="both"/>
+              <w:rPr>
+                <w:b w:val="1"/>
+                <w:bCs w:val="1"/>
+                <w:sz w:val="18"/>
+                <w:szCs w:val="18"/>
+              </w:rPr>
+            </w:pPr>
+            <w:r>
+              <w:rPr>
+                <w:rtl w:val="0"/>
+              </w:rPr>
+              <w:t xml:space="preserve">Programar lógica de detección de patrones de estrés sostenido</w:t>
+            </w:r>
+            <w:r>
+              <w:rPr>
+                <w:rtl w:val="0"/>
+              </w:rPr>
+            </w:r>
+          </w:p>
+        </w:tc>
+        <w:tc>
+          <w:tcPr/>
+          <w:p>
+            <w:pPr>
+              <w:jc w:val="both"/>
+              <w:rPr>
+                <w:i w:val="1"/>
+                <w:iCs w:val="1"/>
+                <w:color w:val="548dd4"/>
+                <w:sz w:val="18"/>
+                <w:szCs w:val="18"/>
+              </w:rPr>
+            </w:pPr>
+            <w:r>
+              <w:rPr>
+                <w:rtl w:val="0"/>
+              </w:rPr>
+              <w:t xml:space="preserve">Backend, base de datos</w:t>
+            </w:r>
+            <w:r>
+              <w:rPr>
+                <w:rtl w:val="0"/>
+              </w:rPr>
+            </w:r>
+          </w:p>
+        </w:tc>
+        <w:tc>
+          <w:tcPr>
+            <w:tcBorders>
+              <w:right w:color="ffffff" w:space="0" w:sz="4" w:val="single"/>
+            </w:tcBorders>
+          </w:tcPr>
+          <w:p>
+            <w:pPr>
+              <w:jc w:val="both"/>
+              <w:rPr>
+                <w:i w:val="1"/>
+                <w:iCs w:val="1"/>
+                <w:color w:val="548dd4"/>
+                <w:sz w:val="18"/>
+                <w:szCs w:val="18"/>
+              </w:rPr>
+            </w:pPr>
+            <w:r>
+              <w:rPr>
+                <w:rtl w:val="0"/>
+              </w:rPr>
+              <w:t xml:space="preserve">3 días</w:t>
+            </w:r>
+            <w:r>
+              <w:rPr>
+                <w:rtl w:val="0"/>
+              </w:rPr>
+            </w:r>
+          </w:p>
+        </w:tc>
+        <w:tc>
+          <w:tcPr>
+            <w:tcBorders>
+              <w:left w:color="ffffff" w:space="0" w:sz="4" w:val="single"/>
+            </w:tcBorders>
+            <w:shd w:fill="d9d9d9" w:val="clear"/>
+          </w:tcPr>
+          <w:p>
+            <w:pPr>
+              <w:jc w:val="both"/>
+              <w:rPr>
+                <w:b w:val="1"/>
+                <w:bCs w:val="1"/>
+                <w:sz w:val="18"/>
+                <w:szCs w:val="18"/>
+              </w:rPr>
+            </w:pPr>
+            <w:r>
+              <w:rPr>
+                <w:rtl w:val="0"/>
+              </w:rPr>
+              <w:t xml:space="preserve">Nicolas Hernandez</w:t>
+            </w:r>
+            <w:r>
+              <w:rPr>
+                <w:rtl w:val="0"/>
+              </w:rPr>
+            </w:r>
+          </w:p>
+        </w:tc>
+        <w:tc>
+          <w:tcPr/>
+          <w:p>
+            <w:pPr>
+              <w:jc w:val="both"/>
+              <w:rPr>
+                <w:b w:val="1"/>
+                <w:bCs w:val="1"/>
+                <w:sz w:val="18"/>
+                <w:szCs w:val="18"/>
+              </w:rPr>
+            </w:pPr>
+            <w:r>
+              <w:rPr>
+                <w:rtl w:val="0"/>
+              </w:rPr>
+              <w:t xml:space="preserve">Funcionalidad crítica del objetivo específico 5</w:t>
+            </w:r>
+            <w:r>
+              <w:rPr>
+                <w:rtl w:val="0"/>
+              </w:rPr>
+            </w:r>
+          </w:p>
+        </w:tc>
+      </w:tr>
+      <w:tr>
+        <w:trPr>
+          <w:cantSplit w:val="0"/>
+          <w:tblHeader w:val="0"/>
+        </w:trPr>
+        <w:tc>
+          <w:tcPr/>
+          <w:p>
+            <w:pPr>
+              <w:rPr>
+                <w:i w:val="1"/>
+                <w:iCs w:val="1"/>
+                <w:color w:val="548dd4"/>
+                <w:sz w:val="18"/>
+                <w:szCs w:val="18"/>
+              </w:rPr>
+            </w:pPr>
+            <w:r>
+              <w:rPr>
+                <w:rtl w:val="0"/>
+              </w:rPr>
+              <w:t xml:space="preserve">Desarrollo de software y aplicaciones móviles;</w:t>
+            </w:r>
+            <w:r>
+              <w:rPr>
+                <w:rtl w:val="0"/>
+              </w:rPr>
+            </w:r>
+          </w:p>
+        </w:tc>
+        <w:tc>
+          <w:tcPr/>
+          <w:p>
+            <w:pPr>
+              <w:jc w:val="both"/>
+              <w:rPr>
+                <w:b w:val="1"/>
+                <w:bCs w:val="1"/>
+                <w:sz w:val="18"/>
+                <w:szCs w:val="18"/>
+              </w:rPr>
+            </w:pPr>
+            <w:r>
+              <w:rPr>
+                <w:rtl w:val="0"/>
+              </w:rPr>
+              <w:t xml:space="preserve">Integración de módulos</w:t>
+            </w:r>
+            <w:r>
+              <w:rPr>
+                <w:rtl w:val="0"/>
+              </w:rPr>
+            </w:r>
+          </w:p>
+        </w:tc>
+        <w:tc>
+          <w:tcPr/>
+          <w:p>
+            <w:pPr>
+              <w:jc w:val="both"/>
+              <w:rPr>
+                <w:b w:val="1"/>
+                <w:bCs w:val="1"/>
+                <w:sz w:val="18"/>
+                <w:szCs w:val="18"/>
+              </w:rPr>
+            </w:pPr>
+            <w:r>
+              <w:rPr>
+                <w:rtl w:val="0"/>
+              </w:rPr>
+              <w:t xml:space="preserve">Unir frontend, backend y base de datos en una versión coherente</w:t>
+            </w:r>
+            <w:r>
+              <w:rPr>
+                <w:rtl w:val="0"/>
+              </w:rPr>
+            </w:r>
+          </w:p>
+        </w:tc>
+        <w:tc>
+          <w:tcPr/>
+          <w:p>
+            <w:pPr>
+              <w:jc w:val="both"/>
+              <w:rPr>
+                <w:i w:val="1"/>
+                <w:iCs w:val="1"/>
+                <w:color w:val="548dd4"/>
+                <w:sz w:val="18"/>
+                <w:szCs w:val="18"/>
+              </w:rPr>
+            </w:pPr>
+            <w:r>
+              <w:rPr>
+                <w:rtl w:val="0"/>
+              </w:rPr>
+              <w:t xml:space="preserve">GitHub, entorno de desarrollo</w:t>
+            </w:r>
+            <w:r>
+              <w:rPr>
+                <w:rtl w:val="0"/>
+              </w:rPr>
+            </w:r>
+          </w:p>
+        </w:tc>
+        <w:tc>
+          <w:tcPr>
+            <w:tcBorders>
+              <w:right w:color="ffffff" w:space="0" w:sz="4" w:val="single"/>
+            </w:tcBorders>
+          </w:tcPr>
+          <w:p>
+            <w:pPr>
+              <w:jc w:val="both"/>
+              <w:rPr>
+                <w:i w:val="1"/>
+                <w:iCs w:val="1"/>
+                <w:color w:val="548dd4"/>
+                <w:sz w:val="18"/>
+                <w:szCs w:val="18"/>
+              </w:rPr>
+            </w:pPr>
+            <w:r>
+              <w:rPr>
+                <w:rtl w:val="0"/>
+              </w:rPr>
+              <w:t xml:space="preserve">3 días</w:t>
+            </w:r>
+            <w:r>
+              <w:rPr>
+                <w:rtl w:val="0"/>
+              </w:rPr>
+            </w:r>
+          </w:p>
+        </w:tc>
+        <w:tc>
+          <w:tcPr>
+            <w:tcBorders>
+              <w:left w:color="ffffff" w:space="0" w:sz="4" w:val="single"/>
+            </w:tcBorders>
+            <w:shd w:fill="d9d9d9" w:val="clear"/>
+          </w:tcPr>
+          <w:p>
+            <w:pPr>
+              <w:jc w:val="both"/>
+              <w:rPr>
+                <w:b w:val="1"/>
+                <w:bCs w:val="1"/>
+                <w:sz w:val="18"/>
+                <w:szCs w:val="18"/>
+              </w:rPr>
+            </w:pPr>
+            <w:r>
+              <w:rPr>
+                <w:rtl w:val="0"/>
+              </w:rPr>
+              <w:t xml:space="preserve">Nicolas Hernandez, Hans Mancilla</w:t>
+            </w:r>
+            <w:r>
+              <w:rPr>
+                <w:rtl w:val="0"/>
+              </w:rPr>
+            </w:r>
+          </w:p>
+        </w:tc>
+        <w:tc>
+          <w:tcPr/>
+          <w:p>
+            <w:pPr>
+              <w:jc w:val="both"/>
+              <w:rPr>
+                <w:b w:val="1"/>
+                <w:bCs w:val="1"/>
+                <w:sz w:val="18"/>
+                <w:szCs w:val="18"/>
+              </w:rPr>
+            </w:pPr>
+            <w:r>
+              <w:rPr>
+                <w:rtl w:val="0"/>
+              </w:rPr>
+              <w:t xml:space="preserve">—</w:t>
+            </w:r>
+            <w:r>
+              <w:rPr>
+                <w:rtl w:val="0"/>
+              </w:rPr>
+            </w:r>
+          </w:p>
+        </w:tc>
+      </w:tr>
+      <w:tr>
+        <w:trPr>
+          <w:cantSplit w:val="0"/>
+          <w:tblHeader w:val="0"/>
+        </w:trPr>
+        <w:tc>
+          <w:tcPr/>
+          <w:p>
+            <w:pPr>
+              <w:rPr>
+                <w:i w:val="1"/>
+                <w:iCs w:val="1"/>
+                <w:color w:val="548dd4"/>
+                <w:sz w:val="18"/>
+                <w:szCs w:val="18"/>
+              </w:rPr>
+            </w:pPr>
+            <w:r>
+              <w:rPr>
+                <w:rtl w:val="0"/>
+              </w:rPr>
+              <w:t xml:space="preserve">Desarrollo de software y aplicaciones móviles;</w:t>
+            </w:r>
+            <w:r>
+              <w:rPr>
+                <w:rtl w:val="0"/>
+              </w:rPr>
+            </w:r>
+          </w:p>
+        </w:tc>
+        <w:tc>
+          <w:tcPr/>
+          <w:p>
+            <w:pPr>
+              <w:jc w:val="both"/>
+              <w:rPr>
+                <w:b w:val="1"/>
+                <w:bCs w:val="1"/>
+                <w:sz w:val="18"/>
+                <w:szCs w:val="18"/>
+              </w:rPr>
+            </w:pPr>
+            <w:r>
+              <w:rPr>
+                <w:rtl w:val="0"/>
+              </w:rPr>
+              <w:t xml:space="preserve">Pruebas funcionales y de usabilidad (QA)</w:t>
+            </w:r>
+            <w:r>
+              <w:rPr>
+                <w:rtl w:val="0"/>
+              </w:rPr>
+            </w:r>
+          </w:p>
+        </w:tc>
+        <w:tc>
+          <w:tcPr/>
+          <w:p>
+            <w:pPr>
+              <w:jc w:val="both"/>
+              <w:rPr>
+                <w:b w:val="1"/>
+                <w:bCs w:val="1"/>
+                <w:sz w:val="18"/>
+                <w:szCs w:val="18"/>
+              </w:rPr>
+            </w:pPr>
+            <w:r>
+              <w:rPr>
+                <w:rtl w:val="0"/>
+              </w:rPr>
+              <w:t xml:space="preserve">Ejecutar pruebas de errores, rendimiento y experiencia de uso</w:t>
+            </w:r>
+            <w:r>
+              <w:rPr>
+                <w:rtl w:val="0"/>
+              </w:rPr>
+            </w:r>
+          </w:p>
+        </w:tc>
+        <w:tc>
+          <w:tcPr/>
+          <w:p>
+            <w:pPr>
+              <w:jc w:val="both"/>
+              <w:rPr>
+                <w:i w:val="1"/>
+                <w:iCs w:val="1"/>
+                <w:color w:val="548dd4"/>
+                <w:sz w:val="18"/>
+                <w:szCs w:val="18"/>
+              </w:rPr>
+            </w:pPr>
+            <w:r>
+              <w:rPr>
+                <w:rtl w:val="0"/>
+              </w:rPr>
+              <w:t xml:space="preserve">Checklist de pruebas</w:t>
+            </w:r>
+            <w:r>
+              <w:rPr>
+                <w:rtl w:val="0"/>
+              </w:rPr>
+            </w:r>
+          </w:p>
+        </w:tc>
+        <w:tc>
+          <w:tcPr>
+            <w:tcBorders>
+              <w:right w:color="ffffff" w:space="0" w:sz="4" w:val="single"/>
+            </w:tcBorders>
+          </w:tcPr>
+          <w:p>
+            <w:pPr>
+              <w:jc w:val="both"/>
+              <w:rPr>
+                <w:i w:val="1"/>
+                <w:iCs w:val="1"/>
+                <w:color w:val="548dd4"/>
+                <w:sz w:val="18"/>
+                <w:szCs w:val="18"/>
+              </w:rPr>
+            </w:pPr>
+            <w:r>
+              <w:rPr>
+                <w:rtl w:val="0"/>
+              </w:rPr>
+              <w:t xml:space="preserve">1 semana (continua)</w:t>
+            </w:r>
+            <w:r>
+              <w:rPr>
+                <w:rtl w:val="0"/>
+              </w:rPr>
+            </w:r>
+          </w:p>
+        </w:tc>
+        <w:tc>
+          <w:tcPr>
+            <w:tcBorders>
+              <w:left w:color="ffffff" w:space="0" w:sz="4" w:val="single"/>
+            </w:tcBorders>
+            <w:shd w:fill="d9d9d9" w:val="clear"/>
+          </w:tcPr>
+          <w:p>
+            <w:pPr>
+              <w:jc w:val="both"/>
+              <w:rPr>
+                <w:b w:val="1"/>
+                <w:bCs w:val="1"/>
+                <w:sz w:val="18"/>
+                <w:szCs w:val="18"/>
+              </w:rPr>
+            </w:pPr>
+            <w:r>
+              <w:rPr>
+                <w:rtl w:val="0"/>
+              </w:rPr>
+              <w:t xml:space="preserve">Todo el equipo</w:t>
+            </w:r>
+            <w:r>
+              <w:rPr>
+                <w:rtl w:val="0"/>
+              </w:rPr>
+            </w:r>
+          </w:p>
+        </w:tc>
+        <w:tc>
+          <w:tcPr/>
+          <w:p>
+            <w:pPr>
+              <w:jc w:val="both"/>
+              <w:rPr>
+                <w:b w:val="1"/>
+                <w:bCs w:val="1"/>
+                <w:sz w:val="18"/>
+                <w:szCs w:val="18"/>
+              </w:rPr>
+            </w:pPr>
+            <w:r>
+              <w:rPr>
+                <w:rtl w:val="0"/>
+              </w:rPr>
+              <w:t xml:space="preserve">Se realiza en paralelo al desarrollo</w:t>
+            </w:r>
+            <w:r>
+              <w:rPr>
+                <w:rtl w:val="0"/>
+              </w:rPr>
+            </w:r>
+          </w:p>
+        </w:tc>
+      </w:tr>
+      <w:tr>
+        <w:trPr>
+          <w:cantSplit w:val="0"/>
+          <w:tblHeader w:val="0"/>
+        </w:trPr>
+        <w:tc>
+          <w:tcPr/>
+          <w:p>
+            <w:pPr>
+              <w:rPr>
+                <w:i w:val="1"/>
+                <w:iCs w:val="1"/>
+                <w:color w:val="548dd4"/>
+                <w:sz w:val="18"/>
+                <w:szCs w:val="18"/>
+              </w:rPr>
+            </w:pPr>
+            <w:r>
+              <w:rPr>
+                <w:rtl w:val="0"/>
+              </w:rPr>
+              <w:t xml:space="preserve">Desarrollo de software y aplicaciones móviles;</w:t>
+            </w:r>
+            <w:r>
+              <w:rPr>
+                <w:rtl w:val="0"/>
+              </w:rPr>
+            </w:r>
+          </w:p>
+        </w:tc>
+        <w:tc>
+          <w:tcPr/>
+          <w:p>
+            <w:pPr>
+              <w:jc w:val="both"/>
+              <w:rPr>
+                <w:b w:val="1"/>
+                <w:bCs w:val="1"/>
+                <w:sz w:val="18"/>
+                <w:szCs w:val="18"/>
+              </w:rPr>
+            </w:pPr>
+            <w:r>
+              <w:rPr>
+                <w:rtl w:val="0"/>
+              </w:rPr>
+              <w:t xml:space="preserve">Corrección de errores y ajustes finales</w:t>
+            </w:r>
+            <w:r>
+              <w:rPr>
+                <w:rtl w:val="0"/>
+              </w:rPr>
+            </w:r>
+          </w:p>
+        </w:tc>
+        <w:tc>
+          <w:tcPr/>
+          <w:p>
+            <w:pPr>
+              <w:jc w:val="both"/>
+              <w:rPr>
+                <w:b w:val="1"/>
+                <w:bCs w:val="1"/>
+                <w:sz w:val="18"/>
+                <w:szCs w:val="18"/>
+              </w:rPr>
+            </w:pPr>
+            <w:r>
+              <w:rPr>
+                <w:rtl w:val="0"/>
+              </w:rPr>
+              <w:t xml:space="preserve">Resolver bugs detectados y afinar la versión mínima viable</w:t>
+            </w:r>
+            <w:r>
+              <w:rPr>
+                <w:rtl w:val="0"/>
+              </w:rPr>
+            </w:r>
+          </w:p>
+        </w:tc>
+        <w:tc>
+          <w:tcPr/>
+          <w:p>
+            <w:pPr>
+              <w:jc w:val="both"/>
+              <w:rPr>
+                <w:i w:val="1"/>
+                <w:iCs w:val="1"/>
+                <w:color w:val="548dd4"/>
+                <w:sz w:val="18"/>
+                <w:szCs w:val="18"/>
+              </w:rPr>
+            </w:pPr>
+            <w:r>
+              <w:rPr>
+                <w:rtl w:val="0"/>
+              </w:rPr>
+              <w:t xml:space="preserve">GitHub</w:t>
+            </w:r>
+            <w:r>
+              <w:rPr>
+                <w:rtl w:val="0"/>
+              </w:rPr>
+            </w:r>
+          </w:p>
+        </w:tc>
+        <w:tc>
+          <w:tcPr>
+            <w:tcBorders>
+              <w:right w:color="ffffff" w:space="0" w:sz="4" w:val="single"/>
+            </w:tcBorders>
+          </w:tcPr>
+          <w:p>
+            <w:pPr>
+              <w:jc w:val="both"/>
+              <w:rPr>
+                <w:i w:val="1"/>
+                <w:iCs w:val="1"/>
+                <w:color w:val="548dd4"/>
+                <w:sz w:val="18"/>
+                <w:szCs w:val="18"/>
+              </w:rPr>
+            </w:pPr>
+            <w:r>
+              <w:rPr>
+                <w:rtl w:val="0"/>
+              </w:rPr>
+              <w:t xml:space="preserve">3-4 días</w:t>
+            </w:r>
+            <w:r>
+              <w:rPr>
+                <w:rtl w:val="0"/>
+              </w:rPr>
+            </w:r>
+          </w:p>
+        </w:tc>
+        <w:tc>
+          <w:tcPr>
+            <w:tcBorders>
+              <w:left w:color="ffffff" w:space="0" w:sz="4" w:val="single"/>
+            </w:tcBorders>
+            <w:shd w:fill="d9d9d9" w:val="clear"/>
+          </w:tcPr>
+          <w:p>
+            <w:pPr>
+              <w:jc w:val="both"/>
+              <w:rPr>
+                <w:b w:val="1"/>
+                <w:bCs w:val="1"/>
+                <w:sz w:val="18"/>
+                <w:szCs w:val="18"/>
+              </w:rPr>
+            </w:pPr>
+            <w:r>
+              <w:rPr>
+                <w:rtl w:val="0"/>
+              </w:rPr>
+              <w:t xml:space="preserve">Nicolas Hernandez</w:t>
+            </w:r>
+            <w:r>
+              <w:rPr>
+                <w:rtl w:val="0"/>
+              </w:rPr>
+            </w:r>
+          </w:p>
+        </w:tc>
+        <w:tc>
+          <w:tcPr/>
+          <w:p>
+            <w:pPr>
+              <w:jc w:val="both"/>
+              <w:rPr>
+                <w:b w:val="1"/>
+                <w:bCs w:val="1"/>
+                <w:sz w:val="18"/>
+                <w:szCs w:val="18"/>
+              </w:rPr>
+            </w:pPr>
+            <w:r>
+              <w:rPr>
+                <w:rtl w:val="0"/>
+              </w:rPr>
+              <w:t xml:space="preserve">—</w:t>
+            </w:r>
+            <w:r>
+              <w:rPr>
+                <w:rtl w:val="0"/>
+              </w:rPr>
+            </w:r>
+          </w:p>
+        </w:tc>
+      </w:tr>
+      <w:tr>
+        <w:trPr>
+          <w:cantSplit w:val="0"/>
+          <w:tblHeader w:val="0"/>
+        </w:trPr>
+        <w:tc>
+          <w:tcPr/>
+          <w:p>
+            <w:pPr>
+              <w:rPr>
+                <w:i w:val="1"/>
+                <w:iCs w:val="1"/>
+                <w:color w:val="548dd4"/>
+                <w:sz w:val="18"/>
+                <w:szCs w:val="18"/>
+              </w:rPr>
+            </w:pPr>
+            <w:r>
+              <w:rPr>
+                <w:rtl w:val="0"/>
+              </w:rPr>
+              <w:t xml:space="preserve">Gestión de proyectos informáticos.</w:t>
+            </w:r>
+            <w:r>
+              <w:rPr>
+                <w:rtl w:val="0"/>
+              </w:rPr>
+            </w:r>
+          </w:p>
+        </w:tc>
+        <w:tc>
+          <w:tcPr/>
+          <w:p>
+            <w:pPr>
+              <w:jc w:val="both"/>
+              <w:rPr>
+                <w:b w:val="1"/>
+                <w:bCs w:val="1"/>
+                <w:sz w:val="18"/>
+                <w:szCs w:val="18"/>
+              </w:rPr>
+            </w:pPr>
+            <w:r>
+              <w:rPr>
+                <w:rtl w:val="0"/>
+              </w:rPr>
+              <w:t xml:space="preserve">Validación con usuarios reales</w:t>
+            </w:r>
+            <w:r>
+              <w:rPr>
+                <w:rtl w:val="0"/>
+              </w:rPr>
+            </w:r>
+          </w:p>
+        </w:tc>
+        <w:tc>
+          <w:tcPr/>
+          <w:p>
+            <w:pPr>
+              <w:jc w:val="both"/>
+              <w:rPr>
+                <w:b w:val="1"/>
+                <w:bCs w:val="1"/>
+                <w:sz w:val="18"/>
+                <w:szCs w:val="18"/>
+              </w:rPr>
+            </w:pPr>
+            <w:r>
+              <w:rPr>
+                <w:rtl w:val="0"/>
+              </w:rPr>
+              <w:t xml:space="preserve">Testear la aplicación funcional con estudiantes</w:t>
+            </w:r>
+            <w:r>
+              <w:rPr>
+                <w:rtl w:val="0"/>
+              </w:rPr>
+            </w:r>
+          </w:p>
+        </w:tc>
+        <w:tc>
+          <w:tcPr/>
+          <w:p>
+            <w:pPr>
+              <w:jc w:val="both"/>
+              <w:rPr>
+                <w:i w:val="1"/>
+                <w:iCs w:val="1"/>
+                <w:color w:val="548dd4"/>
+                <w:sz w:val="18"/>
+                <w:szCs w:val="18"/>
+              </w:rPr>
+            </w:pPr>
+            <w:r>
+              <w:rPr>
+                <w:rtl w:val="0"/>
+              </w:rPr>
+              <w:t xml:space="preserve">Aplicación funcional</w:t>
+            </w:r>
+            <w:r>
+              <w:rPr>
+                <w:rtl w:val="0"/>
+              </w:rPr>
+            </w:r>
+          </w:p>
+        </w:tc>
+        <w:tc>
+          <w:tcPr>
+            <w:tcBorders>
+              <w:right w:color="ffffff" w:space="0" w:sz="4" w:val="single"/>
+            </w:tcBorders>
+          </w:tcPr>
+          <w:p>
+            <w:pPr>
+              <w:jc w:val="both"/>
+              <w:rPr>
+                <w:i w:val="1"/>
+                <w:iCs w:val="1"/>
+                <w:color w:val="548dd4"/>
+                <w:sz w:val="18"/>
+                <w:szCs w:val="18"/>
+              </w:rPr>
+            </w:pPr>
+            <w:r>
+              <w:rPr>
+                <w:rtl w:val="0"/>
+              </w:rPr>
+              <w:t xml:space="preserve">3 días</w:t>
+            </w:r>
+            <w:r>
+              <w:rPr>
+                <w:rtl w:val="0"/>
+              </w:rPr>
+            </w:r>
+          </w:p>
+        </w:tc>
+        <w:tc>
+          <w:tcPr>
+            <w:tcBorders>
+              <w:left w:color="ffffff" w:space="0" w:sz="4" w:val="single"/>
+            </w:tcBorders>
+            <w:shd w:fill="d9d9d9" w:val="clear"/>
+          </w:tcPr>
+          <w:p>
+            <w:pPr>
+              <w:jc w:val="both"/>
+              <w:rPr>
+                <w:b w:val="1"/>
+                <w:bCs w:val="1"/>
+                <w:sz w:val="18"/>
+                <w:szCs w:val="18"/>
+              </w:rPr>
+            </w:pPr>
+            <w:r>
+              <w:rPr>
+                <w:rtl w:val="0"/>
+              </w:rPr>
+              <w:t xml:space="preserve">Todo el equipo</w:t>
+            </w:r>
+            <w:r>
+              <w:rPr>
+                <w:rtl w:val="0"/>
+              </w:rPr>
+            </w:r>
+          </w:p>
+        </w:tc>
+        <w:tc>
+          <w:tcPr/>
+          <w:p>
+            <w:pPr>
+              <w:jc w:val="both"/>
+              <w:rPr>
+                <w:b w:val="1"/>
+                <w:bCs w:val="1"/>
+                <w:sz w:val="18"/>
+                <w:szCs w:val="18"/>
+              </w:rPr>
+            </w:pPr>
+            <w:r>
+              <w:rPr>
+                <w:rtl w:val="0"/>
+              </w:rPr>
+              <w:t xml:space="preserve">Insumo para informe final</w:t>
+            </w:r>
+            <w:r>
+              <w:rPr>
+                <w:rtl w:val="0"/>
+              </w:rPr>
+            </w:r>
+          </w:p>
+        </w:tc>
+      </w:tr>
+      <w:tr>
+        <w:trPr>
+          <w:cantSplit w:val="0"/>
+          <w:tblHeader w:val="0"/>
+        </w:trPr>
+        <w:tc>
+          <w:tcPr/>
+          <w:p>
+            <w:pPr>
+              <w:rPr>
+                <w:i w:val="1"/>
+                <w:iCs w:val="1"/>
+                <w:color w:val="548dd4"/>
+                <w:sz w:val="18"/>
+                <w:szCs w:val="18"/>
+              </w:rPr>
+            </w:pPr>
+            <w:r>
+              <w:rPr>
+                <w:rtl w:val="0"/>
+              </w:rPr>
+              <w:t xml:space="preserve">Gestión de proyectos informáticos.</w:t>
+            </w:r>
+            <w:r>
+              <w:rPr>
+                <w:rtl w:val="0"/>
+              </w:rPr>
+            </w:r>
+          </w:p>
+        </w:tc>
+        <w:tc>
+          <w:tcPr/>
+          <w:p>
+            <w:pPr>
+              <w:jc w:val="both"/>
+              <w:rPr>
+                <w:b w:val="1"/>
+                <w:bCs w:val="1"/>
+                <w:sz w:val="18"/>
+                <w:szCs w:val="18"/>
+              </w:rPr>
+            </w:pPr>
+            <w:r>
+              <w:rPr>
+                <w:rtl w:val="0"/>
+              </w:rPr>
+              <w:t xml:space="preserve">Redacción de informe final</w:t>
+            </w:r>
+            <w:r>
+              <w:rPr>
+                <w:rtl w:val="0"/>
+              </w:rPr>
+            </w:r>
+          </w:p>
+        </w:tc>
+        <w:tc>
+          <w:tcPr/>
+          <w:p>
+            <w:pPr>
+              <w:jc w:val="both"/>
+              <w:rPr>
+                <w:b w:val="1"/>
+                <w:bCs w:val="1"/>
+                <w:sz w:val="18"/>
+                <w:szCs w:val="18"/>
+              </w:rPr>
+            </w:pPr>
+            <w:r>
+              <w:rPr>
+                <w:rtl w:val="0"/>
+              </w:rPr>
+              <w:t xml:space="preserve">Documentar desarrollo, resultados y aprendizajes del proyecto</w:t>
+            </w:r>
+            <w:r>
+              <w:rPr>
+                <w:rtl w:val="0"/>
+              </w:rPr>
+            </w:r>
+          </w:p>
+        </w:tc>
+        <w:tc>
+          <w:tcPr/>
+          <w:p>
+            <w:pPr>
+              <w:jc w:val="both"/>
+              <w:rPr>
+                <w:i w:val="1"/>
+                <w:iCs w:val="1"/>
+                <w:color w:val="548dd4"/>
+                <w:sz w:val="18"/>
+                <w:szCs w:val="18"/>
+              </w:rPr>
+            </w:pPr>
+            <w:r>
+              <w:rPr>
+                <w:rtl w:val="0"/>
+              </w:rPr>
+              <w:t xml:space="preserve">Word</w:t>
+            </w:r>
+            <w:r>
+              <w:rPr>
+                <w:rtl w:val="0"/>
+              </w:rPr>
+            </w:r>
+          </w:p>
+        </w:tc>
+        <w:tc>
+          <w:tcPr>
+            <w:tcBorders>
+              <w:right w:color="ffffff" w:space="0" w:sz="4" w:val="single"/>
+            </w:tcBorders>
+          </w:tcPr>
+          <w:p>
+            <w:pPr>
+              <w:jc w:val="both"/>
+              <w:rPr>
+                <w:i w:val="1"/>
+                <w:iCs w:val="1"/>
+                <w:color w:val="548dd4"/>
+                <w:sz w:val="18"/>
+                <w:szCs w:val="18"/>
+              </w:rPr>
+            </w:pPr>
+            <w:r>
+              <w:rPr>
+                <w:rtl w:val="0"/>
+              </w:rPr>
+              <w:t xml:space="preserve">1 semana</w:t>
+            </w:r>
+            <w:r>
+              <w:rPr>
+                <w:rtl w:val="0"/>
+              </w:rPr>
+            </w:r>
+          </w:p>
+        </w:tc>
+        <w:tc>
+          <w:tcPr>
+            <w:tcBorders>
+              <w:left w:color="ffffff" w:space="0" w:sz="4" w:val="single"/>
+            </w:tcBorders>
+            <w:shd w:fill="d9d9d9" w:val="clear"/>
+          </w:tcPr>
+          <w:p>
+            <w:pPr>
+              <w:jc w:val="both"/>
+              <w:rPr>
+                <w:b w:val="1"/>
+                <w:bCs w:val="1"/>
+                <w:sz w:val="18"/>
+                <w:szCs w:val="18"/>
+              </w:rPr>
+            </w:pPr>
+            <w:r>
+              <w:rPr>
+                <w:rtl w:val="0"/>
+              </w:rPr>
+              <w:t xml:space="preserve">Todo el equipo</w:t>
+            </w:r>
+            <w:r>
+              <w:rPr>
+                <w:rtl w:val="0"/>
+              </w:rPr>
+            </w:r>
+          </w:p>
+        </w:tc>
+        <w:tc>
+          <w:tcPr/>
+          <w:p>
+            <w:pPr>
+              <w:jc w:val="both"/>
+              <w:rPr>
+                <w:b w:val="1"/>
+                <w:bCs w:val="1"/>
+                <w:sz w:val="18"/>
+                <w:szCs w:val="18"/>
+              </w:rPr>
+            </w:pPr>
+            <w:r>
+              <w:rPr>
+                <w:rtl w:val="0"/>
+              </w:rPr>
+              <w:t xml:space="preserve">—</w:t>
+            </w:r>
+            <w:r>
+              <w:rPr>
+                <w:rtl w:val="0"/>
+              </w:rPr>
+            </w:r>
+          </w:p>
+        </w:tc>
+      </w:tr>
+      <w:tr>
+        <w:trPr>
+          <w:cantSplit w:val="0"/>
+          <w:tblHeader w:val="0"/>
+        </w:trPr>
+        <w:tc>
+          <w:tcPr/>
+          <w:p>
+            <w:pPr>
+              <w:rPr>
+                <w:i w:val="1"/>
+                <w:iCs w:val="1"/>
+                <w:color w:val="548dd4"/>
+                <w:sz w:val="18"/>
+                <w:szCs w:val="18"/>
+              </w:rPr>
+            </w:pPr>
+            <w:r>
+              <w:rPr>
+                <w:rtl w:val="0"/>
+              </w:rPr>
+              <w:t xml:space="preserve">Gestión de proyectos informáticos.</w:t>
+            </w:r>
+            <w:r>
+              <w:rPr>
+                <w:rtl w:val="0"/>
+              </w:rPr>
+            </w:r>
+          </w:p>
+        </w:tc>
+        <w:tc>
+          <w:tcPr/>
+          <w:p>
+            <w:pPr>
+              <w:jc w:val="both"/>
+              <w:rPr>
+                <w:b w:val="1"/>
+                <w:bCs w:val="1"/>
+                <w:sz w:val="18"/>
+                <w:szCs w:val="18"/>
+              </w:rPr>
+            </w:pPr>
+            <w:r>
+              <w:rPr>
+                <w:rtl w:val="0"/>
+              </w:rPr>
+              <w:t xml:space="preserve">Elaboración de manual de usuario</w:t>
+            </w:r>
+            <w:r>
+              <w:rPr>
+                <w:rtl w:val="0"/>
+              </w:rPr>
+            </w:r>
+          </w:p>
+        </w:tc>
+        <w:tc>
+          <w:tcPr/>
+          <w:p>
+            <w:pPr>
+              <w:jc w:val="both"/>
+              <w:rPr>
+                <w:b w:val="1"/>
+                <w:bCs w:val="1"/>
+                <w:sz w:val="18"/>
+                <w:szCs w:val="18"/>
+              </w:rPr>
+            </w:pPr>
+            <w:r>
+              <w:rPr>
+                <w:rtl w:val="0"/>
+              </w:rPr>
+              <w:t xml:space="preserve">Redactar guía de uso de la aplicación</w:t>
+            </w:r>
+            <w:r>
+              <w:rPr>
+                <w:rtl w:val="0"/>
+              </w:rPr>
+            </w:r>
+          </w:p>
+        </w:tc>
+        <w:tc>
+          <w:tcPr/>
+          <w:p>
+            <w:pPr>
+              <w:jc w:val="both"/>
+              <w:rPr>
+                <w:i w:val="1"/>
+                <w:iCs w:val="1"/>
+                <w:color w:val="548dd4"/>
+                <w:sz w:val="18"/>
+                <w:szCs w:val="18"/>
+              </w:rPr>
+            </w:pPr>
+            <w:r>
+              <w:rPr>
+                <w:rtl w:val="0"/>
+              </w:rPr>
+              <w:t xml:space="preserve">Word/PDF</w:t>
+            </w:r>
+            <w:r>
+              <w:rPr>
+                <w:rtl w:val="0"/>
+              </w:rPr>
+            </w:r>
+          </w:p>
+        </w:tc>
+        <w:tc>
+          <w:tcPr>
+            <w:tcBorders>
+              <w:right w:color="ffffff" w:space="0" w:sz="4" w:val="single"/>
+            </w:tcBorders>
+          </w:tcPr>
+          <w:p>
+            <w:pPr>
+              <w:jc w:val="both"/>
+              <w:rPr>
+                <w:i w:val="1"/>
+                <w:iCs w:val="1"/>
+                <w:color w:val="548dd4"/>
+                <w:sz w:val="18"/>
+                <w:szCs w:val="18"/>
+              </w:rPr>
+            </w:pPr>
+            <w:r>
+              <w:rPr>
+                <w:rtl w:val="0"/>
+              </w:rPr>
+              <w:t xml:space="preserve">2 días</w:t>
+            </w:r>
+            <w:r>
+              <w:rPr>
+                <w:rtl w:val="0"/>
+              </w:rPr>
+            </w:r>
+          </w:p>
+        </w:tc>
+        <w:tc>
+          <w:tcPr>
+            <w:tcBorders>
+              <w:left w:color="ffffff" w:space="0" w:sz="4" w:val="single"/>
+            </w:tcBorders>
+            <w:shd w:fill="d9d9d9" w:val="clear"/>
+          </w:tcPr>
+          <w:p>
+            <w:pPr>
+              <w:jc w:val="both"/>
+              <w:rPr>
+                <w:b w:val="1"/>
+                <w:bCs w:val="1"/>
+                <w:sz w:val="18"/>
+                <w:szCs w:val="18"/>
+              </w:rPr>
+            </w:pPr>
+            <w:r>
+              <w:rPr>
+                <w:rtl w:val="0"/>
+              </w:rPr>
+              <w:t xml:space="preserve">Hans Mancilla</w:t>
+            </w:r>
+            <w:r>
+              <w:rPr>
+                <w:rtl w:val="0"/>
+              </w:rPr>
+            </w:r>
+          </w:p>
+        </w:tc>
+        <w:tc>
+          <w:tcPr/>
+          <w:p>
+            <w:pPr>
+              <w:jc w:val="both"/>
+              <w:rPr>
+                <w:b w:val="1"/>
+                <w:bCs w:val="1"/>
+                <w:sz w:val="18"/>
+                <w:szCs w:val="18"/>
+              </w:rPr>
+            </w:pPr>
+            <w:r>
+              <w:rPr>
+                <w:rtl w:val="0"/>
+              </w:rPr>
+              <w:t xml:space="preserve">Evidencia final requerida</w:t>
             </w:r>
             <w:r>
               <w:rPr>
@@ -5039,6 +8768,23 @@
         </w:tc>
       </w:tr>
     </w:tbl>
+    <w:p>
+      <w:pPr>
+        <w:spacing w:after="0" w:line="360" w:lineRule="auto"/>
+        <w:jc w:val="both"/>
+        <w:rPr>
+          <w:b w:val="1"/>
+          <w:bCs w:val="1"/>
+          <w:sz w:val="24"/>
+          <w:szCs w:val="24"/>
+        </w:rPr>
+      </w:pPr>
+      <w:r>
+        <w:rPr>
+          <w:rtl w:val="0"/>
+        </w:rPr>
+      </w:r>
+    </w:p>
     <w:p>
       <w:pPr>
         <w:spacing w:after="0" w:line="360" w:lineRule="auto"/>
@@ -5220,1867 +8966,45 @@
         </w:rPr>
       </w:r>
     </w:p>
-    <w:tbl>
-      <w:tblPr>
-        <w:tblStyle w:val="Table16"/>
-        <w:tblW w:w="10801.999999999998" w:type="dxa"/>
-        <w:jc w:val="left"/>
-        <w:tblInd w:w="-1160.0" w:type="dxa"/>
-        <w:tblBorders>
-          <w:top w:color="bfbfbf" w:space="0" w:sz="4" w:val="single"/>
-          <w:left w:color="bfbfbf" w:space="0" w:sz="4" w:val="single"/>
-          <w:bottom w:color="bfbfbf" w:space="0" w:sz="4" w:val="single"/>
-          <w:right w:color="bfbfbf" w:space="0" w:sz="4" w:val="single"/>
-          <w:insideH w:color="bfbfbf" w:space="0" w:sz="4" w:val="single"/>
-          <w:insideV w:color="bfbfbf" w:space="0" w:sz="4" w:val="single"/>
-        </w:tblBorders>
-        <w:tblLayout w:type="fixed"/>
-        <w:tblLook w:val="0400"/>
-      </w:tblPr>
-      <w:tblGrid>
-        <w:gridCol w:w="1351"/>
-        <w:gridCol w:w="536"/>
-        <w:gridCol w:w="522"/>
-        <w:gridCol w:w="523"/>
-        <w:gridCol w:w="526"/>
-        <w:gridCol w:w="523"/>
-        <w:gridCol w:w="523"/>
-        <w:gridCol w:w="523"/>
-        <w:gridCol w:w="523"/>
-        <w:gridCol w:w="523"/>
-        <w:gridCol w:w="523"/>
-        <w:gridCol w:w="523"/>
-        <w:gridCol w:w="523"/>
-        <w:gridCol w:w="525"/>
-        <w:gridCol w:w="525"/>
-        <w:gridCol w:w="525"/>
-        <w:gridCol w:w="7"/>
-        <w:gridCol w:w="518"/>
-        <w:gridCol w:w="525"/>
-        <w:gridCol w:w="525"/>
-        <w:gridCol w:w="10"/>
-        <w:tblGridChange w:id="0">
-          <w:tblGrid>
-            <w:gridCol w:w="1351"/>
-            <w:gridCol w:w="536"/>
-            <w:gridCol w:w="522"/>
-            <w:gridCol w:w="523"/>
-            <w:gridCol w:w="526"/>
-            <w:gridCol w:w="523"/>
-            <w:gridCol w:w="523"/>
-            <w:gridCol w:w="523"/>
-            <w:gridCol w:w="523"/>
-            <w:gridCol w:w="523"/>
-            <w:gridCol w:w="523"/>
-            <w:gridCol w:w="523"/>
-            <w:gridCol w:w="523"/>
-            <w:gridCol w:w="525"/>
-            <w:gridCol w:w="525"/>
-            <w:gridCol w:w="525"/>
-            <w:gridCol w:w="7"/>
-            <w:gridCol w:w="518"/>
-            <w:gridCol w:w="525"/>
-            <w:gridCol w:w="525"/>
-            <w:gridCol w:w="10"/>
-          </w:tblGrid>
-        </w:tblGridChange>
-      </w:tblGrid>
-      <w:tr>
-        <w:trPr>
-          <w:cantSplit w:val="0"/>
-          <w:trHeight w:val="294" w:hRule="atLeast"/>
-          <w:tblHeader w:val="0"/>
-        </w:trPr>
-        <w:tc>
-          <w:tcPr>
-            <w:vMerge w:val="restart"/>
-          </w:tcPr>
-          <w:p>
-            <w:pPr>
-              <w:spacing w:line="360" w:lineRule="auto"/>
-              <w:jc w:val="both"/>
-              <w:rPr>
-                <w:b w:val="1"/>
-                <w:bCs w:val="1"/>
-                <w:sz w:val="16"/>
-                <w:szCs w:val="16"/>
-              </w:rPr>
-            </w:pPr>
-            <w:r>
-              <w:rPr>
-                <w:b w:val="1"/>
-                <w:bCs w:val="1"/>
-                <w:sz w:val="16"/>
-                <w:szCs w:val="16"/>
-                <w:rtl w:val="0"/>
-              </w:rPr>
-              <w:t xml:space="preserve">Actividad</w:t>
-            </w:r>
-          </w:p>
-        </w:tc>
-        <w:tc>
-          <w:tcPr>
-            <w:gridSpan w:val="4"/>
-            <w:shd w:fill="e2efd9" w:val="clear"/>
-          </w:tcPr>
-          <w:p>
-            <w:pPr>
-              <w:spacing w:line="360" w:lineRule="auto"/>
-              <w:jc w:val="center"/>
-              <w:rPr>
-                <w:b w:val="1"/>
-                <w:bCs w:val="1"/>
-                <w:sz w:val="16"/>
-                <w:szCs w:val="16"/>
-              </w:rPr>
-            </w:pPr>
-            <w:r>
-              <w:rPr>
-                <w:b w:val="1"/>
-                <w:bCs w:val="1"/>
-                <w:sz w:val="16"/>
-                <w:szCs w:val="16"/>
-                <w:rtl w:val="0"/>
-              </w:rPr>
-              <w:t xml:space="preserve">Fase 1</w:t>
-            </w:r>
-          </w:p>
-        </w:tc>
-        <w:tc>
-          <w:tcPr>
-            <w:gridSpan w:val="12"/>
-            <w:shd w:fill="fff2cb" w:val="clear"/>
-          </w:tcPr>
-          <w:p>
-            <w:pPr>
-              <w:spacing w:line="360" w:lineRule="auto"/>
-              <w:jc w:val="center"/>
-              <w:rPr>
-                <w:b w:val="1"/>
-                <w:bCs w:val="1"/>
-                <w:sz w:val="16"/>
-                <w:szCs w:val="16"/>
-              </w:rPr>
-            </w:pPr>
-            <w:r>
-              <w:rPr>
-                <w:b w:val="1"/>
-                <w:bCs w:val="1"/>
-                <w:sz w:val="16"/>
-                <w:szCs w:val="16"/>
-                <w:rtl w:val="0"/>
-              </w:rPr>
-              <w:t xml:space="preserve">Fase 2</w:t>
-            </w:r>
-          </w:p>
-        </w:tc>
-        <w:tc>
-          <w:tcPr>
-            <w:gridSpan w:val="4"/>
-            <w:shd w:fill="fbe4d5" w:val="clear"/>
-          </w:tcPr>
-          <w:p>
-            <w:pPr>
-              <w:spacing w:line="360" w:lineRule="auto"/>
-              <w:jc w:val="center"/>
-              <w:rPr>
-                <w:b w:val="1"/>
-                <w:bCs w:val="1"/>
-                <w:sz w:val="16"/>
-                <w:szCs w:val="16"/>
-              </w:rPr>
-            </w:pPr>
-            <w:r>
-              <w:rPr>
-                <w:b w:val="1"/>
-                <w:bCs w:val="1"/>
-                <w:sz w:val="16"/>
-                <w:szCs w:val="16"/>
-                <w:rtl w:val="0"/>
-              </w:rPr>
-              <w:t xml:space="preserve">Fase 3</w:t>
-            </w:r>
-          </w:p>
-        </w:tc>
-      </w:tr>
-      <w:tr>
-        <w:trPr>
-          <w:cantSplit w:val="0"/>
-          <w:trHeight w:val="303" w:hRule="atLeast"/>
-          <w:tblHeader w:val="0"/>
-        </w:trPr>
-        <w:tc>
-          <w:tcPr>
-            <w:vMerge w:val="continue"/>
-          </w:tcPr>
-          <w:p>
-            <w:pPr>
-              <w:keepNext w:val="0"/>
-              <w:keepLines w:val="0"/>
-              <w:pageBreakBefore w:val="0"/>
-              <w:widowControl w:val="0"/>
-              <w:pBdr>
-                <w:top w:space="0" w:sz="0" w:val="nil"/>
-                <w:left w:space="0" w:sz="0" w:val="nil"/>
-                <w:bottom w:space="0" w:sz="0" w:val="nil"/>
-                <w:right w:space="0" w:sz="0" w:val="nil"/>
-                <w:between w:space="0" w:sz="0" w:val="nil"/>
-              </w:pBdr>
-              <w:shd w:fill="auto" w:val="clear"/>
-              <w:spacing w:after="0" w:before="0" w:line="276" w:lineRule="auto"/>
-              <w:ind w:left="0" w:right="0" w:firstLine="0"/>
-              <w:jc w:val="left"/>
-              <w:rPr>
-                <w:b w:val="1"/>
-                <w:bCs w:val="1"/>
-                <w:sz w:val="16"/>
-                <w:szCs w:val="16"/>
-              </w:rPr>
-            </w:pPr>
-            <w:r>
-              <w:rPr>
-                <w:rtl w:val="0"/>
-              </w:rPr>
-            </w:r>
-          </w:p>
-        </w:tc>
-        <w:tc>
-          <w:tcPr/>
-          <w:p>
-            <w:pPr>
-              <w:spacing w:line="360" w:lineRule="auto"/>
-              <w:jc w:val="center"/>
-              <w:rPr>
-                <w:b w:val="1"/>
-                <w:bCs w:val="1"/>
-                <w:sz w:val="16"/>
-                <w:szCs w:val="16"/>
-              </w:rPr>
-            </w:pPr>
-            <w:r>
-              <w:rPr>
-                <w:b w:val="1"/>
-                <w:bCs w:val="1"/>
-                <w:sz w:val="16"/>
-                <w:szCs w:val="16"/>
-                <w:rtl w:val="0"/>
-              </w:rPr>
-              <w:t xml:space="preserve">S 1</w:t>
-            </w:r>
-          </w:p>
-        </w:tc>
-        <w:tc>
-          <w:tcPr/>
-          <w:p>
-            <w:pPr>
-              <w:spacing w:line="360" w:lineRule="auto"/>
-              <w:jc w:val="center"/>
-              <w:rPr>
-                <w:b w:val="1"/>
-                <w:bCs w:val="1"/>
-                <w:sz w:val="16"/>
-                <w:szCs w:val="16"/>
-              </w:rPr>
-            </w:pPr>
-            <w:r>
-              <w:rPr>
-                <w:b w:val="1"/>
-                <w:bCs w:val="1"/>
-                <w:sz w:val="16"/>
-                <w:szCs w:val="16"/>
-                <w:rtl w:val="0"/>
-              </w:rPr>
-              <w:t xml:space="preserve">S 2</w:t>
-            </w:r>
-          </w:p>
-        </w:tc>
-        <w:tc>
-          <w:tcPr/>
-          <w:p>
-            <w:pPr>
-              <w:spacing w:line="360" w:lineRule="auto"/>
-              <w:jc w:val="center"/>
-              <w:rPr>
-                <w:b w:val="1"/>
-                <w:bCs w:val="1"/>
-                <w:sz w:val="16"/>
-                <w:szCs w:val="16"/>
-              </w:rPr>
-            </w:pPr>
-            <w:r>
-              <w:rPr>
-                <w:b w:val="1"/>
-                <w:bCs w:val="1"/>
-                <w:sz w:val="16"/>
-                <w:szCs w:val="16"/>
-                <w:rtl w:val="0"/>
-              </w:rPr>
-              <w:t xml:space="preserve">S 3</w:t>
-            </w:r>
-          </w:p>
-        </w:tc>
-        <w:tc>
-          <w:tcPr/>
-          <w:p>
-            <w:pPr>
-              <w:spacing w:line="360" w:lineRule="auto"/>
-              <w:jc w:val="center"/>
-              <w:rPr>
-                <w:b w:val="1"/>
-                <w:bCs w:val="1"/>
-                <w:sz w:val="16"/>
-                <w:szCs w:val="16"/>
-              </w:rPr>
-            </w:pPr>
-            <w:r>
-              <w:rPr>
-                <w:b w:val="1"/>
-                <w:bCs w:val="1"/>
-                <w:sz w:val="16"/>
-                <w:szCs w:val="16"/>
-                <w:rtl w:val="0"/>
-              </w:rPr>
-              <w:t xml:space="preserve">S 4</w:t>
-            </w:r>
-          </w:p>
-        </w:tc>
-        <w:tc>
-          <w:tcPr/>
-          <w:p>
-            <w:pPr>
-              <w:spacing w:line="360" w:lineRule="auto"/>
-              <w:jc w:val="center"/>
-              <w:rPr>
-                <w:b w:val="1"/>
-                <w:bCs w:val="1"/>
-                <w:sz w:val="16"/>
-                <w:szCs w:val="16"/>
-              </w:rPr>
-            </w:pPr>
-            <w:r>
-              <w:rPr>
-                <w:b w:val="1"/>
-                <w:bCs w:val="1"/>
-                <w:sz w:val="16"/>
-                <w:szCs w:val="16"/>
-                <w:rtl w:val="0"/>
-              </w:rPr>
-              <w:t xml:space="preserve">S 5</w:t>
-            </w:r>
-          </w:p>
-        </w:tc>
-        <w:tc>
-          <w:tcPr/>
-          <w:p>
-            <w:pPr>
-              <w:spacing w:line="360" w:lineRule="auto"/>
-              <w:jc w:val="center"/>
-              <w:rPr>
-                <w:b w:val="1"/>
-                <w:bCs w:val="1"/>
-                <w:sz w:val="16"/>
-                <w:szCs w:val="16"/>
-              </w:rPr>
-            </w:pPr>
-            <w:r>
-              <w:rPr>
-                <w:b w:val="1"/>
-                <w:bCs w:val="1"/>
-                <w:sz w:val="16"/>
-                <w:szCs w:val="16"/>
-                <w:rtl w:val="0"/>
-              </w:rPr>
-              <w:t xml:space="preserve">S 6</w:t>
-            </w:r>
-          </w:p>
-        </w:tc>
-        <w:tc>
-          <w:tcPr/>
-          <w:p>
-            <w:pPr>
-              <w:spacing w:line="360" w:lineRule="auto"/>
-              <w:jc w:val="center"/>
-              <w:rPr>
-                <w:b w:val="1"/>
-                <w:bCs w:val="1"/>
-                <w:sz w:val="16"/>
-                <w:szCs w:val="16"/>
-              </w:rPr>
-            </w:pPr>
-            <w:r>
-              <w:rPr>
-                <w:b w:val="1"/>
-                <w:bCs w:val="1"/>
-                <w:sz w:val="16"/>
-                <w:szCs w:val="16"/>
-                <w:rtl w:val="0"/>
-              </w:rPr>
-              <w:t xml:space="preserve">S 7</w:t>
-            </w:r>
-          </w:p>
-        </w:tc>
-        <w:tc>
-          <w:tcPr/>
-          <w:p>
-            <w:pPr>
-              <w:spacing w:line="360" w:lineRule="auto"/>
-              <w:jc w:val="center"/>
-              <w:rPr>
-                <w:b w:val="1"/>
-                <w:bCs w:val="1"/>
-                <w:sz w:val="16"/>
-                <w:szCs w:val="16"/>
-              </w:rPr>
-            </w:pPr>
-            <w:r>
-              <w:rPr>
-                <w:b w:val="1"/>
-                <w:bCs w:val="1"/>
-                <w:sz w:val="16"/>
-                <w:szCs w:val="16"/>
-                <w:rtl w:val="0"/>
-              </w:rPr>
-              <w:t xml:space="preserve">S 8</w:t>
-            </w:r>
-          </w:p>
-        </w:tc>
-        <w:tc>
-          <w:tcPr/>
-          <w:p>
-            <w:pPr>
-              <w:spacing w:line="360" w:lineRule="auto"/>
-              <w:jc w:val="center"/>
-              <w:rPr>
-                <w:b w:val="1"/>
-                <w:bCs w:val="1"/>
-                <w:sz w:val="16"/>
-                <w:szCs w:val="16"/>
-              </w:rPr>
-            </w:pPr>
-            <w:r>
-              <w:rPr>
-                <w:b w:val="1"/>
-                <w:bCs w:val="1"/>
-                <w:sz w:val="16"/>
-                <w:szCs w:val="16"/>
-                <w:rtl w:val="0"/>
-              </w:rPr>
-              <w:t xml:space="preserve">S 9</w:t>
-            </w:r>
-          </w:p>
-        </w:tc>
-        <w:tc>
-          <w:tcPr/>
-          <w:p>
-            <w:pPr>
-              <w:spacing w:line="360" w:lineRule="auto"/>
-              <w:jc w:val="center"/>
-              <w:rPr>
-                <w:b w:val="1"/>
-                <w:bCs w:val="1"/>
-                <w:sz w:val="16"/>
-                <w:szCs w:val="16"/>
-              </w:rPr>
-            </w:pPr>
-            <w:r>
-              <w:rPr>
-                <w:b w:val="1"/>
-                <w:bCs w:val="1"/>
-                <w:sz w:val="16"/>
-                <w:szCs w:val="16"/>
-                <w:rtl w:val="0"/>
-              </w:rPr>
-              <w:t xml:space="preserve">S 10</w:t>
-            </w:r>
-          </w:p>
-        </w:tc>
-        <w:tc>
-          <w:tcPr/>
-          <w:p>
-            <w:pPr>
-              <w:spacing w:line="360" w:lineRule="auto"/>
-              <w:jc w:val="center"/>
-              <w:rPr>
-                <w:b w:val="1"/>
-                <w:bCs w:val="1"/>
-                <w:sz w:val="16"/>
-                <w:szCs w:val="16"/>
-              </w:rPr>
-            </w:pPr>
-            <w:r>
-              <w:rPr>
-                <w:b w:val="1"/>
-                <w:bCs w:val="1"/>
-                <w:sz w:val="16"/>
-                <w:szCs w:val="16"/>
-                <w:rtl w:val="0"/>
-              </w:rPr>
-              <w:t xml:space="preserve">S 11</w:t>
-            </w:r>
-          </w:p>
-        </w:tc>
-        <w:tc>
-          <w:tcPr/>
-          <w:p>
-            <w:pPr>
-              <w:spacing w:line="360" w:lineRule="auto"/>
-              <w:jc w:val="center"/>
-              <w:rPr>
-                <w:b w:val="1"/>
-                <w:bCs w:val="1"/>
-                <w:sz w:val="16"/>
-                <w:szCs w:val="16"/>
-              </w:rPr>
-            </w:pPr>
-            <w:r>
-              <w:rPr>
-                <w:b w:val="1"/>
-                <w:bCs w:val="1"/>
-                <w:sz w:val="16"/>
-                <w:szCs w:val="16"/>
-                <w:rtl w:val="0"/>
-              </w:rPr>
-              <w:t xml:space="preserve">S 12</w:t>
-            </w:r>
-          </w:p>
-        </w:tc>
-        <w:tc>
-          <w:tcPr/>
-          <w:p>
-            <w:pPr>
-              <w:spacing w:line="360" w:lineRule="auto"/>
-              <w:jc w:val="center"/>
-              <w:rPr>
-                <w:b w:val="1"/>
-                <w:bCs w:val="1"/>
-                <w:sz w:val="16"/>
-                <w:szCs w:val="16"/>
-              </w:rPr>
-            </w:pPr>
-            <w:r>
-              <w:rPr>
-                <w:b w:val="1"/>
-                <w:bCs w:val="1"/>
-                <w:sz w:val="16"/>
-                <w:szCs w:val="16"/>
-                <w:rtl w:val="0"/>
-              </w:rPr>
-              <w:t xml:space="preserve">S 13</w:t>
-            </w:r>
-          </w:p>
-        </w:tc>
-        <w:tc>
-          <w:tcPr/>
-          <w:p>
-            <w:pPr>
-              <w:spacing w:line="360" w:lineRule="auto"/>
-              <w:jc w:val="center"/>
-              <w:rPr>
-                <w:b w:val="1"/>
-                <w:bCs w:val="1"/>
-                <w:sz w:val="16"/>
-                <w:szCs w:val="16"/>
-              </w:rPr>
-            </w:pPr>
-            <w:r>
-              <w:rPr>
-                <w:b w:val="1"/>
-                <w:bCs w:val="1"/>
-                <w:sz w:val="16"/>
-                <w:szCs w:val="16"/>
-                <w:rtl w:val="0"/>
-              </w:rPr>
-              <w:t xml:space="preserve">S 14</w:t>
-            </w:r>
-          </w:p>
-        </w:tc>
-        <w:tc>
-          <w:tcPr/>
-          <w:p>
-            <w:pPr>
-              <w:spacing w:line="360" w:lineRule="auto"/>
-              <w:jc w:val="center"/>
-              <w:rPr>
-                <w:b w:val="1"/>
-                <w:bCs w:val="1"/>
-                <w:sz w:val="16"/>
-                <w:szCs w:val="16"/>
-              </w:rPr>
-            </w:pPr>
-            <w:r>
-              <w:rPr>
-                <w:b w:val="1"/>
-                <w:bCs w:val="1"/>
-                <w:sz w:val="16"/>
-                <w:szCs w:val="16"/>
-                <w:rtl w:val="0"/>
-              </w:rPr>
-              <w:t xml:space="preserve">S 15</w:t>
-            </w:r>
-          </w:p>
-        </w:tc>
-        <w:tc>
-          <w:tcPr>
-            <w:gridSpan w:val="2"/>
-          </w:tcPr>
-          <w:p>
-            <w:pPr>
-              <w:spacing w:line="360" w:lineRule="auto"/>
-              <w:jc w:val="center"/>
-              <w:rPr>
-                <w:b w:val="1"/>
-                <w:bCs w:val="1"/>
-                <w:sz w:val="16"/>
-                <w:szCs w:val="16"/>
-              </w:rPr>
-            </w:pPr>
-            <w:r>
-              <w:rPr>
-                <w:b w:val="1"/>
-                <w:bCs w:val="1"/>
-                <w:sz w:val="16"/>
-                <w:szCs w:val="16"/>
-                <w:rtl w:val="0"/>
-              </w:rPr>
-              <w:t xml:space="preserve">S 16</w:t>
-            </w:r>
-          </w:p>
-        </w:tc>
-        <w:tc>
-          <w:tcPr/>
-          <w:p>
-            <w:pPr>
-              <w:spacing w:line="360" w:lineRule="auto"/>
-              <w:jc w:val="center"/>
-              <w:rPr>
-                <w:b w:val="1"/>
-                <w:bCs w:val="1"/>
-                <w:sz w:val="16"/>
-                <w:szCs w:val="16"/>
-              </w:rPr>
-            </w:pPr>
-            <w:r>
-              <w:rPr>
-                <w:b w:val="1"/>
-                <w:bCs w:val="1"/>
-                <w:sz w:val="16"/>
-                <w:szCs w:val="16"/>
-                <w:rtl w:val="0"/>
-              </w:rPr>
-              <w:t xml:space="preserve">S 17</w:t>
-            </w:r>
-          </w:p>
-        </w:tc>
-        <w:tc>
-          <w:tcPr/>
-          <w:p>
-            <w:pPr>
-              <w:spacing w:line="360" w:lineRule="auto"/>
-              <w:jc w:val="center"/>
-              <w:rPr>
-                <w:b w:val="1"/>
-                <w:bCs w:val="1"/>
-                <w:sz w:val="16"/>
-                <w:szCs w:val="16"/>
-              </w:rPr>
-            </w:pPr>
-            <w:r>
-              <w:rPr>
-                <w:b w:val="1"/>
-                <w:bCs w:val="1"/>
-                <w:sz w:val="16"/>
-                <w:szCs w:val="16"/>
-                <w:rtl w:val="0"/>
-              </w:rPr>
-              <w:t xml:space="preserve">S 18</w:t>
-            </w:r>
-          </w:p>
-        </w:tc>
-      </w:tr>
-      <w:tr>
-        <w:trPr>
-          <w:cantSplit w:val="0"/>
-          <w:trHeight w:val="294" w:hRule="atLeast"/>
-          <w:tblHeader w:val="0"/>
-        </w:trPr>
-        <w:tc>
-          <w:tcPr/>
-          <w:p>
-            <w:pPr>
-              <w:spacing w:line="360" w:lineRule="auto"/>
-              <w:jc w:val="both"/>
-              <w:rPr>
-                <w:b w:val="1"/>
-                <w:bCs w:val="1"/>
-                <w:sz w:val="16"/>
-                <w:szCs w:val="16"/>
-              </w:rPr>
-            </w:pPr>
-            <w:r>
-              <w:rPr>
-                <w:rFonts w:ascii="Calibri" w:cs="Calibri" w:eastAsia="Calibri" w:hAnsi="Calibri"/>
-                <w:i w:val="1"/>
-                <w:iCs w:val="1"/>
-                <w:color w:val="548dd4"/>
-                <w:sz w:val="16"/>
-                <w:szCs w:val="16"/>
-                <w:rtl w:val="0"/>
-              </w:rPr>
-              <w:t xml:space="preserve">Describe actividades del punto anterior</w:t>
-            </w:r>
-            <w:r>
-              <w:rPr>
-                <w:rtl w:val="0"/>
-              </w:rPr>
-            </w:r>
-          </w:p>
-        </w:tc>
-        <w:tc>
-          <w:tcPr/>
-          <w:p>
-            <w:pPr>
-              <w:spacing w:line="360" w:lineRule="auto"/>
-              <w:jc w:val="both"/>
-              <w:rPr>
-                <w:b w:val="1"/>
-                <w:bCs w:val="1"/>
-                <w:sz w:val="16"/>
-                <w:szCs w:val="16"/>
-              </w:rPr>
-            </w:pPr>
-            <w:r>
-              <w:rPr>
-                <w:rtl w:val="0"/>
-              </w:rPr>
-            </w:r>
-          </w:p>
-        </w:tc>
-        <w:tc>
-          <w:tcPr/>
-          <w:p>
-            <w:pPr>
-              <w:spacing w:line="360" w:lineRule="auto"/>
-              <w:jc w:val="both"/>
-              <w:rPr>
-                <w:b w:val="1"/>
-                <w:bCs w:val="1"/>
-                <w:sz w:val="16"/>
-                <w:szCs w:val="16"/>
-              </w:rPr>
-            </w:pPr>
-            <w:r>
-              <w:rPr>
-                <w:rtl w:val="0"/>
-              </w:rPr>
-            </w:r>
-          </w:p>
-        </w:tc>
-        <w:tc>
-          <w:tcPr/>
-          <w:p>
-            <w:pPr>
-              <w:spacing w:line="360" w:lineRule="auto"/>
-              <w:jc w:val="both"/>
-              <w:rPr>
-                <w:b w:val="1"/>
-                <w:bCs w:val="1"/>
-                <w:sz w:val="16"/>
-                <w:szCs w:val="16"/>
-              </w:rPr>
-            </w:pPr>
-            <w:r>
-              <w:rPr>
-                <w:rtl w:val="0"/>
-              </w:rPr>
-            </w:r>
-          </w:p>
-        </w:tc>
-        <w:tc>
-          <w:tcPr/>
-          <w:p>
-            <w:pPr>
-              <w:spacing w:line="360" w:lineRule="auto"/>
-              <w:jc w:val="both"/>
-              <w:rPr>
-                <w:b w:val="1"/>
-                <w:bCs w:val="1"/>
-                <w:sz w:val="16"/>
-                <w:szCs w:val="16"/>
-              </w:rPr>
-            </w:pPr>
-            <w:r>
-              <w:rPr>
-                <w:rtl w:val="0"/>
-              </w:rPr>
-            </w:r>
-          </w:p>
-        </w:tc>
-        <w:tc>
-          <w:tcPr/>
-          <w:p>
-            <w:pPr>
-              <w:spacing w:line="360" w:lineRule="auto"/>
-              <w:jc w:val="both"/>
-              <w:rPr>
-                <w:b w:val="1"/>
-                <w:bCs w:val="1"/>
-                <w:sz w:val="16"/>
-                <w:szCs w:val="16"/>
-              </w:rPr>
-            </w:pPr>
-            <w:r>
-              <w:rPr>
-                <w:rtl w:val="0"/>
-              </w:rPr>
-            </w:r>
-          </w:p>
-        </w:tc>
-        <w:tc>
-          <w:tcPr/>
-          <w:p>
-            <w:pPr>
-              <w:spacing w:line="360" w:lineRule="auto"/>
-              <w:jc w:val="both"/>
-              <w:rPr>
-                <w:b w:val="1"/>
-                <w:bCs w:val="1"/>
-                <w:sz w:val="16"/>
-                <w:szCs w:val="16"/>
-              </w:rPr>
-            </w:pPr>
-            <w:r>
-              <w:rPr>
-                <w:rtl w:val="0"/>
-              </w:rPr>
-            </w:r>
-          </w:p>
-        </w:tc>
-        <w:tc>
-          <w:tcPr/>
-          <w:p>
-            <w:pPr>
-              <w:spacing w:line="360" w:lineRule="auto"/>
-              <w:jc w:val="both"/>
-              <w:rPr>
-                <w:b w:val="1"/>
-                <w:bCs w:val="1"/>
-                <w:sz w:val="16"/>
-                <w:szCs w:val="16"/>
-              </w:rPr>
-            </w:pPr>
-            <w:r>
-              <w:rPr>
-                <w:rtl w:val="0"/>
-              </w:rPr>
-            </w:r>
-          </w:p>
-        </w:tc>
-        <w:tc>
-          <w:tcPr/>
-          <w:p>
-            <w:pPr>
-              <w:spacing w:line="360" w:lineRule="auto"/>
-              <w:jc w:val="both"/>
-              <w:rPr>
-                <w:b w:val="1"/>
-                <w:bCs w:val="1"/>
-                <w:sz w:val="16"/>
-                <w:szCs w:val="16"/>
-              </w:rPr>
-            </w:pPr>
-            <w:r>
-              <w:rPr>
-                <w:rtl w:val="0"/>
-              </w:rPr>
-            </w:r>
-          </w:p>
-        </w:tc>
-        <w:tc>
-          <w:tcPr/>
-          <w:p>
-            <w:pPr>
-              <w:spacing w:line="360" w:lineRule="auto"/>
-              <w:jc w:val="both"/>
-              <w:rPr>
-                <w:b w:val="1"/>
-                <w:bCs w:val="1"/>
-                <w:sz w:val="16"/>
-                <w:szCs w:val="16"/>
-              </w:rPr>
-            </w:pPr>
-            <w:r>
-              <w:rPr>
-                <w:rtl w:val="0"/>
-              </w:rPr>
-            </w:r>
-          </w:p>
-        </w:tc>
-        <w:tc>
-          <w:tcPr/>
-          <w:p>
-            <w:pPr>
-              <w:spacing w:line="360" w:lineRule="auto"/>
-              <w:jc w:val="both"/>
-              <w:rPr>
-                <w:b w:val="1"/>
-                <w:bCs w:val="1"/>
-                <w:sz w:val="16"/>
-                <w:szCs w:val="16"/>
-              </w:rPr>
-            </w:pPr>
-            <w:r>
-              <w:rPr>
-                <w:rtl w:val="0"/>
-              </w:rPr>
-            </w:r>
-          </w:p>
-        </w:tc>
-        <w:tc>
-          <w:tcPr/>
-          <w:p>
-            <w:pPr>
-              <w:spacing w:line="360" w:lineRule="auto"/>
-              <w:jc w:val="both"/>
-              <w:rPr>
-                <w:b w:val="1"/>
-                <w:bCs w:val="1"/>
-                <w:sz w:val="16"/>
-                <w:szCs w:val="16"/>
-              </w:rPr>
-            </w:pPr>
-            <w:r>
-              <w:rPr>
-                <w:rtl w:val="0"/>
-              </w:rPr>
-            </w:r>
-          </w:p>
-        </w:tc>
-        <w:tc>
-          <w:tcPr/>
-          <w:p>
-            <w:pPr>
-              <w:spacing w:line="360" w:lineRule="auto"/>
-              <w:jc w:val="both"/>
-              <w:rPr>
-                <w:b w:val="1"/>
-                <w:bCs w:val="1"/>
-                <w:sz w:val="16"/>
-                <w:szCs w:val="16"/>
-              </w:rPr>
-            </w:pPr>
-            <w:r>
-              <w:rPr>
-                <w:rtl w:val="0"/>
-              </w:rPr>
-            </w:r>
-          </w:p>
-        </w:tc>
-        <w:tc>
-          <w:tcPr/>
-          <w:p>
-            <w:pPr>
-              <w:spacing w:line="360" w:lineRule="auto"/>
-              <w:jc w:val="both"/>
-              <w:rPr>
-                <w:b w:val="1"/>
-                <w:bCs w:val="1"/>
-                <w:sz w:val="16"/>
-                <w:szCs w:val="16"/>
-              </w:rPr>
-            </w:pPr>
-            <w:r>
-              <w:rPr>
-                <w:rtl w:val="0"/>
-              </w:rPr>
-            </w:r>
-          </w:p>
-        </w:tc>
-        <w:tc>
-          <w:tcPr/>
-          <w:p>
-            <w:pPr>
-              <w:spacing w:line="360" w:lineRule="auto"/>
-              <w:jc w:val="both"/>
-              <w:rPr>
-                <w:b w:val="1"/>
-                <w:bCs w:val="1"/>
-                <w:sz w:val="16"/>
-                <w:szCs w:val="16"/>
-              </w:rPr>
-            </w:pPr>
-            <w:r>
-              <w:rPr>
-                <w:rtl w:val="0"/>
-              </w:rPr>
-            </w:r>
-          </w:p>
-        </w:tc>
-        <w:tc>
-          <w:tcPr/>
-          <w:p>
-            <w:pPr>
-              <w:spacing w:line="360" w:lineRule="auto"/>
-              <w:jc w:val="both"/>
-              <w:rPr>
-                <w:b w:val="1"/>
-                <w:bCs w:val="1"/>
-                <w:sz w:val="16"/>
-                <w:szCs w:val="16"/>
-              </w:rPr>
-            </w:pPr>
-            <w:r>
-              <w:rPr>
-                <w:rtl w:val="0"/>
-              </w:rPr>
-            </w:r>
-          </w:p>
-        </w:tc>
-        <w:tc>
-          <w:tcPr>
-            <w:gridSpan w:val="2"/>
-          </w:tcPr>
-          <w:p>
-            <w:pPr>
-              <w:spacing w:line="360" w:lineRule="auto"/>
-              <w:jc w:val="both"/>
-              <w:rPr>
-                <w:b w:val="1"/>
-                <w:bCs w:val="1"/>
-                <w:sz w:val="16"/>
-                <w:szCs w:val="16"/>
-              </w:rPr>
-            </w:pPr>
-            <w:r>
-              <w:rPr>
-                <w:rtl w:val="0"/>
-              </w:rPr>
-            </w:r>
-          </w:p>
-        </w:tc>
-        <w:tc>
-          <w:tcPr/>
-          <w:p>
-            <w:pPr>
-              <w:spacing w:line="360" w:lineRule="auto"/>
-              <w:jc w:val="both"/>
-              <w:rPr>
-                <w:b w:val="1"/>
-                <w:bCs w:val="1"/>
-                <w:sz w:val="16"/>
-                <w:szCs w:val="16"/>
-              </w:rPr>
-            </w:pPr>
-            <w:r>
-              <w:rPr>
-                <w:rtl w:val="0"/>
-              </w:rPr>
-            </w:r>
-          </w:p>
-        </w:tc>
-        <w:tc>
-          <w:tcPr/>
-          <w:p>
-            <w:pPr>
-              <w:spacing w:line="360" w:lineRule="auto"/>
-              <w:jc w:val="both"/>
-              <w:rPr>
-                <w:b w:val="1"/>
-                <w:bCs w:val="1"/>
-                <w:sz w:val="16"/>
-                <w:szCs w:val="16"/>
-              </w:rPr>
-            </w:pPr>
-            <w:r>
-              <w:rPr>
-                <w:rtl w:val="0"/>
-              </w:rPr>
-            </w:r>
-          </w:p>
-        </w:tc>
-      </w:tr>
-      <w:tr>
-        <w:trPr>
-          <w:cantSplit w:val="0"/>
-          <w:trHeight w:val="303" w:hRule="atLeast"/>
-          <w:tblHeader w:val="0"/>
-        </w:trPr>
-        <w:tc>
-          <w:tcPr/>
-          <w:p>
-            <w:pPr>
-              <w:spacing w:line="360" w:lineRule="auto"/>
-              <w:jc w:val="both"/>
-              <w:rPr>
-                <w:b w:val="1"/>
-                <w:bCs w:val="1"/>
-                <w:sz w:val="16"/>
-                <w:szCs w:val="16"/>
-              </w:rPr>
-            </w:pPr>
-            <w:r>
-              <w:rPr>
-                <w:rtl w:val="0"/>
-              </w:rPr>
-            </w:r>
-          </w:p>
-        </w:tc>
-        <w:tc>
-          <w:tcPr/>
-          <w:p>
-            <w:pPr>
-              <w:spacing w:line="360" w:lineRule="auto"/>
-              <w:jc w:val="both"/>
-              <w:rPr>
-                <w:b w:val="1"/>
-                <w:bCs w:val="1"/>
-                <w:sz w:val="16"/>
-                <w:szCs w:val="16"/>
-              </w:rPr>
-            </w:pPr>
-            <w:r>
-              <w:rPr>
-                <w:rtl w:val="0"/>
-              </w:rPr>
-            </w:r>
-          </w:p>
-        </w:tc>
-        <w:tc>
-          <w:tcPr/>
-          <w:p>
-            <w:pPr>
-              <w:spacing w:line="360" w:lineRule="auto"/>
-              <w:jc w:val="both"/>
-              <w:rPr>
-                <w:b w:val="1"/>
-                <w:bCs w:val="1"/>
-                <w:sz w:val="16"/>
-                <w:szCs w:val="16"/>
-              </w:rPr>
-            </w:pPr>
-            <w:r>
-              <w:rPr>
-                <w:rtl w:val="0"/>
-              </w:rPr>
-            </w:r>
-          </w:p>
-        </w:tc>
-        <w:tc>
-          <w:tcPr/>
-          <w:p>
-            <w:pPr>
-              <w:spacing w:line="360" w:lineRule="auto"/>
-              <w:jc w:val="both"/>
-              <w:rPr>
-                <w:b w:val="1"/>
-                <w:bCs w:val="1"/>
-                <w:sz w:val="16"/>
-                <w:szCs w:val="16"/>
-              </w:rPr>
-            </w:pPr>
-            <w:r>
-              <w:rPr>
-                <w:rtl w:val="0"/>
-              </w:rPr>
-            </w:r>
-          </w:p>
-        </w:tc>
-        <w:tc>
-          <w:tcPr/>
-          <w:p>
-            <w:pPr>
-              <w:spacing w:line="360" w:lineRule="auto"/>
-              <w:jc w:val="both"/>
-              <w:rPr>
-                <w:b w:val="1"/>
-                <w:bCs w:val="1"/>
-                <w:sz w:val="16"/>
-                <w:szCs w:val="16"/>
-              </w:rPr>
-            </w:pPr>
-            <w:r>
-              <w:rPr>
-                <w:rtl w:val="0"/>
-              </w:rPr>
-            </w:r>
-          </w:p>
-        </w:tc>
-        <w:tc>
-          <w:tcPr/>
-          <w:p>
-            <w:pPr>
-              <w:spacing w:line="360" w:lineRule="auto"/>
-              <w:jc w:val="both"/>
-              <w:rPr>
-                <w:b w:val="1"/>
-                <w:bCs w:val="1"/>
-                <w:sz w:val="16"/>
-                <w:szCs w:val="16"/>
-              </w:rPr>
-            </w:pPr>
-            <w:r>
-              <w:rPr>
-                <w:rtl w:val="0"/>
-              </w:rPr>
-            </w:r>
-          </w:p>
-        </w:tc>
-        <w:tc>
-          <w:tcPr/>
-          <w:p>
-            <w:pPr>
-              <w:spacing w:line="360" w:lineRule="auto"/>
-              <w:jc w:val="both"/>
-              <w:rPr>
-                <w:b w:val="1"/>
-                <w:bCs w:val="1"/>
-                <w:sz w:val="16"/>
-                <w:szCs w:val="16"/>
-              </w:rPr>
-            </w:pPr>
-            <w:r>
-              <w:rPr>
-                <w:rtl w:val="0"/>
-              </w:rPr>
-            </w:r>
-          </w:p>
-        </w:tc>
-        <w:tc>
-          <w:tcPr/>
-          <w:p>
-            <w:pPr>
-              <w:spacing w:line="360" w:lineRule="auto"/>
-              <w:jc w:val="both"/>
-              <w:rPr>
-                <w:b w:val="1"/>
-                <w:bCs w:val="1"/>
-                <w:sz w:val="16"/>
-                <w:szCs w:val="16"/>
-              </w:rPr>
-            </w:pPr>
-            <w:r>
-              <w:rPr>
-                <w:rtl w:val="0"/>
-              </w:rPr>
-            </w:r>
-          </w:p>
-        </w:tc>
-        <w:tc>
-          <w:tcPr/>
-          <w:p>
-            <w:pPr>
-              <w:spacing w:line="360" w:lineRule="auto"/>
-              <w:jc w:val="both"/>
-              <w:rPr>
-                <w:b w:val="1"/>
-                <w:bCs w:val="1"/>
-                <w:sz w:val="16"/>
-                <w:szCs w:val="16"/>
-              </w:rPr>
-            </w:pPr>
-            <w:r>
-              <w:rPr>
-                <w:rtl w:val="0"/>
-              </w:rPr>
-            </w:r>
-          </w:p>
-        </w:tc>
-        <w:tc>
-          <w:tcPr/>
-          <w:p>
-            <w:pPr>
-              <w:spacing w:line="360" w:lineRule="auto"/>
-              <w:jc w:val="both"/>
-              <w:rPr>
-                <w:b w:val="1"/>
-                <w:bCs w:val="1"/>
-                <w:sz w:val="16"/>
-                <w:szCs w:val="16"/>
-              </w:rPr>
-            </w:pPr>
-            <w:r>
-              <w:rPr>
-                <w:rtl w:val="0"/>
-              </w:rPr>
-            </w:r>
-          </w:p>
-        </w:tc>
-        <w:tc>
-          <w:tcPr/>
-          <w:p>
-            <w:pPr>
-              <w:spacing w:line="360" w:lineRule="auto"/>
-              <w:jc w:val="both"/>
-              <w:rPr>
-                <w:b w:val="1"/>
-                <w:bCs w:val="1"/>
-                <w:sz w:val="16"/>
-                <w:szCs w:val="16"/>
-              </w:rPr>
-            </w:pPr>
-            <w:r>
-              <w:rPr>
-                <w:rtl w:val="0"/>
-              </w:rPr>
-            </w:r>
-          </w:p>
-        </w:tc>
-        <w:tc>
-          <w:tcPr/>
-          <w:p>
-            <w:pPr>
-              <w:spacing w:line="360" w:lineRule="auto"/>
-              <w:jc w:val="both"/>
-              <w:rPr>
-                <w:b w:val="1"/>
-                <w:bCs w:val="1"/>
-                <w:sz w:val="16"/>
-                <w:szCs w:val="16"/>
-              </w:rPr>
-            </w:pPr>
-            <w:r>
-              <w:rPr>
-                <w:rtl w:val="0"/>
-              </w:rPr>
-            </w:r>
-          </w:p>
-        </w:tc>
-        <w:tc>
-          <w:tcPr/>
-          <w:p>
-            <w:pPr>
-              <w:spacing w:line="360" w:lineRule="auto"/>
-              <w:jc w:val="both"/>
-              <w:rPr>
-                <w:b w:val="1"/>
-                <w:bCs w:val="1"/>
-                <w:sz w:val="16"/>
-                <w:szCs w:val="16"/>
-              </w:rPr>
-            </w:pPr>
-            <w:r>
-              <w:rPr>
-                <w:rtl w:val="0"/>
-              </w:rPr>
-            </w:r>
-          </w:p>
-        </w:tc>
-        <w:tc>
-          <w:tcPr/>
-          <w:p>
-            <w:pPr>
-              <w:spacing w:line="360" w:lineRule="auto"/>
-              <w:jc w:val="both"/>
-              <w:rPr>
-                <w:b w:val="1"/>
-                <w:bCs w:val="1"/>
-                <w:sz w:val="16"/>
-                <w:szCs w:val="16"/>
-              </w:rPr>
-            </w:pPr>
-            <w:r>
-              <w:rPr>
-                <w:rtl w:val="0"/>
-              </w:rPr>
-            </w:r>
-          </w:p>
-        </w:tc>
-        <w:tc>
-          <w:tcPr/>
-          <w:p>
-            <w:pPr>
-              <w:spacing w:line="360" w:lineRule="auto"/>
-              <w:jc w:val="both"/>
-              <w:rPr>
-                <w:b w:val="1"/>
-                <w:bCs w:val="1"/>
-                <w:sz w:val="16"/>
-                <w:szCs w:val="16"/>
-              </w:rPr>
-            </w:pPr>
-            <w:r>
-              <w:rPr>
-                <w:rtl w:val="0"/>
-              </w:rPr>
-            </w:r>
-          </w:p>
-        </w:tc>
-        <w:tc>
-          <w:tcPr/>
-          <w:p>
-            <w:pPr>
-              <w:spacing w:line="360" w:lineRule="auto"/>
-              <w:jc w:val="both"/>
-              <w:rPr>
-                <w:b w:val="1"/>
-                <w:bCs w:val="1"/>
-                <w:sz w:val="16"/>
-                <w:szCs w:val="16"/>
-              </w:rPr>
-            </w:pPr>
-            <w:r>
-              <w:rPr>
-                <w:rtl w:val="0"/>
-              </w:rPr>
-            </w:r>
-          </w:p>
-        </w:tc>
-        <w:tc>
-          <w:tcPr>
-            <w:gridSpan w:val="2"/>
-          </w:tcPr>
-          <w:p>
-            <w:pPr>
-              <w:spacing w:line="360" w:lineRule="auto"/>
-              <w:jc w:val="both"/>
-              <w:rPr>
-                <w:b w:val="1"/>
-                <w:bCs w:val="1"/>
-                <w:sz w:val="16"/>
-                <w:szCs w:val="16"/>
-              </w:rPr>
-            </w:pPr>
-            <w:r>
-              <w:rPr>
-                <w:rtl w:val="0"/>
-              </w:rPr>
-            </w:r>
-          </w:p>
-        </w:tc>
-        <w:tc>
-          <w:tcPr/>
-          <w:p>
-            <w:pPr>
-              <w:spacing w:line="360" w:lineRule="auto"/>
-              <w:jc w:val="both"/>
-              <w:rPr>
-                <w:b w:val="1"/>
-                <w:bCs w:val="1"/>
-                <w:sz w:val="16"/>
-                <w:szCs w:val="16"/>
-              </w:rPr>
-            </w:pPr>
-            <w:r>
-              <w:rPr>
-                <w:rtl w:val="0"/>
-              </w:rPr>
-            </w:r>
-          </w:p>
-        </w:tc>
-        <w:tc>
-          <w:tcPr/>
-          <w:p>
-            <w:pPr>
-              <w:spacing w:line="360" w:lineRule="auto"/>
-              <w:jc w:val="both"/>
-              <w:rPr>
-                <w:b w:val="1"/>
-                <w:bCs w:val="1"/>
-                <w:sz w:val="16"/>
-                <w:szCs w:val="16"/>
-              </w:rPr>
-            </w:pPr>
-            <w:r>
-              <w:rPr>
-                <w:rtl w:val="0"/>
-              </w:rPr>
-            </w:r>
-          </w:p>
-        </w:tc>
-      </w:tr>
-      <w:tr>
-        <w:trPr>
-          <w:cantSplit w:val="0"/>
-          <w:trHeight w:val="294" w:hRule="atLeast"/>
-          <w:tblHeader w:val="0"/>
-        </w:trPr>
-        <w:tc>
-          <w:tcPr/>
-          <w:p>
-            <w:pPr>
-              <w:spacing w:line="360" w:lineRule="auto"/>
-              <w:jc w:val="both"/>
-              <w:rPr>
-                <w:b w:val="1"/>
-                <w:bCs w:val="1"/>
-                <w:sz w:val="16"/>
-                <w:szCs w:val="16"/>
-              </w:rPr>
-            </w:pPr>
-            <w:r>
-              <w:rPr>
-                <w:rtl w:val="0"/>
-              </w:rPr>
-            </w:r>
-          </w:p>
-        </w:tc>
-        <w:tc>
-          <w:tcPr/>
-          <w:p>
-            <w:pPr>
-              <w:spacing w:line="360" w:lineRule="auto"/>
-              <w:jc w:val="both"/>
-              <w:rPr>
-                <w:b w:val="1"/>
-                <w:bCs w:val="1"/>
-                <w:sz w:val="16"/>
-                <w:szCs w:val="16"/>
-              </w:rPr>
-            </w:pPr>
-            <w:r>
-              <w:rPr>
-                <w:rtl w:val="0"/>
-              </w:rPr>
-            </w:r>
-          </w:p>
-        </w:tc>
-        <w:tc>
-          <w:tcPr/>
-          <w:p>
-            <w:pPr>
-              <w:spacing w:line="360" w:lineRule="auto"/>
-              <w:jc w:val="both"/>
-              <w:rPr>
-                <w:b w:val="1"/>
-                <w:bCs w:val="1"/>
-                <w:sz w:val="16"/>
-                <w:szCs w:val="16"/>
-              </w:rPr>
-            </w:pPr>
-            <w:r>
-              <w:rPr>
-                <w:rtl w:val="0"/>
-              </w:rPr>
-            </w:r>
-          </w:p>
-        </w:tc>
-        <w:tc>
-          <w:tcPr/>
-          <w:p>
-            <w:pPr>
-              <w:spacing w:line="360" w:lineRule="auto"/>
-              <w:jc w:val="both"/>
-              <w:rPr>
-                <w:b w:val="1"/>
-                <w:bCs w:val="1"/>
-                <w:sz w:val="16"/>
-                <w:szCs w:val="16"/>
-              </w:rPr>
-            </w:pPr>
-            <w:r>
-              <w:rPr>
-                <w:rtl w:val="0"/>
-              </w:rPr>
-            </w:r>
-          </w:p>
-        </w:tc>
-        <w:tc>
-          <w:tcPr/>
-          <w:p>
-            <w:pPr>
-              <w:spacing w:line="360" w:lineRule="auto"/>
-              <w:jc w:val="both"/>
-              <w:rPr>
-                <w:b w:val="1"/>
-                <w:bCs w:val="1"/>
-                <w:sz w:val="16"/>
-                <w:szCs w:val="16"/>
-              </w:rPr>
-            </w:pPr>
-            <w:r>
-              <w:rPr>
-                <w:rtl w:val="0"/>
-              </w:rPr>
-            </w:r>
-          </w:p>
-        </w:tc>
-        <w:tc>
-          <w:tcPr/>
-          <w:p>
-            <w:pPr>
-              <w:spacing w:line="360" w:lineRule="auto"/>
-              <w:jc w:val="both"/>
-              <w:rPr>
-                <w:b w:val="1"/>
-                <w:bCs w:val="1"/>
-                <w:sz w:val="16"/>
-                <w:szCs w:val="16"/>
-              </w:rPr>
-            </w:pPr>
-            <w:r>
-              <w:rPr>
-                <w:rtl w:val="0"/>
-              </w:rPr>
-            </w:r>
-          </w:p>
-        </w:tc>
-        <w:tc>
-          <w:tcPr/>
-          <w:p>
-            <w:pPr>
-              <w:spacing w:line="360" w:lineRule="auto"/>
-              <w:jc w:val="both"/>
-              <w:rPr>
-                <w:b w:val="1"/>
-                <w:bCs w:val="1"/>
-                <w:sz w:val="16"/>
-                <w:szCs w:val="16"/>
-              </w:rPr>
-            </w:pPr>
-            <w:r>
-              <w:rPr>
-                <w:rtl w:val="0"/>
-              </w:rPr>
-            </w:r>
-          </w:p>
-        </w:tc>
-        <w:tc>
-          <w:tcPr/>
-          <w:p>
-            <w:pPr>
-              <w:spacing w:line="360" w:lineRule="auto"/>
-              <w:jc w:val="both"/>
-              <w:rPr>
-                <w:b w:val="1"/>
-                <w:bCs w:val="1"/>
-                <w:sz w:val="16"/>
-                <w:szCs w:val="16"/>
-              </w:rPr>
-            </w:pPr>
-            <w:r>
-              <w:rPr>
-                <w:rtl w:val="0"/>
-              </w:rPr>
-            </w:r>
-          </w:p>
-        </w:tc>
-        <w:tc>
-          <w:tcPr/>
-          <w:p>
-            <w:pPr>
-              <w:spacing w:line="360" w:lineRule="auto"/>
-              <w:jc w:val="both"/>
-              <w:rPr>
-                <w:b w:val="1"/>
-                <w:bCs w:val="1"/>
-                <w:sz w:val="16"/>
-                <w:szCs w:val="16"/>
-              </w:rPr>
-            </w:pPr>
-            <w:r>
-              <w:rPr>
-                <w:rtl w:val="0"/>
-              </w:rPr>
-            </w:r>
-          </w:p>
-        </w:tc>
-        <w:tc>
-          <w:tcPr/>
-          <w:p>
-            <w:pPr>
-              <w:spacing w:line="360" w:lineRule="auto"/>
-              <w:jc w:val="both"/>
-              <w:rPr>
-                <w:b w:val="1"/>
-                <w:bCs w:val="1"/>
-                <w:sz w:val="16"/>
-                <w:szCs w:val="16"/>
-              </w:rPr>
-            </w:pPr>
-            <w:r>
-              <w:rPr>
-                <w:rtl w:val="0"/>
-              </w:rPr>
-            </w:r>
-          </w:p>
-        </w:tc>
-        <w:tc>
-          <w:tcPr/>
-          <w:p>
-            <w:pPr>
-              <w:spacing w:line="360" w:lineRule="auto"/>
-              <w:jc w:val="both"/>
-              <w:rPr>
-                <w:b w:val="1"/>
-                <w:bCs w:val="1"/>
-                <w:sz w:val="16"/>
-                <w:szCs w:val="16"/>
-              </w:rPr>
-            </w:pPr>
-            <w:r>
-              <w:rPr>
-                <w:rtl w:val="0"/>
-              </w:rPr>
-            </w:r>
-          </w:p>
-        </w:tc>
-        <w:tc>
-          <w:tcPr/>
-          <w:p>
-            <w:pPr>
-              <w:spacing w:line="360" w:lineRule="auto"/>
-              <w:jc w:val="both"/>
-              <w:rPr>
-                <w:b w:val="1"/>
-                <w:bCs w:val="1"/>
-                <w:sz w:val="16"/>
-                <w:szCs w:val="16"/>
-              </w:rPr>
-            </w:pPr>
-            <w:r>
-              <w:rPr>
-                <w:rtl w:val="0"/>
-              </w:rPr>
-            </w:r>
-          </w:p>
-        </w:tc>
-        <w:tc>
-          <w:tcPr/>
-          <w:p>
-            <w:pPr>
-              <w:spacing w:line="360" w:lineRule="auto"/>
-              <w:jc w:val="both"/>
-              <w:rPr>
-                <w:b w:val="1"/>
-                <w:bCs w:val="1"/>
-                <w:sz w:val="16"/>
-                <w:szCs w:val="16"/>
-              </w:rPr>
-            </w:pPr>
-            <w:r>
-              <w:rPr>
-                <w:rtl w:val="0"/>
-              </w:rPr>
-            </w:r>
-          </w:p>
-        </w:tc>
-        <w:tc>
-          <w:tcPr/>
-          <w:p>
-            <w:pPr>
-              <w:spacing w:line="360" w:lineRule="auto"/>
-              <w:jc w:val="both"/>
-              <w:rPr>
-                <w:b w:val="1"/>
-                <w:bCs w:val="1"/>
-                <w:sz w:val="16"/>
-                <w:szCs w:val="16"/>
-              </w:rPr>
-            </w:pPr>
-            <w:r>
-              <w:rPr>
-                <w:rtl w:val="0"/>
-              </w:rPr>
-            </w:r>
-          </w:p>
-        </w:tc>
-        <w:tc>
-          <w:tcPr/>
-          <w:p>
-            <w:pPr>
-              <w:spacing w:line="360" w:lineRule="auto"/>
-              <w:jc w:val="both"/>
-              <w:rPr>
-                <w:b w:val="1"/>
-                <w:bCs w:val="1"/>
-                <w:sz w:val="16"/>
-                <w:szCs w:val="16"/>
-              </w:rPr>
-            </w:pPr>
-            <w:r>
-              <w:rPr>
-                <w:rtl w:val="0"/>
-              </w:rPr>
-            </w:r>
-          </w:p>
-        </w:tc>
-        <w:tc>
-          <w:tcPr/>
-          <w:p>
-            <w:pPr>
-              <w:spacing w:line="360" w:lineRule="auto"/>
-              <w:jc w:val="both"/>
-              <w:rPr>
-                <w:b w:val="1"/>
-                <w:bCs w:val="1"/>
-                <w:sz w:val="16"/>
-                <w:szCs w:val="16"/>
-              </w:rPr>
-            </w:pPr>
-            <w:r>
-              <w:rPr>
-                <w:rtl w:val="0"/>
-              </w:rPr>
-            </w:r>
-          </w:p>
-        </w:tc>
-        <w:tc>
-          <w:tcPr>
-            <w:gridSpan w:val="2"/>
-          </w:tcPr>
-          <w:p>
-            <w:pPr>
-              <w:spacing w:line="360" w:lineRule="auto"/>
-              <w:jc w:val="both"/>
-              <w:rPr>
-                <w:b w:val="1"/>
-                <w:bCs w:val="1"/>
-                <w:sz w:val="16"/>
-                <w:szCs w:val="16"/>
-              </w:rPr>
-            </w:pPr>
-            <w:r>
-              <w:rPr>
-                <w:rtl w:val="0"/>
-              </w:rPr>
-            </w:r>
-          </w:p>
-        </w:tc>
-        <w:tc>
-          <w:tcPr/>
-          <w:p>
-            <w:pPr>
-              <w:spacing w:line="360" w:lineRule="auto"/>
-              <w:jc w:val="both"/>
-              <w:rPr>
-                <w:b w:val="1"/>
-                <w:bCs w:val="1"/>
-                <w:sz w:val="16"/>
-                <w:szCs w:val="16"/>
-              </w:rPr>
-            </w:pPr>
-            <w:r>
-              <w:rPr>
-                <w:rtl w:val="0"/>
-              </w:rPr>
-            </w:r>
-          </w:p>
-        </w:tc>
-        <w:tc>
-          <w:tcPr/>
-          <w:p>
-            <w:pPr>
-              <w:spacing w:line="360" w:lineRule="auto"/>
-              <w:jc w:val="both"/>
-              <w:rPr>
-                <w:b w:val="1"/>
-                <w:bCs w:val="1"/>
-                <w:sz w:val="16"/>
-                <w:szCs w:val="16"/>
-              </w:rPr>
-            </w:pPr>
-            <w:r>
-              <w:rPr>
-                <w:rtl w:val="0"/>
-              </w:rPr>
-            </w:r>
-          </w:p>
-        </w:tc>
-      </w:tr>
-    </w:tbl>
     <w:p>
       <w:pPr>
         <w:rPr/>
       </w:pPr>
+      <w:r>
+        <w:rPr/>
+        <w:drawing>
+          <wp:inline distB="114300" distT="114300" distL="114300" distR="114300">
+            <wp:extent cx="5399730" cy="1879600"/>
+            <wp:effectExtent b="0" l="0" r="0" t="0"/>
+            <wp:docPr id="50" name="image2.png"/>
+            <a:graphic>
+              <a:graphicData uri="http://schemas.openxmlformats.org/drawingml/2006/picture">
+                <pic:pic>
+                  <pic:nvPicPr>
+                    <pic:cNvPr id="0" name="image2.png"/>
+                    <pic:cNvPicPr preferRelativeResize="0"/>
+                  </pic:nvPicPr>
+                  <pic:blipFill>
+                    <a:blip r:embed="rId9"/>
+                    <a:srcRect b="0" l="0" r="0" t="0"/>
+                    <a:stretch>
+                      <a:fillRect/>
+                    </a:stretch>
+                  </pic:blipFill>
+                  <pic:spPr>
+                    <a:xfrm>
+                      <a:off x="0" y="0"/>
+                      <a:ext cx="5399730" cy="1879600"/>
+                    </a:xfrm>
+                    <a:prstGeom prst="rect"/>
+                    <a:ln/>
+                  </pic:spPr>
+                </pic:pic>
+              </a:graphicData>
+            </a:graphic>
+          </wp:inline>
+        </w:drawing>
+      </w:r>
       <w:r>
         <w:rPr>
           <w:rtl w:val="0"/>
@@ -7088,7 +9012,7 @@
       </w:r>
     </w:p>
     <w:sectPr>
-      <w:headerReference r:id="rId9" w:type="default"/>
+      <w:headerReference r:id="rId10" w:type="default"/>
       <w:pgSz w:h="16838" w:w="11906" w:orient="portrait"/>
       <w:pgMar w:bottom="1417" w:top="1417" w:left="1701" w:right="1701" w:header="708" w:footer="708"/>
       <w:pgNumType w:start="1"/>
@@ -7102,35 +9026,11 @@
   <w:footnote w:id="0">
     <w:p>
       <w:pPr>
-        <w:keepNext w:val="0"/>
-        <w:keepLines w:val="0"/>
-        <w:pageBreakBefore w:val="0"/>
-        <w:widowControl w:val="1"/>
-        <w:pBdr>
-          <w:top w:space="0" w:sz="0" w:val="nil"/>
-          <w:left w:space="0" w:sz="0" w:val="nil"/>
-          <w:bottom w:space="0" w:sz="0" w:val="nil"/>
-          <w:right w:space="0" w:sz="0" w:val="nil"/>
-          <w:between w:space="0" w:sz="0" w:val="nil"/>
-        </w:pBdr>
-        <w:shd w:fill="auto" w:val="clear"/>
-        <w:spacing w:after="0" w:before="0" w:line="240" w:lineRule="auto"/>
-        <w:ind w:left="0" w:right="0" w:firstLine="0"/>
-        <w:jc w:val="left"/>
+        <w:spacing w:after="0" w:line="240" w:lineRule="auto"/>
         <w:rPr>
-          <w:rFonts w:ascii="Calibri" w:cs="Calibri" w:eastAsia="Calibri" w:hAnsi="Calibri"/>
-          <w:b w:val="0"/>
-          <w:bCs w:val="0"/>
-          <w:i w:val="0"/>
-          <w:iCs w:val="0"/>
-          <w:smallCaps w:val="0"/>
-          <w:strike w:val="0"/>
           <w:color w:val="595959"/>
           <w:sz w:val="20"/>
           <w:szCs w:val="20"/>
-          <w:u w:val="none"/>
-          <w:shd w:fill="auto" w:val="clear"/>
-          <w:vertAlign w:val="baseline"/>
         </w:rPr>
       </w:pPr>
       <w:r>
@@ -7142,38 +9042,17 @@
       </w:r>
       <w:r>
         <w:rPr>
-          <w:rFonts w:ascii="Calibri" w:cs="Calibri" w:eastAsia="Calibri" w:hAnsi="Calibri"/>
-          <w:b w:val="0"/>
-          <w:bCs w:val="0"/>
-          <w:i w:val="0"/>
-          <w:iCs w:val="0"/>
-          <w:smallCaps w:val="0"/>
-          <w:strike w:val="0"/>
-          <w:color w:val="000000"/>
           <w:sz w:val="20"/>
           <w:szCs w:val="20"/>
-          <w:u w:val="none"/>
-          <w:shd w:fill="auto" w:val="clear"/>
-          <w:vertAlign w:val="baseline"/>
           <w:rtl w:val="0"/>
         </w:rPr>
         <w:t xml:space="preserve"> </w:t>
       </w:r>
       <w:r>
         <w:rPr>
-          <w:rFonts w:ascii="Calibri" w:cs="Calibri" w:eastAsia="Calibri" w:hAnsi="Calibri"/>
-          <w:b w:val="0"/>
-          <w:bCs w:val="0"/>
-          <w:i w:val="0"/>
-          <w:iCs w:val="0"/>
-          <w:smallCaps w:val="0"/>
-          <w:strike w:val="0"/>
           <w:color w:val="595959"/>
           <w:sz w:val="20"/>
           <w:szCs w:val="20"/>
-          <w:u w:val="none"/>
-          <w:shd w:fill="auto" w:val="clear"/>
-          <w:vertAlign w:val="baseline"/>
           <w:rtl w:val="0"/>
         </w:rPr>
         <w:t xml:space="preserve">En caso de que el Proyecto APT sea grupal, en esta columna deben indicar el nombre de los responsables de cada tarea o actividad. Esto posteriormente permitirá diferenciar la evaluación por cada integrante.</w:t>
@@ -7226,7 +9105,7 @@
   </w:p>
   <w:tbl>
     <w:tblPr>
-      <w:tblStyle w:val="Table17"/>
+      <w:tblStyle w:val="Table16"/>
       <w:tblW w:w="9923.0" w:type="dxa"/>
       <w:jc w:val="left"/>
       <w:tblInd w:w="-709.0" w:type="dxa"/>
@@ -7432,6 +9311,116 @@
   <w:abstractNum w:abstractNumId="1">
     <w:lvl w:ilvl="0">
       <w:start w:val="1"/>
+      <w:numFmt w:val="bullet"/>
+      <w:lvlText w:val="●"/>
+      <w:lvlJc w:val="left"/>
+      <w:pPr>
+        <w:ind w:left="720" w:hanging="360"/>
+      </w:pPr>
+      <w:rPr>
+        <w:u w:val="none"/>
+      </w:rPr>
+    </w:lvl>
+    <w:lvl w:ilvl="1">
+      <w:start w:val="1"/>
+      <w:numFmt w:val="bullet"/>
+      <w:lvlText w:val="○"/>
+      <w:lvlJc w:val="left"/>
+      <w:pPr>
+        <w:ind w:left="1440" w:hanging="360"/>
+      </w:pPr>
+      <w:rPr>
+        <w:u w:val="none"/>
+      </w:rPr>
+    </w:lvl>
+    <w:lvl w:ilvl="2">
+      <w:start w:val="1"/>
+      <w:numFmt w:val="bullet"/>
+      <w:lvlText w:val="■"/>
+      <w:lvlJc w:val="left"/>
+      <w:pPr>
+        <w:ind w:left="2160" w:hanging="360"/>
+      </w:pPr>
+      <w:rPr>
+        <w:u w:val="none"/>
+      </w:rPr>
+    </w:lvl>
+    <w:lvl w:ilvl="3">
+      <w:start w:val="1"/>
+      <w:numFmt w:val="bullet"/>
+      <w:lvlText w:val="●"/>
+      <w:lvlJc w:val="left"/>
+      <w:pPr>
+        <w:ind w:left="2880" w:hanging="360"/>
+      </w:pPr>
+      <w:rPr>
+        <w:u w:val="none"/>
+      </w:rPr>
+    </w:lvl>
+    <w:lvl w:ilvl="4">
+      <w:start w:val="1"/>
+      <w:numFmt w:val="bullet"/>
+      <w:lvlText w:val="○"/>
+      <w:lvlJc w:val="left"/>
+      <w:pPr>
+        <w:ind w:left="3600" w:hanging="360"/>
+      </w:pPr>
+      <w:rPr>
+        <w:u w:val="none"/>
+      </w:rPr>
+    </w:lvl>
+    <w:lvl w:ilvl="5">
+      <w:start w:val="1"/>
+      <w:numFmt w:val="bullet"/>
+      <w:lvlText w:val="■"/>
+      <w:lvlJc w:val="left"/>
+      <w:pPr>
+        <w:ind w:left="4320" w:hanging="360"/>
+      </w:pPr>
+      <w:rPr>
+        <w:u w:val="none"/>
+      </w:rPr>
+    </w:lvl>
+    <w:lvl w:ilvl="6">
+      <w:start w:val="1"/>
+      <w:numFmt w:val="bullet"/>
+      <w:lvlText w:val="●"/>
+      <w:lvlJc w:val="left"/>
+      <w:pPr>
+        <w:ind w:left="5040" w:hanging="360"/>
+      </w:pPr>
+      <w:rPr>
+        <w:u w:val="none"/>
+      </w:rPr>
+    </w:lvl>
+    <w:lvl w:ilvl="7">
+      <w:start w:val="1"/>
+      <w:numFmt w:val="bullet"/>
+      <w:lvlText w:val="○"/>
+      <w:lvlJc w:val="left"/>
+      <w:pPr>
+        <w:ind w:left="5760" w:hanging="360"/>
+      </w:pPr>
+      <w:rPr>
+        <w:u w:val="none"/>
+      </w:rPr>
+    </w:lvl>
+    <w:lvl w:ilvl="8">
+      <w:start w:val="1"/>
+      <w:numFmt w:val="bullet"/>
+      <w:lvlText w:val="■"/>
+      <w:lvlJc w:val="left"/>
+      <w:pPr>
+        <w:ind w:left="6480" w:hanging="360"/>
+      </w:pPr>
+      <w:rPr>
+        <w:u w:val="none"/>
+      </w:rPr>
+    </w:lvl>
+  </w:abstractNum>
+  <w:abstractNum w:abstractNumId="2">
+    <w:lvl w:ilvl="0">
+      <w:start w:val="1"/>
       <w:numFmt w:val="upperLetter"/>
       <w:lvlText w:val="%1."/>
       <w:lvlJc w:val="left"/>
@@ -7525,6 +9514,9 @@
   </w:abstractNum>
   <w:num w:numId="1">
     <w:abstractNumId w:val="1"/>
+  </w:num>
+  <w:num w:numId="2">
+    <w:abstractNumId w:val="2"/>
   </w:num>
 </w:numbering>
 </file>
@@ -8257,23 +10249,6 @@
       </w:tblCellMar>
     </w:tblPr>
   </w:style>
-  <w:style w:type="table" w:styleId="Table17">
-    <w:basedOn w:val="TableNormal"/>
-    <w:rPr>
-      <w:sz w:val="22"/>
-      <w:szCs w:val="22"/>
-    </w:rPr>
-    <w:tblPr>
-      <w:tblStyleRowBandSize w:val="1"/>
-      <w:tblStyleColBandSize w:val="1"/>
-      <w:tblCellMar>
-        <w:top w:w="0.0" w:type="dxa"/>
-        <w:left w:w="108.0" w:type="dxa"/>
-        <w:bottom w:w="0.0" w:type="dxa"/>
-        <w:right w:w="108.0" w:type="dxa"/>
-      </w:tblCellMar>
-    </w:tblPr>
-  </w:style>
 </w:styles>
 </file>
 
